--- a/src/assets/resume.docx
+++ b/src/assets/resume.docx
@@ -1,12 +1,14 @@
 
 <file path=word/document.xml><?xml version="1.0" encoding="utf-8"?>
-<w:document xmlns:mc="http://schemas.openxmlformats.org/markup-compatibility/2006" xmlns:o="urn:schemas-microsoft-com:office:office" xmlns:r="http://schemas.openxmlformats.org/officeDocument/2006/relationships" xmlns:m="http://schemas.openxmlformats.org/officeDocument/2006/math" xmlns:v="urn:schemas-microsoft-com:vml" xmlns:wp="http://schemas.openxmlformats.org/drawingml/2006/wordprocessingDrawing" xmlns:w10="urn:schemas-microsoft-com:office:word" xmlns:w="http://schemas.openxmlformats.org/wordprocessingml/2006/main" xmlns:wne="http://schemas.microsoft.com/office/word/2006/wordml" xmlns:sl="http://schemas.openxmlformats.org/schemaLibrary/2006/main" xmlns:a="http://schemas.openxmlformats.org/drawingml/2006/main" xmlns:pic="http://schemas.openxmlformats.org/drawingml/2006/picture" xmlns:c="http://schemas.openxmlformats.org/drawingml/2006/chart" xmlns:lc="http://schemas.openxmlformats.org/drawingml/2006/lockedCanvas" xmlns:dgm="http://schemas.openxmlformats.org/drawingml/2006/diagram" xmlns:wps="http://schemas.microsoft.com/office/word/2010/wordprocessingShape" xmlns:wpg="http://schemas.microsoft.com/office/word/2010/wordprocessingGroup" xmlns:w14="http://schemas.microsoft.com/office/word/2010/wordml" xmlns:w15="http://schemas.microsoft.com/office/word/2012/wordml">
+<w:document xmlns:o="urn:schemas-microsoft-com:office:office" xmlns:r="http://schemas.openxmlformats.org/officeDocument/2006/relationships" xmlns:v="urn:schemas-microsoft-com:vml" xmlns:w="http://schemas.openxmlformats.org/wordprocessingml/2006/main" xmlns:w10="urn:schemas-microsoft-com:office:word" xmlns:wp="http://schemas.openxmlformats.org/drawingml/2006/wordprocessingDrawing" xmlns:wps="http://schemas.microsoft.com/office/word/2010/wordprocessingShape" xmlns:wpg="http://schemas.microsoft.com/office/word/2010/wordprocessingGroup" xmlns:mc="http://schemas.openxmlformats.org/markup-compatibility/2006" xmlns:wp14="http://schemas.microsoft.com/office/word/2010/wordprocessingDrawing" xmlns:w14="http://schemas.microsoft.com/office/word/2010/wordml" xmlns:w15="http://schemas.microsoft.com/office/word/2012/wordml" mc:Ignorable="w14 wp14 w15">
   <w:body>
     <w:p>
       <w:pPr>
+        <w:pStyle w:val="Normal1"/>
         <w:jc w:val="right"/>
         <w:rPr>
-          <w:b w:val="1"/>
+          <w:b/>
+          <w:b/>
           <w:color w:val="000000"/>
           <w:sz w:val="15"/>
           <w:szCs w:val="15"/>
@@ -14,26 +16,22 @@
       </w:pPr>
       <w:r>
         <w:rPr>
-          <w:b w:val="1"/>
+          <w:b/>
           <w:color w:val="000000"/>
           <w:sz w:val="36"/>
           <w:szCs w:val="36"/>
-          <w:rtl w:val="0"/>
-        </w:rPr>
-        <w:t xml:space="preserve">JOHN MEYERIN</w:t>
-      </w:r>
-      <w:r>
-        <w:rPr>
-          <w:rtl w:val="0"/>
-        </w:rPr>
-      </w:r>
-    </w:p>
-    <w:p>
-      <w:pPr>
+        </w:rPr>
+        <w:t>JOHN MEYERIN</w:t>
+      </w:r>
+    </w:p>
+    <w:p>
+      <w:pPr>
+        <w:pStyle w:val="Normal1"/>
         <w:jc w:val="right"/>
         <w:rPr>
-          <w:rFonts w:ascii="Arial" w:cs="Arial" w:eastAsia="Arial" w:hAnsi="Arial"/>
-          <w:b w:val="1"/>
+          <w:rFonts w:ascii="Arial" w:hAnsi="Arial" w:eastAsia="Arial" w:cs="Arial"/>
+          <w:b/>
+          <w:b/>
           <w:color w:val="000000"/>
           <w:sz w:val="15"/>
           <w:szCs w:val="15"/>
@@ -41,133 +39,170 @@
       </w:pPr>
       <w:r>
         <w:rPr>
-          <w:rtl w:val="0"/>
-        </w:rPr>
-      </w:r>
-    </w:p>
-    <w:p>
-      <w:pPr>
+          <w:rFonts w:eastAsia="Arial" w:cs="Arial" w:ascii="Arial" w:hAnsi="Arial"/>
+          <w:b/>
+          <w:color w:val="000000"/>
+          <w:sz w:val="15"/>
+          <w:szCs w:val="15"/>
+        </w:rPr>
+      </w:r>
+    </w:p>
+    <w:p>
+      <w:pPr>
+        <w:pStyle w:val="Normal1"/>
         <w:jc w:val="right"/>
         <w:rPr>
-          <w:rFonts w:ascii="Arial" w:cs="Arial" w:eastAsia="Arial" w:hAnsi="Arial"/>
-          <w:b w:val="1"/>
-          <w:smallCaps w:val="1"/>
-          <w:sz w:val="20"/>
-          <w:szCs w:val="20"/>
-        </w:rPr>
-      </w:pPr>
-      <w:r>
-        <w:rPr>
-          <w:rFonts w:ascii="Arial" w:cs="Arial" w:eastAsia="Arial" w:hAnsi="Arial"/>
-          <w:b w:val="1"/>
+          <w:rFonts w:ascii="Arial" w:hAnsi="Arial" w:eastAsia="Arial" w:cs="Arial"/>
+          <w:b/>
+          <w:b/>
+          <w:smallCaps/>
+          <w:sz w:val="20"/>
+          <w:szCs w:val="20"/>
+        </w:rPr>
+      </w:pPr>
+      <w:hyperlink r:id="rId2">
+        <w:r>
+          <w:rPr>
+            <w:rStyle w:val="InternetLink"/>
+            <w:rFonts w:eastAsia="Arial" w:cs="Arial" w:ascii="Arial" w:hAnsi="Arial"/>
+            <w:b/>
+            <w:color w:val="000000"/>
+            <w:sz w:val="16"/>
+            <w:szCs w:val="16"/>
+          </w:rPr>
+          <w:t>patrick.meyerin@gmail.com</w:t>
+        </w:r>
+      </w:hyperlink>
+      <w:r>
+        <w:rPr>
+          <w:rFonts w:eastAsia="Arial" w:cs="Arial" w:ascii="Arial" w:hAnsi="Arial"/>
+          <w:b/>
+          <w:smallCaps/>
           <w:color w:val="000000"/>
-          <w:sz w:val="16"/>
-          <w:szCs w:val="16"/>
-          <w:rtl w:val="0"/>
-        </w:rPr>
-        <w:t xml:space="preserve">patrick.meyerin@gmail.com</w:t>
-      </w:r>
-      <w:r>
-        <w:rPr>
-          <w:rtl w:val="0"/>
-        </w:rPr>
+          <w:sz w:val="20"/>
+          <w:szCs w:val="20"/>
+        </w:rPr>
+        <w:t xml:space="preserve"> </w:t>
+      </w:r>
+      <w:r>
+        <w:rPr>
+          <w:rFonts w:eastAsia="Arial" w:cs="Arial" w:ascii="Arial" w:hAnsi="Arial"/>
+          <w:b/>
+          <w:smallCaps/>
+          <w:color w:val="000000"/>
+          <w:sz w:val="20"/>
+          <w:szCs w:val="20"/>
+        </w:rPr>
+        <w:t xml:space="preserve">| </w:t>
+      </w:r>
+      <w:r>
+        <w:rPr>
+          <w:rFonts w:eastAsia="Arial" w:cs="Arial" w:ascii="Arial" w:hAnsi="Arial"/>
+          <w:b/>
+          <w:smallCaps/>
+          <w:color w:val="2A6099"/>
+          <w:sz w:val="20"/>
+          <w:szCs w:val="20"/>
+          <w:u w:val="single"/>
+        </w:rPr>
+        <w:t>CitizenAbacus.com</w:t>
       </w:r>
     </w:p>
     <w:p>
       <w:pPr>
         <w:pStyle w:val="Heading2"/>
-        <w:spacing w:after="28" w:before="28" w:lineRule="auto"/>
-        <w:rPr>
-          <w:sz w:val="20"/>
-          <w:szCs w:val="20"/>
-        </w:rPr>
-      </w:pPr>
-      <w:bookmarkStart w:colFirst="0" w:colLast="0" w:name="_heading=h.xb5xjvqqneh4" w:id="0"/>
+        <w:spacing w:lineRule="auto" w:line="240" w:before="28" w:after="28"/>
+        <w:rPr>
+          <w:sz w:val="20"/>
+          <w:szCs w:val="20"/>
+        </w:rPr>
+      </w:pPr>
+      <w:bookmarkStart w:id="0" w:name="_heading=h.xb5xjvqqneh4"/>
       <w:bookmarkEnd w:id="0"/>
       <w:r>
         <w:rPr>
           <w:sz w:val="20"/>
           <w:szCs w:val="20"/>
-          <w:rtl w:val="0"/>
-        </w:rPr>
-        <w:br w:type="textWrapping"/>
+        </w:rPr>
+        <w:br/>
       </w:r>
       <w:r>
         <w:rPr>
           <w:sz w:val="24"/>
           <w:szCs w:val="24"/>
-          <w:rtl w:val="0"/>
-        </w:rPr>
-        <w:t xml:space="preserve">OBJECTIVE</w:t>
-      </w:r>
-      <w:r>
-        <w:rPr>
-          <w:sz w:val="20"/>
-          <w:szCs w:val="20"/>
-          <w:rtl w:val="0"/>
+        </w:rPr>
+        <w:t>OBJECTIVE</w:t>
+      </w:r>
+      <w:r>
+        <w:rPr>
+          <w:sz w:val="20"/>
+          <w:szCs w:val="20"/>
         </w:rPr>
         <w:t xml:space="preserve"> </w:t>
       </w:r>
     </w:p>
     <w:p>
       <w:pPr>
-        <w:spacing w:after="28" w:before="28" w:line="276" w:lineRule="auto"/>
-        <w:ind w:left="720" w:right="0" w:firstLine="0"/>
-        <w:rPr>
-          <w:rFonts w:ascii="Arial" w:cs="Arial" w:eastAsia="Arial" w:hAnsi="Arial"/>
-          <w:sz w:val="20"/>
-          <w:szCs w:val="20"/>
-        </w:rPr>
-      </w:pPr>
-      <w:r>
-        <w:rPr>
-          <w:rFonts w:ascii="Arial" w:cs="Arial" w:eastAsia="Arial" w:hAnsi="Arial"/>
-          <w:sz w:val="20"/>
-          <w:szCs w:val="20"/>
-          <w:rtl w:val="0"/>
-        </w:rPr>
-        <w:t xml:space="preserve">Seeking a position that is both challenging and rewarding working as a software architect or software engineer where I can use my experience with web service and microservice development.</w:t>
-      </w:r>
-    </w:p>
-    <w:p>
-      <w:pPr>
-        <w:spacing w:after="28" w:before="28" w:lineRule="auto"/>
-        <w:ind w:left="720" w:right="0" w:firstLine="0"/>
-        <w:rPr>
-          <w:rFonts w:ascii="Arial" w:cs="Arial" w:eastAsia="Arial" w:hAnsi="Arial"/>
-        </w:rPr>
-      </w:pPr>
-      <w:r>
-        <w:rPr>
-          <w:rtl w:val="0"/>
-        </w:rPr>
-      </w:r>
-    </w:p>
-    <w:p>
-      <w:pPr>
-        <w:spacing w:after="28" w:before="28" w:lineRule="auto"/>
-        <w:rPr>
-          <w:b w:val="1"/>
-        </w:rPr>
-      </w:pPr>
-      <w:r>
-        <w:rPr>
-          <w:b w:val="1"/>
-          <w:rtl w:val="0"/>
-        </w:rPr>
-        <w:t xml:space="preserve">QUALIFICATION</w:t>
-      </w:r>
-    </w:p>
-    <w:p>
-      <w:pPr>
+        <w:pStyle w:val="Normal1"/>
+        <w:spacing w:lineRule="auto" w:line="276" w:before="28" w:after="28"/>
+        <w:ind w:left="720" w:right="0" w:hanging="0"/>
+        <w:rPr>
+          <w:rFonts w:ascii="Arial" w:hAnsi="Arial" w:eastAsia="Arial" w:cs="Arial"/>
+          <w:sz w:val="20"/>
+          <w:szCs w:val="20"/>
+        </w:rPr>
+      </w:pPr>
+      <w:r>
+        <w:rPr>
+          <w:rFonts w:eastAsia="Arial" w:cs="Arial" w:ascii="Arial" w:hAnsi="Arial"/>
+          <w:sz w:val="20"/>
+          <w:szCs w:val="20"/>
+        </w:rPr>
+        <w:t>Seeking a position that is both challenging and rewarding working as a software architect or software engineer where I can use my experience with web service and microservice development.</w:t>
+      </w:r>
+    </w:p>
+    <w:p>
+      <w:pPr>
+        <w:pStyle w:val="Normal1"/>
+        <w:spacing w:lineRule="auto" w:line="240" w:before="28" w:after="28"/>
+        <w:ind w:left="720" w:right="0" w:hanging="0"/>
+        <w:rPr>
+          <w:rFonts w:ascii="Arial" w:hAnsi="Arial" w:eastAsia="Arial" w:cs="Arial"/>
+        </w:rPr>
+      </w:pPr>
+      <w:r>
+        <w:rPr>
+          <w:rFonts w:eastAsia="Arial" w:cs="Arial" w:ascii="Arial" w:hAnsi="Arial"/>
+        </w:rPr>
+      </w:r>
+    </w:p>
+    <w:p>
+      <w:pPr>
+        <w:pStyle w:val="Normal1"/>
+        <w:spacing w:lineRule="auto" w:line="240" w:before="28" w:after="28"/>
+        <w:rPr>
+          <w:b/>
+          <w:b/>
+        </w:rPr>
+      </w:pPr>
+      <w:r>
+        <w:rPr>
+          <w:b/>
+        </w:rPr>
+        <w:t>QUALIFICATION</w:t>
+      </w:r>
+    </w:p>
+    <w:p>
+      <w:pPr>
+        <w:pStyle w:val="Normal1"/>
         <w:numPr>
           <w:ilvl w:val="0"/>
           <w:numId w:val="9"/>
         </w:numPr>
-        <w:spacing w:after="0" w:afterAutospacing="0" w:before="28" w:line="276" w:lineRule="auto"/>
+        <w:spacing w:lineRule="auto" w:line="276" w:before="28" w:afterAutospacing="0" w:after="0"/>
         <w:ind w:left="1440" w:hanging="360"/>
         <w:rPr>
-          <w:rFonts w:ascii="Arial" w:cs="Arial" w:eastAsia="Arial" w:hAnsi="Arial"/>
+          <w:rFonts w:ascii="Arial" w:hAnsi="Arial" w:eastAsia="Arial" w:cs="Arial"/>
           <w:sz w:val="20"/>
           <w:szCs w:val="20"/>
           <w:u w:val="none"/>
@@ -175,24 +210,24 @@
       </w:pPr>
       <w:r>
         <w:rPr>
-          <w:rFonts w:ascii="Arial" w:cs="Arial" w:eastAsia="Arial" w:hAnsi="Arial"/>
-          <w:sz w:val="20"/>
-          <w:szCs w:val="20"/>
-          <w:rtl w:val="0"/>
-        </w:rPr>
-        <w:t xml:space="preserve">Strong background in design and development of Web Services primarily utilizing Spring Boot or Micronaut</w:t>
-      </w:r>
-    </w:p>
-    <w:p>
-      <w:pPr>
+          <w:rFonts w:eastAsia="Arial" w:cs="Arial" w:ascii="Arial" w:hAnsi="Arial"/>
+          <w:sz w:val="20"/>
+          <w:szCs w:val="20"/>
+        </w:rPr>
+        <w:t>Strong background in design and development of Web Services primarily utilizing Spring Boot or Micronaut</w:t>
+      </w:r>
+    </w:p>
+    <w:p>
+      <w:pPr>
+        <w:pStyle w:val="Normal1"/>
         <w:numPr>
           <w:ilvl w:val="0"/>
           <w:numId w:val="9"/>
         </w:numPr>
-        <w:spacing w:after="0" w:afterAutospacing="0" w:before="0" w:line="276" w:lineRule="auto"/>
+        <w:spacing w:lineRule="auto" w:line="276" w:before="0" w:afterAutospacing="0" w:after="0"/>
         <w:ind w:left="1440" w:right="0" w:hanging="360"/>
         <w:rPr>
-          <w:rFonts w:ascii="Arial" w:cs="Arial" w:eastAsia="Arial" w:hAnsi="Arial"/>
+          <w:rFonts w:ascii="Arial" w:hAnsi="Arial" w:eastAsia="Arial" w:cs="Arial"/>
           <w:sz w:val="20"/>
           <w:szCs w:val="20"/>
           <w:u w:val="none"/>
@@ -200,24 +235,24 @@
       </w:pPr>
       <w:r>
         <w:rPr>
-          <w:rFonts w:ascii="Arial" w:cs="Arial" w:eastAsia="Arial" w:hAnsi="Arial"/>
-          <w:sz w:val="20"/>
-          <w:szCs w:val="20"/>
-          <w:rtl w:val="0"/>
-        </w:rPr>
-        <w:t xml:space="preserve">Extensive software development background in developing real-time software utilizing Java, Groovy, JavaScript, and Kotlin</w:t>
-      </w:r>
-    </w:p>
-    <w:p>
-      <w:pPr>
+          <w:rFonts w:eastAsia="Arial" w:cs="Arial" w:ascii="Arial" w:hAnsi="Arial"/>
+          <w:sz w:val="20"/>
+          <w:szCs w:val="20"/>
+        </w:rPr>
+        <w:t>Extensive software development background in developing real-time software utilizing Java, Groovy, JavaScript, and Kotlin</w:t>
+      </w:r>
+    </w:p>
+    <w:p>
+      <w:pPr>
+        <w:pStyle w:val="Normal1"/>
         <w:numPr>
           <w:ilvl w:val="0"/>
           <w:numId w:val="9"/>
         </w:numPr>
-        <w:spacing w:after="0" w:afterAutospacing="0" w:before="0" w:line="276" w:lineRule="auto"/>
+        <w:spacing w:lineRule="auto" w:line="276" w:before="0" w:afterAutospacing="0" w:after="0"/>
         <w:ind w:left="1440" w:right="0" w:hanging="360"/>
         <w:rPr>
-          <w:rFonts w:ascii="Arial" w:cs="Arial" w:eastAsia="Arial" w:hAnsi="Arial"/>
+          <w:rFonts w:ascii="Arial" w:hAnsi="Arial" w:eastAsia="Arial" w:cs="Arial"/>
           <w:sz w:val="20"/>
           <w:szCs w:val="20"/>
           <w:u w:val="none"/>
@@ -225,24 +260,24 @@
       </w:pPr>
       <w:r>
         <w:rPr>
-          <w:rFonts w:ascii="Arial" w:cs="Arial" w:eastAsia="Arial" w:hAnsi="Arial"/>
-          <w:sz w:val="20"/>
-          <w:szCs w:val="20"/>
-          <w:rtl w:val="0"/>
-        </w:rPr>
-        <w:t xml:space="preserve">Requirements analysis, design, modeling, development, test process design, and testing experience</w:t>
-      </w:r>
-    </w:p>
-    <w:p>
-      <w:pPr>
+          <w:rFonts w:eastAsia="Arial" w:cs="Arial" w:ascii="Arial" w:hAnsi="Arial"/>
+          <w:sz w:val="20"/>
+          <w:szCs w:val="20"/>
+        </w:rPr>
+        <w:t>Requirements analysis, design, modeling, development, test process design, and testing experience</w:t>
+      </w:r>
+    </w:p>
+    <w:p>
+      <w:pPr>
+        <w:pStyle w:val="Normal1"/>
         <w:numPr>
           <w:ilvl w:val="0"/>
           <w:numId w:val="9"/>
         </w:numPr>
-        <w:spacing w:after="0" w:afterAutospacing="0" w:before="0" w:line="276" w:lineRule="auto"/>
+        <w:spacing w:lineRule="auto" w:line="276" w:before="0" w:afterAutospacing="0" w:after="0"/>
         <w:ind w:left="1440" w:right="0" w:hanging="360"/>
         <w:rPr>
-          <w:rFonts w:ascii="Arial" w:cs="Arial" w:eastAsia="Arial" w:hAnsi="Arial"/>
+          <w:rFonts w:ascii="Arial" w:hAnsi="Arial" w:eastAsia="Arial" w:cs="Arial"/>
           <w:sz w:val="20"/>
           <w:szCs w:val="20"/>
           <w:u w:val="none"/>
@@ -250,24 +285,24 @@
       </w:pPr>
       <w:r>
         <w:rPr>
-          <w:rFonts w:ascii="Arial" w:cs="Arial" w:eastAsia="Arial" w:hAnsi="Arial"/>
-          <w:sz w:val="20"/>
-          <w:szCs w:val="20"/>
-          <w:rtl w:val="0"/>
-        </w:rPr>
-        <w:t xml:space="preserve">Using state-of-the-art methodologies to produce software solutions that meet the requirements and can be scaled effectively to more general problems</w:t>
-      </w:r>
-    </w:p>
-    <w:p>
-      <w:pPr>
+          <w:rFonts w:eastAsia="Arial" w:cs="Arial" w:ascii="Arial" w:hAnsi="Arial"/>
+          <w:sz w:val="20"/>
+          <w:szCs w:val="20"/>
+        </w:rPr>
+        <w:t>Using state-of-the-art methodologies to produce software solutions that meet the requirements and can be scaled effectively to more general problems</w:t>
+      </w:r>
+    </w:p>
+    <w:p>
+      <w:pPr>
+        <w:pStyle w:val="Normal1"/>
         <w:numPr>
           <w:ilvl w:val="0"/>
           <w:numId w:val="9"/>
         </w:numPr>
-        <w:spacing w:after="292" w:before="0" w:line="276" w:lineRule="auto"/>
+        <w:spacing w:lineRule="auto" w:line="276" w:before="0" w:after="292"/>
         <w:ind w:left="1440" w:right="0" w:hanging="360"/>
         <w:rPr>
-          <w:rFonts w:ascii="Arial" w:cs="Arial" w:eastAsia="Arial" w:hAnsi="Arial"/>
+          <w:rFonts w:ascii="Arial" w:hAnsi="Arial" w:eastAsia="Arial" w:cs="Arial"/>
           <w:sz w:val="20"/>
           <w:szCs w:val="20"/>
           <w:u w:val="none"/>
@@ -275,165 +310,136 @@
       </w:pPr>
       <w:r>
         <w:rPr>
-          <w:rFonts w:ascii="Arial" w:cs="Arial" w:eastAsia="Arial" w:hAnsi="Arial"/>
-          <w:sz w:val="20"/>
-          <w:szCs w:val="20"/>
-          <w:rtl w:val="0"/>
-        </w:rPr>
-        <w:t xml:space="preserve">Accustomed to all team formats, including leading, following, and working alone, as well as working with customers, end-users, and other developers</w:t>
-      </w:r>
-      <w:r>
-        <w:rPr>
-          <w:rtl w:val="0"/>
-        </w:rPr>
+          <w:rFonts w:eastAsia="Arial" w:cs="Arial" w:ascii="Arial" w:hAnsi="Arial"/>
+          <w:sz w:val="20"/>
+          <w:szCs w:val="20"/>
+        </w:rPr>
+        <w:t>Accustomed to all team formats, including leading, following, and working alone, as well as working with customers, end-users, and other developers</w:t>
       </w:r>
     </w:p>
     <w:p>
       <w:pPr>
         <w:pStyle w:val="Heading2"/>
-        <w:spacing w:after="28" w:before="28" w:lineRule="auto"/>
-        <w:rPr>
-          <w:rFonts w:ascii="Arial" w:cs="Arial" w:eastAsia="Arial" w:hAnsi="Arial"/>
-          <w:b w:val="1"/>
-          <w:i w:val="1"/>
+        <w:spacing w:lineRule="auto" w:line="240" w:before="28" w:after="28"/>
+        <w:rPr>
+          <w:rFonts w:ascii="Arial" w:hAnsi="Arial" w:eastAsia="Arial" w:cs="Arial"/>
+          <w:b/>
+          <w:b/>
+          <w:i/>
+          <w:i/>
           <w:sz w:val="24"/>
           <w:szCs w:val="24"/>
         </w:rPr>
       </w:pPr>
-      <w:bookmarkStart w:colFirst="0" w:colLast="0" w:name="_heading=h.x583ivxe3r6g" w:id="1"/>
+      <w:bookmarkStart w:id="1" w:name="_heading=h.x583ivxe3r6g"/>
       <w:bookmarkEnd w:id="1"/>
       <w:r>
         <w:rPr>
           <w:sz w:val="24"/>
           <w:szCs w:val="24"/>
-          <w:rtl w:val="0"/>
-        </w:rPr>
-        <w:t xml:space="preserve">TECHNICAL SKILLS</w:t>
-      </w:r>
-      <w:r>
-        <w:rPr>
-          <w:rtl w:val="0"/>
-        </w:rPr>
-      </w:r>
-    </w:p>
-    <w:p>
-      <w:pPr>
-        <w:spacing w:after="28" w:before="28" w:lineRule="auto"/>
-        <w:ind w:left="720" w:right="0" w:firstLine="0"/>
-        <w:rPr>
-          <w:rFonts w:ascii="Arial" w:cs="Arial" w:eastAsia="Arial" w:hAnsi="Arial"/>
-          <w:sz w:val="20"/>
-          <w:szCs w:val="20"/>
-        </w:rPr>
-      </w:pPr>
-      <w:r>
-        <w:rPr>
-          <w:rFonts w:ascii="Arial" w:cs="Arial" w:eastAsia="Arial" w:hAnsi="Arial"/>
-          <w:b w:val="1"/>
-          <w:sz w:val="20"/>
-          <w:szCs w:val="20"/>
-          <w:rtl w:val="0"/>
-        </w:rPr>
-        <w:t xml:space="preserve">Web Services &amp; Web Application Software Systems</w:t>
-      </w:r>
-      <w:r>
-        <w:rPr>
-          <w:rtl w:val="0"/>
-        </w:rPr>
-      </w:r>
-    </w:p>
-    <w:p>
-      <w:pPr>
+        </w:rPr>
+        <w:t>TECHNICAL SKILLS</w:t>
+      </w:r>
+    </w:p>
+    <w:p>
+      <w:pPr>
+        <w:pStyle w:val="Normal1"/>
+        <w:spacing w:lineRule="auto" w:line="240" w:before="28" w:after="28"/>
+        <w:ind w:left="720" w:right="0" w:hanging="0"/>
+        <w:rPr>
+          <w:rFonts w:ascii="Arial" w:hAnsi="Arial" w:eastAsia="Arial" w:cs="Arial"/>
+          <w:sz w:val="20"/>
+          <w:szCs w:val="20"/>
+        </w:rPr>
+      </w:pPr>
+      <w:r>
+        <w:rPr>
+          <w:rFonts w:eastAsia="Arial" w:cs="Arial" w:ascii="Arial" w:hAnsi="Arial"/>
+          <w:b/>
+          <w:sz w:val="20"/>
+          <w:szCs w:val="20"/>
+        </w:rPr>
+        <w:t>Web Services &amp; Web Application Software Systems</w:t>
+      </w:r>
+    </w:p>
+    <w:p>
+      <w:pPr>
+        <w:pStyle w:val="Normal1"/>
         <w:numPr>
           <w:ilvl w:val="0"/>
           <w:numId w:val="12"/>
         </w:numPr>
-        <w:spacing w:after="0" w:afterAutospacing="0" w:before="0" w:line="276" w:lineRule="auto"/>
+        <w:spacing w:lineRule="auto" w:line="276" w:before="0" w:afterAutospacing="0" w:after="0"/>
         <w:ind w:left="1440" w:right="0" w:hanging="360"/>
         <w:rPr>
-          <w:rFonts w:ascii="Arial" w:cs="Arial" w:eastAsia="Arial" w:hAnsi="Arial"/>
+          <w:rFonts w:ascii="Arial" w:hAnsi="Arial" w:eastAsia="Arial" w:cs="Arial"/>
           <w:u w:val="none"/>
         </w:rPr>
       </w:pPr>
       <w:r>
         <w:rPr>
-          <w:rFonts w:ascii="Arial" w:cs="Arial" w:eastAsia="Arial" w:hAnsi="Arial"/>
-          <w:sz w:val="20"/>
-          <w:szCs w:val="20"/>
-          <w:rtl w:val="0"/>
-        </w:rPr>
-        <w:t xml:space="preserve">Spring Boot (2 years)</w:t>
-      </w:r>
-      <w:r>
-        <w:rPr>
-          <w:rtl w:val="0"/>
-        </w:rPr>
-      </w:r>
-    </w:p>
-    <w:p>
-      <w:pPr>
+          <w:rFonts w:eastAsia="Arial" w:cs="Arial" w:ascii="Arial" w:hAnsi="Arial"/>
+          <w:sz w:val="20"/>
+          <w:szCs w:val="20"/>
+        </w:rPr>
+        <w:t>Spring Boot (2 years)</w:t>
+      </w:r>
+    </w:p>
+    <w:p>
+      <w:pPr>
+        <w:pStyle w:val="Normal1"/>
         <w:numPr>
           <w:ilvl w:val="0"/>
           <w:numId w:val="12"/>
         </w:numPr>
-        <w:spacing w:after="292" w:line="276" w:lineRule="auto"/>
+        <w:spacing w:lineRule="auto" w:line="276" w:before="0" w:after="292"/>
         <w:ind w:left="1440" w:hanging="360"/>
         <w:rPr>
-          <w:rFonts w:ascii="Arial" w:cs="Arial" w:eastAsia="Arial" w:hAnsi="Arial"/>
+          <w:rFonts w:ascii="Arial" w:hAnsi="Arial" w:eastAsia="Arial" w:cs="Arial"/>
           <w:u w:val="none"/>
         </w:rPr>
       </w:pPr>
       <w:r>
         <w:rPr>
-          <w:rFonts w:ascii="Arial" w:cs="Arial" w:eastAsia="Arial" w:hAnsi="Arial"/>
-          <w:sz w:val="20"/>
-          <w:szCs w:val="20"/>
-          <w:rtl w:val="0"/>
-        </w:rPr>
-        <w:t xml:space="preserve">Micronaut (7 years)</w:t>
-      </w:r>
-      <w:r>
-        <w:rPr>
-          <w:rtl w:val="0"/>
-        </w:rPr>
-      </w:r>
-    </w:p>
-    <w:p>
-      <w:pPr>
-        <w:spacing w:after="28" w:before="28" w:lineRule="auto"/>
-        <w:ind w:left="720" w:right="0" w:firstLine="0"/>
-        <w:rPr>
-          <w:rFonts w:ascii="Arial" w:cs="Arial" w:eastAsia="Arial" w:hAnsi="Arial"/>
-          <w:sz w:val="20"/>
-          <w:szCs w:val="20"/>
-        </w:rPr>
-      </w:pPr>
-      <w:r>
-        <w:rPr>
-          <w:rFonts w:ascii="Arial" w:cs="Arial" w:eastAsia="Arial" w:hAnsi="Arial"/>
-          <w:b w:val="1"/>
-          <w:sz w:val="20"/>
-          <w:szCs w:val="20"/>
-          <w:rtl w:val="0"/>
-        </w:rPr>
-        <w:t xml:space="preserve">Software Development Methodologies</w:t>
-      </w:r>
-      <w:r>
-        <w:rPr>
-          <w:rtl w:val="0"/>
-        </w:rPr>
-      </w:r>
-    </w:p>
-    <w:p>
-      <w:pPr>
+          <w:rFonts w:eastAsia="Arial" w:cs="Arial" w:ascii="Arial" w:hAnsi="Arial"/>
+          <w:sz w:val="20"/>
+          <w:szCs w:val="20"/>
+        </w:rPr>
+        <w:t>Micronaut (7 years)</w:t>
+      </w:r>
+    </w:p>
+    <w:p>
+      <w:pPr>
+        <w:pStyle w:val="Normal1"/>
+        <w:spacing w:lineRule="auto" w:line="240" w:before="28" w:after="28"/>
+        <w:ind w:left="720" w:right="0" w:hanging="0"/>
+        <w:rPr>
+          <w:rFonts w:ascii="Arial" w:hAnsi="Arial" w:eastAsia="Arial" w:cs="Arial"/>
+          <w:sz w:val="20"/>
+          <w:szCs w:val="20"/>
+        </w:rPr>
+      </w:pPr>
+      <w:r>
+        <w:rPr>
+          <w:rFonts w:eastAsia="Arial" w:cs="Arial" w:ascii="Arial" w:hAnsi="Arial"/>
+          <w:b/>
+          <w:sz w:val="20"/>
+          <w:szCs w:val="20"/>
+        </w:rPr>
+        <w:t>Software Development Methodologies</w:t>
+      </w:r>
+    </w:p>
+    <w:p>
+      <w:pPr>
+        <w:pStyle w:val="Normal1"/>
         <w:numPr>
           <w:ilvl w:val="0"/>
           <w:numId w:val="3"/>
         </w:numPr>
-        <w:spacing w:after="0" w:afterAutospacing="0" w:before="0" w:line="276" w:lineRule="auto"/>
+        <w:spacing w:lineRule="auto" w:line="276" w:before="0" w:afterAutospacing="0" w:after="0"/>
         <w:ind w:left="1440" w:right="0" w:hanging="360"/>
         <w:rPr>
-          <w:rFonts w:ascii="Arial" w:cs="Arial" w:eastAsia="Arial" w:hAnsi="Arial"/>
+          <w:rFonts w:ascii="Arial" w:hAnsi="Arial" w:eastAsia="Arial" w:cs="Arial"/>
           <w:sz w:val="20"/>
           <w:szCs w:val="20"/>
           <w:u w:val="none"/>
@@ -441,24 +447,24 @@
       </w:pPr>
       <w:r>
         <w:rPr>
-          <w:rFonts w:ascii="Arial" w:cs="Arial" w:eastAsia="Arial" w:hAnsi="Arial"/>
-          <w:sz w:val="20"/>
-          <w:szCs w:val="20"/>
-          <w:rtl w:val="0"/>
-        </w:rPr>
-        <w:t xml:space="preserve">Object-Oriented Analysis and Design (OOAD), Unified Modeling Language (UML), and Design Patterns (20 years)</w:t>
-      </w:r>
-    </w:p>
-    <w:p>
-      <w:pPr>
+          <w:rFonts w:eastAsia="Arial" w:cs="Arial" w:ascii="Arial" w:hAnsi="Arial"/>
+          <w:sz w:val="20"/>
+          <w:szCs w:val="20"/>
+        </w:rPr>
+        <w:t>Object-Oriented Analysis and Design (OOAD), Unified Modeling Language (UML), and Design Patterns (20 years)</w:t>
+      </w:r>
+    </w:p>
+    <w:p>
+      <w:pPr>
+        <w:pStyle w:val="Normal1"/>
         <w:numPr>
           <w:ilvl w:val="0"/>
           <w:numId w:val="3"/>
         </w:numPr>
-        <w:spacing w:after="292" w:before="0" w:line="276" w:lineRule="auto"/>
+        <w:spacing w:lineRule="auto" w:line="276" w:before="0" w:after="292"/>
         <w:ind w:left="1440" w:right="0" w:hanging="360"/>
         <w:rPr>
-          <w:rFonts w:ascii="Arial" w:cs="Arial" w:eastAsia="Arial" w:hAnsi="Arial"/>
+          <w:rFonts w:ascii="Arial" w:hAnsi="Arial" w:eastAsia="Arial" w:cs="Arial"/>
           <w:sz w:val="20"/>
           <w:szCs w:val="20"/>
           <w:u w:val="none"/>
@@ -466,233 +472,212 @@
       </w:pPr>
       <w:r>
         <w:rPr>
-          <w:rFonts w:ascii="Arial" w:cs="Arial" w:eastAsia="Arial" w:hAnsi="Arial"/>
-          <w:sz w:val="20"/>
-          <w:szCs w:val="20"/>
-          <w:rtl w:val="0"/>
-        </w:rPr>
-        <w:t xml:space="preserve">Extensive training in Object-Oriented Technologies through military technical training and formal education (20 years)</w:t>
-      </w:r>
-      <w:r>
-        <w:rPr>
-          <w:rtl w:val="0"/>
-        </w:rPr>
-      </w:r>
-    </w:p>
-    <w:p>
-      <w:pPr>
-        <w:spacing w:after="28" w:before="28" w:lineRule="auto"/>
-        <w:ind w:left="720" w:right="0" w:firstLine="0"/>
-        <w:rPr>
-          <w:rFonts w:ascii="Arial" w:cs="Arial" w:eastAsia="Arial" w:hAnsi="Arial"/>
-          <w:sz w:val="20"/>
-          <w:szCs w:val="20"/>
-        </w:rPr>
-      </w:pPr>
-      <w:r>
-        <w:rPr>
-          <w:rFonts w:ascii="Arial" w:cs="Arial" w:eastAsia="Arial" w:hAnsi="Arial"/>
-          <w:b w:val="1"/>
-          <w:sz w:val="20"/>
-          <w:szCs w:val="20"/>
-          <w:rtl w:val="0"/>
-        </w:rPr>
-        <w:t xml:space="preserve">Software Development Languages and Tools</w:t>
-      </w:r>
-      <w:r>
-        <w:rPr>
-          <w:rtl w:val="0"/>
-        </w:rPr>
-      </w:r>
-    </w:p>
-    <w:p>
-      <w:pPr>
+          <w:rFonts w:eastAsia="Arial" w:cs="Arial" w:ascii="Arial" w:hAnsi="Arial"/>
+          <w:sz w:val="20"/>
+          <w:szCs w:val="20"/>
+        </w:rPr>
+        <w:t>Extensive training in Object-Oriented Technologies through military technical training and formal education (20 years)</w:t>
+      </w:r>
+    </w:p>
+    <w:p>
+      <w:pPr>
+        <w:pStyle w:val="Normal1"/>
+        <w:spacing w:lineRule="auto" w:line="240" w:before="28" w:after="28"/>
+        <w:ind w:left="720" w:right="0" w:hanging="0"/>
+        <w:rPr>
+          <w:rFonts w:ascii="Arial" w:hAnsi="Arial" w:eastAsia="Arial" w:cs="Arial"/>
+          <w:sz w:val="20"/>
+          <w:szCs w:val="20"/>
+        </w:rPr>
+      </w:pPr>
+      <w:r>
+        <w:rPr>
+          <w:rFonts w:eastAsia="Arial" w:cs="Arial" w:ascii="Arial" w:hAnsi="Arial"/>
+          <w:b/>
+          <w:sz w:val="20"/>
+          <w:szCs w:val="20"/>
+        </w:rPr>
+        <w:t>Software Development Languages and Tools</w:t>
+      </w:r>
+    </w:p>
+    <w:p>
+      <w:pPr>
+        <w:pStyle w:val="Normal1"/>
         <w:numPr>
           <w:ilvl w:val="0"/>
           <w:numId w:val="11"/>
         </w:numPr>
-        <w:spacing w:after="0" w:afterAutospacing="0" w:before="0" w:line="276" w:lineRule="auto"/>
+        <w:spacing w:lineRule="auto" w:line="276" w:before="0" w:afterAutospacing="0" w:after="0"/>
         <w:ind w:left="1440" w:right="0" w:hanging="360"/>
         <w:rPr>
-          <w:rFonts w:ascii="Arial" w:cs="Arial" w:eastAsia="Arial" w:hAnsi="Arial"/>
+          <w:rFonts w:ascii="Arial" w:hAnsi="Arial" w:eastAsia="Arial" w:cs="Arial"/>
           <w:u w:val="none"/>
         </w:rPr>
       </w:pPr>
       <w:r>
         <w:rPr>
-          <w:rFonts w:ascii="Arial" w:cs="Arial" w:eastAsia="Arial" w:hAnsi="Arial"/>
+          <w:rFonts w:eastAsia="Arial" w:cs="Arial" w:ascii="Arial" w:hAnsi="Arial"/>
           <w:sz w:val="14"/>
           <w:szCs w:val="14"/>
-          <w:rtl w:val="0"/>
         </w:rPr>
         <w:t xml:space="preserve"> </w:t>
       </w:r>
       <w:r>
         <w:rPr>
-          <w:rFonts w:ascii="Arial" w:cs="Arial" w:eastAsia="Arial" w:hAnsi="Arial"/>
-          <w:sz w:val="20"/>
-          <w:szCs w:val="20"/>
-          <w:rtl w:val="0"/>
-        </w:rPr>
-        <w:t xml:space="preserve">IntelliJ (7 years), Eclipse (2 years), Sun NetBeans (3 years), Visual Studio IDE’s (1 year), DEV CPP - Bloodshed (&lt;1 year)</w:t>
-      </w:r>
-    </w:p>
-    <w:p>
-      <w:pPr>
+          <w:rFonts w:eastAsia="Arial" w:cs="Arial" w:ascii="Arial" w:hAnsi="Arial"/>
+          <w:sz w:val="20"/>
+          <w:szCs w:val="20"/>
+        </w:rPr>
+        <w:t>IntelliJ (7 years), Eclipse (2 years), Sun NetBeans (3 years), Visual Studio IDE’s (1 year), DEV CPP - Bloodshed (&lt;1 year)</w:t>
+      </w:r>
+    </w:p>
+    <w:p>
+      <w:pPr>
+        <w:pStyle w:val="Normal1"/>
         <w:numPr>
           <w:ilvl w:val="0"/>
           <w:numId w:val="11"/>
         </w:numPr>
-        <w:spacing w:after="0" w:afterAutospacing="0" w:before="0" w:line="276" w:lineRule="auto"/>
+        <w:spacing w:lineRule="auto" w:line="276" w:before="0" w:afterAutospacing="0" w:after="0"/>
         <w:ind w:left="1440" w:right="0" w:hanging="360"/>
         <w:rPr>
-          <w:rFonts w:ascii="Arial" w:cs="Arial" w:eastAsia="Arial" w:hAnsi="Arial"/>
+          <w:rFonts w:ascii="Arial" w:hAnsi="Arial" w:eastAsia="Arial" w:cs="Arial"/>
           <w:u w:val="none"/>
         </w:rPr>
       </w:pPr>
       <w:r>
         <w:rPr>
-          <w:rFonts w:ascii="Arial" w:cs="Arial" w:eastAsia="Arial" w:hAnsi="Arial"/>
-          <w:sz w:val="20"/>
-          <w:szCs w:val="20"/>
-          <w:rtl w:val="0"/>
-        </w:rPr>
-        <w:t xml:space="preserve">Java Platform (J2EE/JEE) (20 years)</w:t>
-      </w:r>
-    </w:p>
-    <w:p>
-      <w:pPr>
+          <w:rFonts w:eastAsia="Arial" w:cs="Arial" w:ascii="Arial" w:hAnsi="Arial"/>
+          <w:sz w:val="20"/>
+          <w:szCs w:val="20"/>
+        </w:rPr>
+        <w:t>Java Platform (J2EE/JEE) (20 years)</w:t>
+      </w:r>
+    </w:p>
+    <w:p>
+      <w:pPr>
+        <w:pStyle w:val="Normal1"/>
         <w:numPr>
           <w:ilvl w:val="0"/>
           <w:numId w:val="11"/>
         </w:numPr>
-        <w:spacing w:after="0" w:afterAutospacing="0" w:before="0" w:line="276" w:lineRule="auto"/>
+        <w:spacing w:lineRule="auto" w:line="276" w:before="0" w:afterAutospacing="0" w:after="0"/>
         <w:ind w:left="1440" w:right="0" w:hanging="360"/>
         <w:rPr>
-          <w:rFonts w:ascii="Arial" w:cs="Arial" w:eastAsia="Arial" w:hAnsi="Arial"/>
+          <w:rFonts w:ascii="Arial" w:hAnsi="Arial" w:eastAsia="Arial" w:cs="Arial"/>
           <w:u w:val="none"/>
         </w:rPr>
       </w:pPr>
       <w:r>
         <w:rPr>
-          <w:rFonts w:ascii="Arial" w:cs="Arial" w:eastAsia="Arial" w:hAnsi="Arial"/>
-          <w:sz w:val="20"/>
-          <w:szCs w:val="20"/>
-          <w:rtl w:val="0"/>
-        </w:rPr>
-        <w:t xml:space="preserve">Visual Studio (1 year), C# (1 year), Web Services (12 years)</w:t>
-      </w:r>
-    </w:p>
-    <w:p>
-      <w:pPr>
+          <w:rFonts w:eastAsia="Arial" w:cs="Arial" w:ascii="Arial" w:hAnsi="Arial"/>
+          <w:sz w:val="20"/>
+          <w:szCs w:val="20"/>
+        </w:rPr>
+        <w:t>Visual Studio (1 year), C# (1 year), Web Services (12 years)</w:t>
+      </w:r>
+    </w:p>
+    <w:p>
+      <w:pPr>
+        <w:pStyle w:val="Normal1"/>
         <w:numPr>
           <w:ilvl w:val="0"/>
           <w:numId w:val="11"/>
         </w:numPr>
-        <w:spacing w:after="0" w:afterAutospacing="0" w:before="0" w:line="276" w:lineRule="auto"/>
+        <w:spacing w:lineRule="auto" w:line="276" w:before="0" w:afterAutospacing="0" w:after="0"/>
         <w:ind w:left="1440" w:right="0" w:hanging="360"/>
         <w:rPr>
-          <w:rFonts w:ascii="Arial" w:cs="Arial" w:eastAsia="Arial" w:hAnsi="Arial"/>
+          <w:rFonts w:ascii="Arial" w:hAnsi="Arial" w:eastAsia="Arial" w:cs="Arial"/>
           <w:u w:val="none"/>
         </w:rPr>
       </w:pPr>
       <w:r>
         <w:rPr>
-          <w:rFonts w:ascii="Arial" w:cs="Arial" w:eastAsia="Arial" w:hAnsi="Arial"/>
-          <w:sz w:val="20"/>
-          <w:szCs w:val="20"/>
-          <w:rtl w:val="0"/>
-        </w:rPr>
-        <w:t xml:space="preserve">Apache Maven (2 years), Gradle (8 years), Subversion (SVN) (2 years), Git (9 years), ANT (1 year)</w:t>
-      </w:r>
-    </w:p>
-    <w:p>
-      <w:pPr>
+          <w:rFonts w:eastAsia="Arial" w:cs="Arial" w:ascii="Arial" w:hAnsi="Arial"/>
+          <w:sz w:val="20"/>
+          <w:szCs w:val="20"/>
+        </w:rPr>
+        <w:t>Apache Maven (2 years), Gradle (8 years), Subversion (SVN) (2 years), Git (9 years), ANT (1 year)</w:t>
+      </w:r>
+    </w:p>
+    <w:p>
+      <w:pPr>
+        <w:pStyle w:val="Normal1"/>
         <w:numPr>
           <w:ilvl w:val="0"/>
           <w:numId w:val="11"/>
         </w:numPr>
-        <w:spacing w:after="0" w:afterAutospacing="0" w:before="0" w:line="276" w:lineRule="auto"/>
+        <w:spacing w:lineRule="auto" w:line="276" w:before="0" w:afterAutospacing="0" w:after="0"/>
         <w:ind w:left="1440" w:right="0" w:hanging="360"/>
         <w:rPr>
-          <w:rFonts w:ascii="Arial" w:cs="Arial" w:eastAsia="Arial" w:hAnsi="Arial"/>
+          <w:rFonts w:ascii="Arial" w:hAnsi="Arial" w:eastAsia="Arial" w:cs="Arial"/>
           <w:u w:val="none"/>
         </w:rPr>
       </w:pPr>
       <w:r>
         <w:rPr>
-          <w:rFonts w:ascii="Arial" w:cs="Arial" w:eastAsia="Arial" w:hAnsi="Arial"/>
-          <w:sz w:val="20"/>
-          <w:szCs w:val="20"/>
-          <w:rtl w:val="0"/>
-        </w:rPr>
-        <w:t xml:space="preserve">GNU C/C++ (1 year)</w:t>
-      </w:r>
-    </w:p>
-    <w:p>
-      <w:pPr>
+          <w:rFonts w:eastAsia="Arial" w:cs="Arial" w:ascii="Arial" w:hAnsi="Arial"/>
+          <w:sz w:val="20"/>
+          <w:szCs w:val="20"/>
+        </w:rPr>
+        <w:t>GNU C/C++ (1 year)</w:t>
+      </w:r>
+    </w:p>
+    <w:p>
+      <w:pPr>
+        <w:pStyle w:val="Normal1"/>
         <w:numPr>
           <w:ilvl w:val="0"/>
           <w:numId w:val="11"/>
         </w:numPr>
-        <w:spacing w:after="292" w:before="0" w:line="276" w:lineRule="auto"/>
+        <w:spacing w:lineRule="auto" w:line="276" w:before="0" w:after="292"/>
         <w:ind w:left="1440" w:right="0" w:hanging="360"/>
         <w:rPr>
-          <w:rFonts w:ascii="Arial" w:cs="Arial" w:eastAsia="Arial" w:hAnsi="Arial"/>
+          <w:rFonts w:ascii="Arial" w:hAnsi="Arial" w:eastAsia="Arial" w:cs="Arial"/>
           <w:u w:val="none"/>
         </w:rPr>
       </w:pPr>
       <w:r>
         <w:rPr>
-          <w:rFonts w:ascii="Arial" w:cs="Arial" w:eastAsia="Arial" w:hAnsi="Arial"/>
-          <w:sz w:val="20"/>
-          <w:szCs w:val="20"/>
-          <w:rtl w:val="0"/>
-        </w:rPr>
-        <w:t xml:space="preserve">Junit (9 years), Cucumber test suite (1 year)</w:t>
-      </w:r>
-      <w:r>
-        <w:rPr>
-          <w:rtl w:val="0"/>
-        </w:rPr>
-      </w:r>
-    </w:p>
-    <w:p>
-      <w:pPr>
-        <w:spacing w:after="28" w:before="28" w:lineRule="auto"/>
-        <w:ind w:left="720" w:right="0" w:firstLine="0"/>
-        <w:rPr>
-          <w:rFonts w:ascii="Arial" w:cs="Arial" w:eastAsia="Arial" w:hAnsi="Arial"/>
-          <w:sz w:val="20"/>
-          <w:szCs w:val="20"/>
-        </w:rPr>
-      </w:pPr>
-      <w:r>
-        <w:rPr>
-          <w:rFonts w:ascii="Arial" w:cs="Arial" w:eastAsia="Arial" w:hAnsi="Arial"/>
-          <w:b w:val="1"/>
-          <w:sz w:val="20"/>
-          <w:szCs w:val="20"/>
-          <w:rtl w:val="0"/>
-        </w:rPr>
-        <w:t xml:space="preserve">Operating Systems</w:t>
-      </w:r>
-      <w:r>
-        <w:rPr>
-          <w:rtl w:val="0"/>
-        </w:rPr>
-      </w:r>
-    </w:p>
-    <w:p>
-      <w:pPr>
+          <w:rFonts w:eastAsia="Arial" w:cs="Arial" w:ascii="Arial" w:hAnsi="Arial"/>
+          <w:sz w:val="20"/>
+          <w:szCs w:val="20"/>
+        </w:rPr>
+        <w:t>Junit (9 years), Cucumber test suite (1 year)</w:t>
+      </w:r>
+    </w:p>
+    <w:p>
+      <w:pPr>
+        <w:pStyle w:val="Normal1"/>
+        <w:spacing w:lineRule="auto" w:line="240" w:before="28" w:after="28"/>
+        <w:ind w:left="720" w:right="0" w:hanging="0"/>
+        <w:rPr>
+          <w:rFonts w:ascii="Arial" w:hAnsi="Arial" w:eastAsia="Arial" w:cs="Arial"/>
+          <w:sz w:val="20"/>
+          <w:szCs w:val="20"/>
+        </w:rPr>
+      </w:pPr>
+      <w:r>
+        <w:rPr>
+          <w:rFonts w:eastAsia="Arial" w:cs="Arial" w:ascii="Arial" w:hAnsi="Arial"/>
+          <w:b/>
+          <w:sz w:val="20"/>
+          <w:szCs w:val="20"/>
+        </w:rPr>
+        <w:t>Operating Systems</w:t>
+      </w:r>
+    </w:p>
+    <w:p>
+      <w:pPr>
+        <w:pStyle w:val="Normal1"/>
         <w:numPr>
           <w:ilvl w:val="0"/>
           <w:numId w:val="1"/>
         </w:numPr>
-        <w:spacing w:after="0" w:afterAutospacing="0" w:before="0" w:line="276" w:lineRule="auto"/>
+        <w:spacing w:lineRule="auto" w:line="276" w:before="0" w:afterAutospacing="0" w:after="0"/>
         <w:ind w:left="1440" w:right="0" w:hanging="360"/>
         <w:rPr>
-          <w:rFonts w:ascii="Arial" w:cs="Arial" w:eastAsia="Arial" w:hAnsi="Arial"/>
+          <w:rFonts w:ascii="Arial" w:hAnsi="Arial" w:eastAsia="Arial" w:cs="Arial"/>
           <w:sz w:val="20"/>
           <w:szCs w:val="20"/>
           <w:u w:val="none"/>
@@ -700,34 +685,33 @@
       </w:pPr>
       <w:r>
         <w:rPr>
-          <w:rFonts w:ascii="Arial" w:cs="Arial" w:eastAsia="Arial" w:hAnsi="Arial"/>
-          <w:b w:val="1"/>
-          <w:sz w:val="20"/>
-          <w:szCs w:val="20"/>
-          <w:rtl w:val="0"/>
+          <w:rFonts w:eastAsia="Arial" w:cs="Arial" w:ascii="Arial" w:hAnsi="Arial"/>
+          <w:b/>
+          <w:sz w:val="20"/>
+          <w:szCs w:val="20"/>
         </w:rPr>
         <w:t xml:space="preserve">Unix/Linux: </w:t>
       </w:r>
       <w:r>
         <w:rPr>
-          <w:rFonts w:ascii="Arial" w:cs="Arial" w:eastAsia="Arial" w:hAnsi="Arial"/>
-          <w:sz w:val="20"/>
-          <w:szCs w:val="20"/>
-          <w:rtl w:val="0"/>
-        </w:rPr>
-        <w:t xml:space="preserve">Ubuntu (1 year)</w:t>
-      </w:r>
-    </w:p>
-    <w:p>
-      <w:pPr>
+          <w:rFonts w:eastAsia="Arial" w:cs="Arial" w:ascii="Arial" w:hAnsi="Arial"/>
+          <w:sz w:val="20"/>
+          <w:szCs w:val="20"/>
+        </w:rPr>
+        <w:t>Ubuntu (1 year)</w:t>
+      </w:r>
+    </w:p>
+    <w:p>
+      <w:pPr>
+        <w:pStyle w:val="Normal1"/>
         <w:numPr>
           <w:ilvl w:val="0"/>
           <w:numId w:val="1"/>
         </w:numPr>
-        <w:spacing w:after="292" w:before="0" w:line="276" w:lineRule="auto"/>
+        <w:spacing w:lineRule="auto" w:line="276" w:before="0" w:after="292"/>
         <w:ind w:left="1440" w:right="0" w:hanging="360"/>
         <w:rPr>
-          <w:rFonts w:ascii="Arial" w:cs="Arial" w:eastAsia="Arial" w:hAnsi="Arial"/>
+          <w:rFonts w:ascii="Arial" w:hAnsi="Arial" w:eastAsia="Arial" w:cs="Arial"/>
           <w:sz w:val="20"/>
           <w:szCs w:val="20"/>
           <w:u w:val="none"/>
@@ -735,61 +719,56 @@
       </w:pPr>
       <w:r>
         <w:rPr>
-          <w:rFonts w:ascii="Arial" w:cs="Arial" w:eastAsia="Arial" w:hAnsi="Arial"/>
-          <w:b w:val="1"/>
-          <w:sz w:val="20"/>
-          <w:szCs w:val="20"/>
-          <w:rtl w:val="0"/>
-        </w:rPr>
-        <w:t xml:space="preserve">Microsoft Windows</w:t>
-      </w:r>
-      <w:r>
-        <w:rPr>
-          <w:rFonts w:ascii="Arial" w:cs="Arial" w:eastAsia="Arial" w:hAnsi="Arial"/>
-          <w:sz w:val="20"/>
-          <w:szCs w:val="20"/>
-          <w:rtl w:val="0"/>
+          <w:rFonts w:eastAsia="Arial" w:cs="Arial" w:ascii="Arial" w:hAnsi="Arial"/>
+          <w:b/>
+          <w:sz w:val="20"/>
+          <w:szCs w:val="20"/>
+        </w:rPr>
+        <w:t>Microsoft Windows</w:t>
+      </w:r>
+      <w:r>
+        <w:rPr>
+          <w:rFonts w:eastAsia="Arial" w:cs="Arial" w:ascii="Arial" w:hAnsi="Arial"/>
+          <w:sz w:val="20"/>
+          <w:szCs w:val="20"/>
         </w:rPr>
         <w:t xml:space="preserve"> (20 years)</w:t>
       </w:r>
-      <w:r>
-        <w:rPr>
-          <w:rtl w:val="0"/>
-        </w:rPr>
-      </w:r>
-    </w:p>
-    <w:p>
-      <w:pPr>
-        <w:spacing w:after="28" w:before="28" w:lineRule="auto"/>
-        <w:ind w:left="720" w:right="0" w:firstLine="0"/>
-        <w:rPr>
-          <w:rFonts w:ascii="Arial" w:cs="Arial" w:eastAsia="Arial" w:hAnsi="Arial"/>
-          <w:b w:val="1"/>
-          <w:sz w:val="20"/>
-          <w:szCs w:val="20"/>
-        </w:rPr>
-      </w:pPr>
-      <w:r>
-        <w:rPr>
-          <w:rFonts w:ascii="Arial" w:cs="Arial" w:eastAsia="Arial" w:hAnsi="Arial"/>
-          <w:b w:val="1"/>
-          <w:sz w:val="20"/>
-          <w:szCs w:val="20"/>
-          <w:rtl w:val="0"/>
-        </w:rPr>
-        <w:t xml:space="preserve">Database</w:t>
-      </w:r>
-    </w:p>
-    <w:p>
-      <w:pPr>
+    </w:p>
+    <w:p>
+      <w:pPr>
+        <w:pStyle w:val="Normal1"/>
+        <w:spacing w:lineRule="auto" w:line="240" w:before="28" w:after="28"/>
+        <w:ind w:left="720" w:right="0" w:hanging="0"/>
+        <w:rPr>
+          <w:rFonts w:ascii="Arial" w:hAnsi="Arial" w:eastAsia="Arial" w:cs="Arial"/>
+          <w:b/>
+          <w:b/>
+          <w:sz w:val="20"/>
+          <w:szCs w:val="20"/>
+        </w:rPr>
+      </w:pPr>
+      <w:r>
+        <w:rPr>
+          <w:rFonts w:eastAsia="Arial" w:cs="Arial" w:ascii="Arial" w:hAnsi="Arial"/>
+          <w:b/>
+          <w:sz w:val="20"/>
+          <w:szCs w:val="20"/>
+        </w:rPr>
+        <w:t>Database</w:t>
+      </w:r>
+    </w:p>
+    <w:p>
+      <w:pPr>
+        <w:pStyle w:val="Normal1"/>
         <w:numPr>
           <w:ilvl w:val="0"/>
           <w:numId w:val="6"/>
         </w:numPr>
-        <w:spacing w:after="0" w:afterAutospacing="0" w:before="0" w:line="276" w:lineRule="auto"/>
+        <w:spacing w:lineRule="auto" w:line="276" w:before="0" w:afterAutospacing="0" w:after="0"/>
         <w:ind w:left="1440" w:right="0" w:hanging="360"/>
         <w:rPr>
-          <w:rFonts w:ascii="Arial" w:cs="Arial" w:eastAsia="Arial" w:hAnsi="Arial"/>
+          <w:rFonts w:ascii="Arial" w:hAnsi="Arial" w:eastAsia="Arial" w:cs="Arial"/>
           <w:sz w:val="20"/>
           <w:szCs w:val="20"/>
           <w:u w:val="none"/>
@@ -797,24 +776,24 @@
       </w:pPr>
       <w:r>
         <w:rPr>
-          <w:rFonts w:ascii="Arial" w:cs="Arial" w:eastAsia="Arial" w:hAnsi="Arial"/>
-          <w:sz w:val="20"/>
-          <w:szCs w:val="20"/>
-          <w:rtl w:val="0"/>
-        </w:rPr>
-        <w:t xml:space="preserve">Microsoft SQL Server 2008 R2, Management Studio (SSMS) (2 years)</w:t>
-      </w:r>
-    </w:p>
-    <w:p>
-      <w:pPr>
+          <w:rFonts w:eastAsia="Arial" w:cs="Arial" w:ascii="Arial" w:hAnsi="Arial"/>
+          <w:sz w:val="20"/>
+          <w:szCs w:val="20"/>
+        </w:rPr>
+        <w:t>Microsoft SQL Server 2008 R2, Management Studio (SSMS) (2 years)</w:t>
+      </w:r>
+    </w:p>
+    <w:p>
+      <w:pPr>
+        <w:pStyle w:val="Normal1"/>
         <w:numPr>
           <w:ilvl w:val="0"/>
           <w:numId w:val="6"/>
         </w:numPr>
-        <w:spacing w:after="0" w:afterAutospacing="0" w:before="0" w:line="276" w:lineRule="auto"/>
+        <w:spacing w:lineRule="auto" w:line="276" w:before="0" w:afterAutospacing="0" w:after="0"/>
         <w:ind w:left="1440" w:right="0" w:hanging="360"/>
         <w:rPr>
-          <w:rFonts w:ascii="Arial" w:cs="Arial" w:eastAsia="Arial" w:hAnsi="Arial"/>
+          <w:rFonts w:ascii="Arial" w:hAnsi="Arial" w:eastAsia="Arial" w:cs="Arial"/>
           <w:sz w:val="20"/>
           <w:szCs w:val="20"/>
           <w:u w:val="none"/>
@@ -822,24 +801,24 @@
       </w:pPr>
       <w:r>
         <w:rPr>
-          <w:rFonts w:ascii="Arial" w:cs="Arial" w:eastAsia="Arial" w:hAnsi="Arial"/>
-          <w:sz w:val="20"/>
-          <w:szCs w:val="20"/>
-          <w:rtl w:val="0"/>
-        </w:rPr>
-        <w:t xml:space="preserve">Oracle10g (2 years)</w:t>
-      </w:r>
-    </w:p>
-    <w:p>
-      <w:pPr>
+          <w:rFonts w:eastAsia="Arial" w:cs="Arial" w:ascii="Arial" w:hAnsi="Arial"/>
+          <w:sz w:val="20"/>
+          <w:szCs w:val="20"/>
+        </w:rPr>
+        <w:t>Oracle10g (2 years)</w:t>
+      </w:r>
+    </w:p>
+    <w:p>
+      <w:pPr>
+        <w:pStyle w:val="Normal1"/>
         <w:numPr>
           <w:ilvl w:val="0"/>
           <w:numId w:val="6"/>
         </w:numPr>
-        <w:spacing w:after="0" w:afterAutospacing="0" w:before="0" w:line="276" w:lineRule="auto"/>
+        <w:spacing w:lineRule="auto" w:line="276" w:before="0" w:afterAutospacing="0" w:after="0"/>
         <w:ind w:left="1440" w:right="0" w:hanging="360"/>
         <w:rPr>
-          <w:rFonts w:ascii="Arial" w:cs="Arial" w:eastAsia="Arial" w:hAnsi="Arial"/>
+          <w:rFonts w:ascii="Arial" w:hAnsi="Arial" w:eastAsia="Arial" w:cs="Arial"/>
           <w:sz w:val="20"/>
           <w:szCs w:val="20"/>
           <w:u w:val="none"/>
@@ -847,24 +826,24 @@
       </w:pPr>
       <w:r>
         <w:rPr>
-          <w:rFonts w:ascii="Arial" w:cs="Arial" w:eastAsia="Arial" w:hAnsi="Arial"/>
-          <w:sz w:val="20"/>
-          <w:szCs w:val="20"/>
-          <w:rtl w:val="0"/>
-        </w:rPr>
-        <w:t xml:space="preserve">Microsoft Office Suite database (1 year)</w:t>
-      </w:r>
-    </w:p>
-    <w:p>
-      <w:pPr>
+          <w:rFonts w:eastAsia="Arial" w:cs="Arial" w:ascii="Arial" w:hAnsi="Arial"/>
+          <w:sz w:val="20"/>
+          <w:szCs w:val="20"/>
+        </w:rPr>
+        <w:t>Microsoft Office Suite database (1 year)</w:t>
+      </w:r>
+    </w:p>
+    <w:p>
+      <w:pPr>
+        <w:pStyle w:val="Normal1"/>
         <w:numPr>
           <w:ilvl w:val="0"/>
           <w:numId w:val="6"/>
         </w:numPr>
-        <w:spacing w:after="0" w:afterAutospacing="0" w:line="276" w:lineRule="auto"/>
+        <w:spacing w:lineRule="auto" w:line="276" w:before="0" w:afterAutospacing="0" w:after="0"/>
         <w:ind w:left="1440" w:hanging="360"/>
         <w:rPr>
-          <w:rFonts w:ascii="Arial" w:cs="Arial" w:eastAsia="Arial" w:hAnsi="Arial"/>
+          <w:rFonts w:ascii="Arial" w:hAnsi="Arial" w:eastAsia="Arial" w:cs="Arial"/>
           <w:sz w:val="20"/>
           <w:szCs w:val="20"/>
           <w:u w:val="none"/>
@@ -872,24 +851,24 @@
       </w:pPr>
       <w:r>
         <w:rPr>
-          <w:rFonts w:ascii="Arial" w:cs="Arial" w:eastAsia="Arial" w:hAnsi="Arial"/>
-          <w:sz w:val="20"/>
-          <w:szCs w:val="20"/>
-          <w:rtl w:val="0"/>
-        </w:rPr>
-        <w:t xml:space="preserve">Postgres (6 years)</w:t>
-      </w:r>
-    </w:p>
-    <w:p>
-      <w:pPr>
+          <w:rFonts w:eastAsia="Arial" w:cs="Arial" w:ascii="Arial" w:hAnsi="Arial"/>
+          <w:sz w:val="20"/>
+          <w:szCs w:val="20"/>
+        </w:rPr>
+        <w:t>Postgres (6 years)</w:t>
+      </w:r>
+    </w:p>
+    <w:p>
+      <w:pPr>
+        <w:pStyle w:val="Normal1"/>
         <w:numPr>
           <w:ilvl w:val="0"/>
           <w:numId w:val="6"/>
         </w:numPr>
-        <w:spacing w:after="292" w:line="276" w:lineRule="auto"/>
+        <w:spacing w:lineRule="auto" w:line="276" w:before="0" w:after="292"/>
         <w:ind w:left="1440" w:hanging="360"/>
         <w:rPr>
-          <w:rFonts w:ascii="Arial" w:cs="Arial" w:eastAsia="Arial" w:hAnsi="Arial"/>
+          <w:rFonts w:ascii="Arial" w:hAnsi="Arial" w:eastAsia="Arial" w:cs="Arial"/>
           <w:sz w:val="20"/>
           <w:szCs w:val="20"/>
           <w:u w:val="none"/>
@@ -897,51 +876,47 @@
       </w:pPr>
       <w:r>
         <w:rPr>
-          <w:rFonts w:ascii="Arial" w:cs="Arial" w:eastAsia="Arial" w:hAnsi="Arial"/>
-          <w:sz w:val="20"/>
-          <w:szCs w:val="20"/>
-          <w:rtl w:val="0"/>
-        </w:rPr>
-        <w:t xml:space="preserve">Kafka SQL (1 years)</w:t>
-      </w:r>
-    </w:p>
-    <w:p>
-      <w:pPr>
-        <w:spacing w:after="28" w:before="28" w:line="276" w:lineRule="auto"/>
-        <w:ind w:left="720" w:firstLine="0"/>
-        <w:rPr>
-          <w:rFonts w:ascii="Arial" w:cs="Arial" w:eastAsia="Arial" w:hAnsi="Arial"/>
-          <w:b w:val="1"/>
+          <w:rFonts w:eastAsia="Arial" w:cs="Arial" w:ascii="Arial" w:hAnsi="Arial"/>
+          <w:sz w:val="20"/>
+          <w:szCs w:val="20"/>
+        </w:rPr>
+        <w:t>Kafka SQL (1 years)</w:t>
+      </w:r>
+    </w:p>
+    <w:p>
+      <w:pPr>
+        <w:pStyle w:val="Normal1"/>
+        <w:spacing w:lineRule="auto" w:line="276" w:before="28" w:after="28"/>
+        <w:ind w:left="720" w:hanging="0"/>
+        <w:rPr>
+          <w:rFonts w:ascii="Arial" w:hAnsi="Arial" w:eastAsia="Arial" w:cs="Arial"/>
+          <w:b/>
+          <w:b/>
           <w:sz w:val="22"/>
           <w:szCs w:val="22"/>
         </w:rPr>
       </w:pPr>
       <w:r>
         <w:rPr>
-          <w:rFonts w:ascii="Arial" w:cs="Arial" w:eastAsia="Arial" w:hAnsi="Arial"/>
-          <w:b w:val="1"/>
-          <w:sz w:val="20"/>
-          <w:szCs w:val="20"/>
-          <w:rtl w:val="0"/>
-        </w:rPr>
-        <w:t xml:space="preserve">Messaging</w:t>
-      </w:r>
-      <w:r>
-        <w:rPr>
-          <w:rtl w:val="0"/>
-        </w:rPr>
-      </w:r>
-    </w:p>
-    <w:p>
-      <w:pPr>
+          <w:rFonts w:eastAsia="Arial" w:cs="Arial" w:ascii="Arial" w:hAnsi="Arial"/>
+          <w:b/>
+          <w:sz w:val="20"/>
+          <w:szCs w:val="20"/>
+        </w:rPr>
+        <w:t>Messaging</w:t>
+      </w:r>
+    </w:p>
+    <w:p>
+      <w:pPr>
+        <w:pStyle w:val="Normal1"/>
         <w:numPr>
           <w:ilvl w:val="0"/>
           <w:numId w:val="7"/>
         </w:numPr>
-        <w:spacing w:after="0" w:afterAutospacing="0" w:line="276" w:lineRule="auto"/>
+        <w:spacing w:lineRule="auto" w:line="276" w:before="0" w:afterAutospacing="0" w:after="0"/>
         <w:ind w:left="1440" w:hanging="360"/>
         <w:rPr>
-          <w:rFonts w:ascii="Arial" w:cs="Arial" w:eastAsia="Arial" w:hAnsi="Arial"/>
+          <w:rFonts w:ascii="Arial" w:hAnsi="Arial" w:eastAsia="Arial" w:cs="Arial"/>
           <w:sz w:val="20"/>
           <w:szCs w:val="20"/>
           <w:u w:val="none"/>
@@ -949,24 +924,24 @@
       </w:pPr>
       <w:r>
         <w:rPr>
-          <w:rFonts w:ascii="Arial" w:cs="Arial" w:eastAsia="Arial" w:hAnsi="Arial"/>
-          <w:sz w:val="20"/>
-          <w:szCs w:val="20"/>
-          <w:rtl w:val="0"/>
-        </w:rPr>
-        <w:t xml:space="preserve">Java Message Service (1 year)</w:t>
-      </w:r>
-    </w:p>
-    <w:p>
-      <w:pPr>
+          <w:rFonts w:eastAsia="Arial" w:cs="Arial" w:ascii="Arial" w:hAnsi="Arial"/>
+          <w:sz w:val="20"/>
+          <w:szCs w:val="20"/>
+        </w:rPr>
+        <w:t>Java Message Service (1 year)</w:t>
+      </w:r>
+    </w:p>
+    <w:p>
+      <w:pPr>
+        <w:pStyle w:val="Normal1"/>
         <w:numPr>
           <w:ilvl w:val="0"/>
           <w:numId w:val="7"/>
         </w:numPr>
-        <w:spacing w:after="0" w:afterAutospacing="0" w:line="276" w:lineRule="auto"/>
+        <w:spacing w:lineRule="auto" w:line="276" w:before="0" w:afterAutospacing="0" w:after="0"/>
         <w:ind w:left="1440" w:hanging="360"/>
         <w:rPr>
-          <w:rFonts w:ascii="Arial" w:cs="Arial" w:eastAsia="Arial" w:hAnsi="Arial"/>
+          <w:rFonts w:ascii="Arial" w:hAnsi="Arial" w:eastAsia="Arial" w:cs="Arial"/>
           <w:sz w:val="20"/>
           <w:szCs w:val="20"/>
           <w:u w:val="none"/>
@@ -974,24 +949,24 @@
       </w:pPr>
       <w:r>
         <w:rPr>
-          <w:rFonts w:ascii="Arial" w:cs="Arial" w:eastAsia="Arial" w:hAnsi="Arial"/>
-          <w:sz w:val="20"/>
-          <w:szCs w:val="20"/>
-          <w:rtl w:val="0"/>
-        </w:rPr>
-        <w:t xml:space="preserve">RabbitMQ (1 year)</w:t>
-      </w:r>
-    </w:p>
-    <w:p>
-      <w:pPr>
+          <w:rFonts w:eastAsia="Arial" w:cs="Arial" w:ascii="Arial" w:hAnsi="Arial"/>
+          <w:sz w:val="20"/>
+          <w:szCs w:val="20"/>
+        </w:rPr>
+        <w:t>RabbitMQ (1 year)</w:t>
+      </w:r>
+    </w:p>
+    <w:p>
+      <w:pPr>
+        <w:pStyle w:val="Normal1"/>
         <w:numPr>
           <w:ilvl w:val="0"/>
           <w:numId w:val="7"/>
         </w:numPr>
-        <w:spacing w:after="292" w:line="276" w:lineRule="auto"/>
+        <w:spacing w:lineRule="auto" w:line="276" w:before="0" w:after="292"/>
         <w:ind w:left="1440" w:hanging="360"/>
         <w:rPr>
-          <w:rFonts w:ascii="Arial" w:cs="Arial" w:eastAsia="Arial" w:hAnsi="Arial"/>
+          <w:rFonts w:ascii="Arial" w:hAnsi="Arial" w:eastAsia="Arial" w:cs="Arial"/>
           <w:sz w:val="20"/>
           <w:szCs w:val="20"/>
           <w:u w:val="none"/>
@@ -999,361 +974,354 @@
       </w:pPr>
       <w:r>
         <w:rPr>
-          <w:rFonts w:ascii="Arial" w:cs="Arial" w:eastAsia="Arial" w:hAnsi="Arial"/>
-          <w:sz w:val="20"/>
-          <w:szCs w:val="20"/>
-          <w:rtl w:val="0"/>
-        </w:rPr>
-        <w:t xml:space="preserve">Kafka (1 year)</w:t>
-      </w:r>
-    </w:p>
-    <w:p>
-      <w:pPr>
-        <w:spacing w:after="28" w:before="28" w:lineRule="auto"/>
-        <w:ind w:right="0"/>
-        <w:rPr>
-          <w:rFonts w:ascii="Arial" w:cs="Arial" w:eastAsia="Arial" w:hAnsi="Arial"/>
-          <w:sz w:val="20"/>
-          <w:szCs w:val="20"/>
-        </w:rPr>
-      </w:pPr>
-      <w:r>
-        <w:rPr>
-          <w:rtl w:val="0"/>
-        </w:rPr>
-      </w:r>
-    </w:p>
-    <w:p>
-      <w:pPr>
-        <w:spacing w:after="28" w:before="28" w:lineRule="auto"/>
-        <w:ind w:right="0"/>
-        <w:rPr>
-          <w:rFonts w:ascii="Arial" w:cs="Arial" w:eastAsia="Arial" w:hAnsi="Arial"/>
-          <w:sz w:val="20"/>
-          <w:szCs w:val="20"/>
-        </w:rPr>
-      </w:pPr>
-      <w:r>
-        <w:rPr>
-          <w:rtl w:val="0"/>
-        </w:rPr>
-      </w:r>
-    </w:p>
-    <w:p>
-      <w:pPr>
-        <w:spacing w:after="0" w:before="0" w:line="276" w:lineRule="auto"/>
-        <w:rPr>
-          <w:b w:val="1"/>
-        </w:rPr>
-      </w:pPr>
-      <w:r>
-        <w:rPr>
-          <w:b w:val="1"/>
-          <w:rtl w:val="0"/>
-        </w:rPr>
-        <w:t xml:space="preserve">EXPERIENCE</w:t>
-      </w:r>
-    </w:p>
-    <w:p>
-      <w:pPr>
-        <w:spacing w:after="0" w:before="0" w:line="276" w:lineRule="auto"/>
-        <w:rPr>
-          <w:rFonts w:ascii="Arial" w:cs="Arial" w:eastAsia="Arial" w:hAnsi="Arial"/>
+          <w:rFonts w:eastAsia="Arial" w:cs="Arial" w:ascii="Arial" w:hAnsi="Arial"/>
+          <w:sz w:val="20"/>
+          <w:szCs w:val="20"/>
+        </w:rPr>
+        <w:t>Kafka (1 year)</w:t>
+      </w:r>
+    </w:p>
+    <w:p>
+      <w:pPr>
+        <w:pStyle w:val="Normal1"/>
+        <w:spacing w:lineRule="auto" w:line="240" w:before="28" w:after="28"/>
+        <w:ind w:right="0" w:hanging="0"/>
+        <w:rPr>
+          <w:rFonts w:ascii="Arial" w:hAnsi="Arial" w:eastAsia="Arial" w:cs="Arial"/>
+          <w:sz w:val="20"/>
+          <w:szCs w:val="20"/>
+        </w:rPr>
+      </w:pPr>
+      <w:r>
+        <w:rPr>
+          <w:rFonts w:eastAsia="Arial" w:cs="Arial" w:ascii="Arial" w:hAnsi="Arial"/>
+          <w:sz w:val="20"/>
+          <w:szCs w:val="20"/>
+        </w:rPr>
+      </w:r>
+    </w:p>
+    <w:p>
+      <w:pPr>
+        <w:pStyle w:val="Normal1"/>
+        <w:spacing w:lineRule="auto" w:line="240" w:before="28" w:after="28"/>
+        <w:ind w:right="0" w:hanging="0"/>
+        <w:rPr>
+          <w:rFonts w:ascii="Arial" w:hAnsi="Arial" w:eastAsia="Arial" w:cs="Arial"/>
+          <w:sz w:val="20"/>
+          <w:szCs w:val="20"/>
+        </w:rPr>
+      </w:pPr>
+      <w:r>
+        <w:rPr>
+          <w:rFonts w:eastAsia="Arial" w:cs="Arial" w:ascii="Arial" w:hAnsi="Arial"/>
+          <w:sz w:val="20"/>
+          <w:szCs w:val="20"/>
+        </w:rPr>
+      </w:r>
+    </w:p>
+    <w:p>
+      <w:pPr>
+        <w:pStyle w:val="Normal1"/>
+        <w:spacing w:lineRule="auto" w:line="276" w:before="0" w:after="0"/>
+        <w:rPr>
+          <w:b/>
+          <w:b/>
+        </w:rPr>
+      </w:pPr>
+      <w:r>
+        <w:rPr>
+          <w:b/>
+        </w:rPr>
+        <w:t>EXPERIENCE</w:t>
+      </w:r>
+    </w:p>
+    <w:p>
+      <w:pPr>
+        <w:pStyle w:val="Normal1"/>
+        <w:spacing w:lineRule="auto" w:line="276" w:before="0" w:after="0"/>
+        <w:rPr>
+          <w:rFonts w:ascii="Arial" w:hAnsi="Arial" w:eastAsia="Arial" w:cs="Arial"/>
           <w:sz w:val="14"/>
           <w:szCs w:val="14"/>
         </w:rPr>
       </w:pPr>
       <w:r>
         <w:rPr>
-          <w:rFonts w:ascii="Arial" w:cs="Arial" w:eastAsia="Arial" w:hAnsi="Arial"/>
-          <w:b w:val="1"/>
-          <w:smallCaps w:val="1"/>
-          <w:sz w:val="20"/>
-          <w:szCs w:val="20"/>
-          <w:rtl w:val="0"/>
-        </w:rPr>
-        <w:br w:type="textWrapping"/>
-      </w:r>
-      <w:r>
-        <w:rPr>
-          <w:rFonts w:ascii="Arial" w:cs="Arial" w:eastAsia="Arial" w:hAnsi="Arial"/>
-          <w:b w:val="1"/>
+          <w:rFonts w:eastAsia="Arial" w:cs="Arial" w:ascii="Arial" w:hAnsi="Arial"/>
+          <w:b/>
+          <w:smallCaps/>
+          <w:sz w:val="20"/>
+          <w:szCs w:val="20"/>
+        </w:rPr>
+        <w:br/>
+      </w:r>
+      <w:r>
+        <w:rPr>
+          <w:rFonts w:eastAsia="Arial" w:cs="Arial" w:ascii="Arial" w:hAnsi="Arial"/>
+          <w:b/>
           <w:sz w:val="18"/>
           <w:szCs w:val="18"/>
-          <w:rtl w:val="0"/>
-        </w:rPr>
-        <w:t xml:space="preserve">MAR 2015 – Present</w:t>
-      </w:r>
-      <w:r>
-        <w:rPr>
-          <w:rFonts w:ascii="Arial" w:cs="Arial" w:eastAsia="Arial" w:hAnsi="Arial"/>
-          <w:b w:val="1"/>
-          <w:sz w:val="20"/>
-          <w:szCs w:val="20"/>
-          <w:rtl w:val="0"/>
-        </w:rPr>
-        <w:br w:type="textWrapping"/>
-      </w:r>
-      <w:r>
-        <w:rPr>
-          <w:rFonts w:ascii="Arial" w:cs="Arial" w:eastAsia="Arial" w:hAnsi="Arial"/>
-          <w:sz w:val="20"/>
-          <w:szCs w:val="20"/>
-          <w:rtl w:val="0"/>
-        </w:rPr>
-        <w:t xml:space="preserve">Mastercard  |  O’Fallon, MO</w:t>
-      </w:r>
-      <w:r>
-        <w:rPr>
-          <w:rFonts w:ascii="Arial" w:cs="Arial" w:eastAsia="Arial" w:hAnsi="Arial"/>
-          <w:b w:val="1"/>
+        </w:rPr>
+        <w:t xml:space="preserve">MAR </w:t>
+      </w:r>
+      <w:r>
+        <w:rPr>
+          <w:rFonts w:eastAsia="Arial" w:cs="Arial" w:ascii="Arial" w:hAnsi="Arial"/>
+          <w:b/>
+          <w:sz w:val="18"/>
+          <w:szCs w:val="18"/>
+        </w:rPr>
+        <w:t>2023</w:t>
+      </w:r>
+      <w:r>
+        <w:rPr>
+          <w:rFonts w:eastAsia="Arial" w:cs="Arial" w:ascii="Arial" w:hAnsi="Arial"/>
+          <w:b/>
+          <w:sz w:val="18"/>
+          <w:szCs w:val="18"/>
+        </w:rPr>
+        <w:t xml:space="preserve"> – </w:t>
+      </w:r>
+      <w:r>
+        <w:rPr>
+          <w:rFonts w:eastAsia="Arial" w:cs="Arial" w:ascii="Arial" w:hAnsi="Arial"/>
+          <w:b/>
+          <w:sz w:val="18"/>
+          <w:szCs w:val="18"/>
+        </w:rPr>
+        <w:t>JUN2024</w:t>
+      </w:r>
+      <w:r>
+        <w:rPr>
+          <w:rFonts w:eastAsia="Arial" w:cs="Arial" w:ascii="Arial" w:hAnsi="Arial"/>
+          <w:b/>
+          <w:sz w:val="20"/>
+          <w:szCs w:val="20"/>
+        </w:rPr>
+        <w:br/>
+      </w:r>
+      <w:r>
+        <w:rPr>
+          <w:rFonts w:eastAsia="Arial" w:cs="Arial" w:ascii="Arial" w:hAnsi="Arial"/>
+          <w:sz w:val="20"/>
+          <w:szCs w:val="20"/>
+        </w:rPr>
+        <w:t>Mastercard  |  O’Fallon, MO</w:t>
+      </w:r>
+      <w:r>
+        <w:rPr>
+          <w:rFonts w:eastAsia="Arial" w:cs="Arial" w:ascii="Arial" w:hAnsi="Arial"/>
+          <w:b/>
           <w:sz w:val="16"/>
           <w:szCs w:val="16"/>
-          <w:rtl w:val="0"/>
-        </w:rPr>
-        <w:br w:type="textWrapping"/>
-      </w:r>
-      <w:r>
-        <w:rPr>
-          <w:rFonts w:ascii="Arial" w:cs="Arial" w:eastAsia="Arial" w:hAnsi="Arial"/>
-          <w:b w:val="1"/>
-          <w:rtl w:val="0"/>
-        </w:rPr>
-        <w:t xml:space="preserve">Software Engineer</w:t>
-      </w:r>
-      <w:r>
-        <w:rPr>
-          <w:rFonts w:ascii="Arial" w:cs="Arial" w:eastAsia="Arial" w:hAnsi="Arial"/>
-          <w:b w:val="1"/>
+        </w:rPr>
+        <w:br/>
+      </w:r>
+      <w:r>
+        <w:rPr>
+          <w:rFonts w:eastAsia="Arial" w:cs="Arial" w:ascii="Arial" w:hAnsi="Arial"/>
+          <w:b/>
+        </w:rPr>
+        <w:t>Software Engineer</w:t>
+      </w:r>
+      <w:r>
+        <w:rPr>
+          <w:rFonts w:eastAsia="Arial" w:cs="Arial" w:ascii="Arial" w:hAnsi="Arial"/>
+          <w:b/>
           <w:sz w:val="22"/>
           <w:szCs w:val="22"/>
-          <w:rtl w:val="0"/>
-        </w:rPr>
-        <w:br w:type="textWrapping"/>
-      </w:r>
-      <w:r>
-        <w:rPr>
-          <w:rFonts w:ascii="Arial" w:cs="Arial" w:eastAsia="Arial" w:hAnsi="Arial"/>
-          <w:b w:val="1"/>
+        </w:rPr>
+        <w:br/>
+      </w:r>
+      <w:r>
+        <w:rPr>
+          <w:rFonts w:eastAsia="Arial" w:cs="Arial" w:ascii="Arial" w:hAnsi="Arial"/>
+          <w:b/>
           <w:sz w:val="16"/>
           <w:szCs w:val="16"/>
-          <w:rtl w:val="0"/>
         </w:rPr>
         <w:tab/>
       </w:r>
       <w:r>
         <w:rPr>
-          <w:rFonts w:ascii="Arial" w:cs="Arial" w:eastAsia="Arial" w:hAnsi="Arial"/>
-          <w:i w:val="1"/>
-          <w:sz w:val="20"/>
-          <w:szCs w:val="20"/>
-          <w:rtl w:val="0"/>
-        </w:rPr>
-        <w:t xml:space="preserve">Primary Duties and Responsibilities:</w:t>
-      </w:r>
-      <w:r>
-        <w:rPr>
-          <w:rtl w:val="0"/>
-        </w:rPr>
-      </w:r>
-    </w:p>
-    <w:p>
-      <w:pPr>
+          <w:rFonts w:eastAsia="Arial" w:cs="Arial" w:ascii="Arial" w:hAnsi="Arial"/>
+          <w:i/>
+          <w:sz w:val="20"/>
+          <w:szCs w:val="20"/>
+        </w:rPr>
+        <w:t>Primary Duties and Responsibilities:</w:t>
+      </w:r>
+    </w:p>
+    <w:p>
+      <w:pPr>
+        <w:pStyle w:val="Normal1"/>
         <w:numPr>
           <w:ilvl w:val="0"/>
           <w:numId w:val="2"/>
         </w:numPr>
-        <w:spacing w:after="292" w:line="276" w:lineRule="auto"/>
+        <w:spacing w:lineRule="auto" w:line="276" w:before="0" w:after="292"/>
         <w:ind w:left="1440" w:hanging="360"/>
         <w:rPr>
-          <w:rFonts w:ascii="Arial" w:cs="Arial" w:eastAsia="Arial" w:hAnsi="Arial"/>
+          <w:rFonts w:ascii="Arial" w:hAnsi="Arial" w:eastAsia="Arial" w:cs="Arial"/>
           <w:sz w:val="18"/>
           <w:szCs w:val="18"/>
         </w:rPr>
       </w:pPr>
       <w:r>
         <w:rPr>
-          <w:rFonts w:ascii="Arial" w:cs="Arial" w:eastAsia="Arial" w:hAnsi="Arial"/>
+          <w:rFonts w:eastAsia="Arial" w:cs="Arial" w:ascii="Arial" w:hAnsi="Arial"/>
           <w:sz w:val="18"/>
           <w:szCs w:val="18"/>
-          <w:rtl w:val="0"/>
-        </w:rPr>
-        <w:t xml:space="preserve">Microservice development</w:t>
-      </w:r>
-      <w:r>
-        <w:rPr>
-          <w:rtl w:val="0"/>
-        </w:rPr>
-      </w:r>
-    </w:p>
-    <w:p>
-      <w:pPr>
-        <w:spacing w:after="0" w:before="0" w:line="276" w:lineRule="auto"/>
-        <w:rPr>
-          <w:rFonts w:ascii="Arial" w:cs="Arial" w:eastAsia="Arial" w:hAnsi="Arial"/>
+        </w:rPr>
+        <w:t>Microservice development</w:t>
+      </w:r>
+    </w:p>
+    <w:p>
+      <w:pPr>
+        <w:pStyle w:val="Normal1"/>
+        <w:spacing w:lineRule="auto" w:line="276" w:before="0" w:after="0"/>
+        <w:rPr>
+          <w:rFonts w:ascii="Arial" w:hAnsi="Arial" w:eastAsia="Arial" w:cs="Arial"/>
           <w:sz w:val="14"/>
           <w:szCs w:val="14"/>
         </w:rPr>
       </w:pPr>
       <w:r>
         <w:rPr>
-          <w:rFonts w:ascii="Arial" w:cs="Arial" w:eastAsia="Arial" w:hAnsi="Arial"/>
-          <w:b w:val="1"/>
-          <w:smallCaps w:val="1"/>
-          <w:sz w:val="20"/>
-          <w:szCs w:val="20"/>
-          <w:rtl w:val="0"/>
-        </w:rPr>
-        <w:br w:type="textWrapping"/>
-      </w:r>
-      <w:r>
-        <w:rPr>
-          <w:rFonts w:ascii="Arial" w:cs="Arial" w:eastAsia="Arial" w:hAnsi="Arial"/>
-          <w:b w:val="1"/>
+          <w:rFonts w:eastAsia="Arial" w:cs="Arial" w:ascii="Arial" w:hAnsi="Arial"/>
+          <w:b/>
+          <w:smallCaps/>
+          <w:sz w:val="20"/>
+          <w:szCs w:val="20"/>
+        </w:rPr>
+        <w:br/>
+      </w:r>
+      <w:r>
+        <w:rPr>
+          <w:rFonts w:eastAsia="Arial" w:cs="Arial" w:ascii="Arial" w:hAnsi="Arial"/>
+          <w:b/>
           <w:sz w:val="18"/>
           <w:szCs w:val="18"/>
-          <w:rtl w:val="0"/>
-        </w:rPr>
-        <w:t xml:space="preserve">MAR 2015 – JUL 2023</w:t>
-      </w:r>
-      <w:r>
-        <w:rPr>
-          <w:rFonts w:ascii="Arial" w:cs="Arial" w:eastAsia="Arial" w:hAnsi="Arial"/>
-          <w:b w:val="1"/>
-          <w:sz w:val="20"/>
-          <w:szCs w:val="20"/>
-          <w:rtl w:val="0"/>
-        </w:rPr>
-        <w:br w:type="textWrapping"/>
-      </w:r>
-      <w:r>
-        <w:rPr>
-          <w:rFonts w:ascii="Arial" w:cs="Arial" w:eastAsia="Arial" w:hAnsi="Arial"/>
-          <w:sz w:val="20"/>
-          <w:szCs w:val="20"/>
-          <w:rtl w:val="0"/>
-        </w:rPr>
-        <w:t xml:space="preserve">Object Computing Inc  |  St Louis, MO</w:t>
-      </w:r>
-      <w:r>
-        <w:rPr>
-          <w:rFonts w:ascii="Arial" w:cs="Arial" w:eastAsia="Arial" w:hAnsi="Arial"/>
-          <w:b w:val="1"/>
+        </w:rPr>
+        <w:t>MAR 2015 – JUL 2023</w:t>
+      </w:r>
+      <w:r>
+        <w:rPr>
+          <w:rFonts w:eastAsia="Arial" w:cs="Arial" w:ascii="Arial" w:hAnsi="Arial"/>
+          <w:b/>
+          <w:sz w:val="20"/>
+          <w:szCs w:val="20"/>
+        </w:rPr>
+        <w:br/>
+      </w:r>
+      <w:r>
+        <w:rPr>
+          <w:rFonts w:eastAsia="Arial" w:cs="Arial" w:ascii="Arial" w:hAnsi="Arial"/>
+          <w:sz w:val="20"/>
+          <w:szCs w:val="20"/>
+        </w:rPr>
+        <w:t>Object Computing Inc  |  St Louis, MO</w:t>
+      </w:r>
+      <w:r>
+        <w:rPr>
+          <w:rFonts w:eastAsia="Arial" w:cs="Arial" w:ascii="Arial" w:hAnsi="Arial"/>
+          <w:b/>
           <w:sz w:val="16"/>
           <w:szCs w:val="16"/>
-          <w:rtl w:val="0"/>
-        </w:rPr>
-        <w:br w:type="textWrapping"/>
-      </w:r>
-      <w:r>
-        <w:rPr>
-          <w:rFonts w:ascii="Arial" w:cs="Arial" w:eastAsia="Arial" w:hAnsi="Arial"/>
-          <w:b w:val="1"/>
-          <w:rtl w:val="0"/>
-        </w:rPr>
-        <w:t xml:space="preserve">Microservices engineer, groovy, grails, and micronaut team</w:t>
-      </w:r>
-      <w:r>
-        <w:rPr>
-          <w:rFonts w:ascii="Arial" w:cs="Arial" w:eastAsia="Arial" w:hAnsi="Arial"/>
-          <w:b w:val="1"/>
+        </w:rPr>
+        <w:br/>
+      </w:r>
+      <w:r>
+        <w:rPr>
+          <w:rFonts w:eastAsia="Arial" w:cs="Arial" w:ascii="Arial" w:hAnsi="Arial"/>
+          <w:b/>
+        </w:rPr>
+        <w:t>Microservices engineer, groovy, grails, and micronaut team</w:t>
+      </w:r>
+      <w:r>
+        <w:rPr>
+          <w:rFonts w:eastAsia="Arial" w:cs="Arial" w:ascii="Arial" w:hAnsi="Arial"/>
+          <w:b/>
           <w:sz w:val="22"/>
           <w:szCs w:val="22"/>
-          <w:rtl w:val="0"/>
-        </w:rPr>
-        <w:br w:type="textWrapping"/>
-      </w:r>
-      <w:r>
-        <w:rPr>
-          <w:rFonts w:ascii="Arial" w:cs="Arial" w:eastAsia="Arial" w:hAnsi="Arial"/>
-          <w:b w:val="1"/>
+        </w:rPr>
+        <w:br/>
+      </w:r>
+      <w:r>
+        <w:rPr>
+          <w:rFonts w:eastAsia="Arial" w:cs="Arial" w:ascii="Arial" w:hAnsi="Arial"/>
+          <w:b/>
           <w:sz w:val="16"/>
           <w:szCs w:val="16"/>
-          <w:rtl w:val="0"/>
         </w:rPr>
         <w:tab/>
       </w:r>
       <w:r>
         <w:rPr>
-          <w:rFonts w:ascii="Arial" w:cs="Arial" w:eastAsia="Arial" w:hAnsi="Arial"/>
-          <w:i w:val="1"/>
-          <w:sz w:val="20"/>
-          <w:szCs w:val="20"/>
-          <w:rtl w:val="0"/>
-        </w:rPr>
-        <w:t xml:space="preserve">Primary Duties and Responsibilities:</w:t>
-      </w:r>
-      <w:r>
-        <w:rPr>
-          <w:rtl w:val="0"/>
-        </w:rPr>
-      </w:r>
-    </w:p>
-    <w:p>
-      <w:pPr>
+          <w:rFonts w:eastAsia="Arial" w:cs="Arial" w:ascii="Arial" w:hAnsi="Arial"/>
+          <w:i/>
+          <w:sz w:val="20"/>
+          <w:szCs w:val="20"/>
+        </w:rPr>
+        <w:t>Primary Duties and Responsibilities:</w:t>
+      </w:r>
+    </w:p>
+    <w:p>
+      <w:pPr>
+        <w:pStyle w:val="Normal1"/>
         <w:numPr>
           <w:ilvl w:val="0"/>
           <w:numId w:val="2"/>
         </w:numPr>
-        <w:spacing w:after="292" w:line="276" w:lineRule="auto"/>
+        <w:spacing w:lineRule="auto" w:line="276" w:before="0" w:after="292"/>
         <w:ind w:left="1440" w:hanging="360"/>
         <w:rPr>
-          <w:rFonts w:ascii="Arial" w:cs="Arial" w:eastAsia="Arial" w:hAnsi="Arial"/>
+          <w:rFonts w:ascii="Arial" w:hAnsi="Arial" w:eastAsia="Arial" w:cs="Arial"/>
           <w:sz w:val="18"/>
           <w:szCs w:val="18"/>
         </w:rPr>
       </w:pPr>
       <w:r>
         <w:rPr>
-          <w:rFonts w:ascii="Arial" w:cs="Arial" w:eastAsia="Arial" w:hAnsi="Arial"/>
+          <w:rFonts w:eastAsia="Arial" w:cs="Arial" w:ascii="Arial" w:hAnsi="Arial"/>
           <w:sz w:val="18"/>
           <w:szCs w:val="18"/>
-          <w:rtl w:val="0"/>
-        </w:rPr>
-        <w:t xml:space="preserve">Web service development, primarily Micronaut</w:t>
-      </w:r>
-      <w:r>
-        <w:rPr>
-          <w:rtl w:val="0"/>
-        </w:rPr>
-      </w:r>
-    </w:p>
-    <w:p>
-      <w:pPr>
-        <w:spacing w:after="28" w:before="28" w:line="276" w:lineRule="auto"/>
-        <w:ind w:left="720" w:firstLine="0"/>
-        <w:rPr>
-          <w:rFonts w:ascii="Arial" w:cs="Arial" w:eastAsia="Arial" w:hAnsi="Arial"/>
-          <w:sz w:val="20"/>
-          <w:szCs w:val="20"/>
-        </w:rPr>
-      </w:pPr>
-      <w:r>
-        <w:rPr>
-          <w:rFonts w:ascii="Arial" w:cs="Arial" w:eastAsia="Arial" w:hAnsi="Arial"/>
-          <w:i w:val="1"/>
-          <w:sz w:val="20"/>
-          <w:szCs w:val="20"/>
-          <w:rtl w:val="0"/>
-        </w:rPr>
-        <w:t xml:space="preserve">Additional Duties</w:t>
-      </w:r>
-      <w:r>
-        <w:rPr>
-          <w:rtl w:val="0"/>
-        </w:rPr>
-      </w:r>
-    </w:p>
-    <w:p>
-      <w:pPr>
+        </w:rPr>
+        <w:t>Web service development, primarily Micronaut</w:t>
+      </w:r>
+    </w:p>
+    <w:p>
+      <w:pPr>
+        <w:pStyle w:val="Normal1"/>
+        <w:spacing w:lineRule="auto" w:line="276" w:before="28" w:after="28"/>
+        <w:ind w:left="720" w:hanging="0"/>
+        <w:rPr>
+          <w:rFonts w:ascii="Arial" w:hAnsi="Arial" w:eastAsia="Arial" w:cs="Arial"/>
+          <w:sz w:val="20"/>
+          <w:szCs w:val="20"/>
+        </w:rPr>
+      </w:pPr>
+      <w:r>
+        <w:rPr>
+          <w:rFonts w:eastAsia="Arial" w:cs="Arial" w:ascii="Arial" w:hAnsi="Arial"/>
+          <w:i/>
+          <w:sz w:val="20"/>
+          <w:szCs w:val="20"/>
+        </w:rPr>
+        <w:t>Additional Duties</w:t>
+      </w:r>
+    </w:p>
+    <w:p>
+      <w:pPr>
+        <w:pStyle w:val="Normal1"/>
         <w:numPr>
           <w:ilvl w:val="0"/>
           <w:numId w:val="18"/>
         </w:numPr>
-        <w:spacing w:after="292" w:line="276" w:lineRule="auto"/>
+        <w:spacing w:lineRule="auto" w:line="276" w:before="0" w:after="292"/>
         <w:ind w:left="1440" w:hanging="360"/>
         <w:rPr>
-          <w:rFonts w:ascii="Arial" w:cs="Arial" w:eastAsia="Arial" w:hAnsi="Arial"/>
+          <w:rFonts w:ascii="Arial" w:hAnsi="Arial" w:eastAsia="Arial" w:cs="Arial"/>
           <w:sz w:val="18"/>
           <w:szCs w:val="18"/>
           <w:u w:val="none"/>
@@ -1361,116 +1329,99 @@
       </w:pPr>
       <w:r>
         <w:rPr>
-          <w:rFonts w:ascii="Arial" w:cs="Arial" w:eastAsia="Arial" w:hAnsi="Arial"/>
+          <w:rFonts w:eastAsia="Arial" w:cs="Arial" w:ascii="Arial" w:hAnsi="Arial"/>
           <w:sz w:val="18"/>
           <w:szCs w:val="18"/>
-          <w:rtl w:val="0"/>
-        </w:rPr>
-        <w:t xml:space="preserve">Build script creation</w:t>
-      </w:r>
-      <w:r>
-        <w:rPr>
-          <w:rtl w:val="0"/>
-        </w:rPr>
-      </w:r>
-    </w:p>
-    <w:p>
-      <w:pPr>
-        <w:spacing w:after="0" w:before="0" w:line="276" w:lineRule="auto"/>
-        <w:rPr>
-          <w:rFonts w:ascii="Arial" w:cs="Arial" w:eastAsia="Arial" w:hAnsi="Arial"/>
-          <w:sz w:val="20"/>
-          <w:szCs w:val="20"/>
-        </w:rPr>
-      </w:pPr>
-      <w:r>
-        <w:rPr>
-          <w:rFonts w:ascii="Arial" w:cs="Arial" w:eastAsia="Arial" w:hAnsi="Arial"/>
-          <w:b w:val="1"/>
+        </w:rPr>
+        <w:t>Build script creation</w:t>
+      </w:r>
+    </w:p>
+    <w:p>
+      <w:pPr>
+        <w:pStyle w:val="Normal1"/>
+        <w:spacing w:lineRule="auto" w:line="276" w:before="0" w:after="0"/>
+        <w:rPr>
+          <w:rFonts w:ascii="Arial" w:hAnsi="Arial" w:eastAsia="Arial" w:cs="Arial"/>
+          <w:sz w:val="20"/>
+          <w:szCs w:val="20"/>
+        </w:rPr>
+      </w:pPr>
+      <w:r>
+        <w:rPr>
+          <w:rFonts w:eastAsia="Arial" w:cs="Arial" w:ascii="Arial" w:hAnsi="Arial"/>
+          <w:b/>
           <w:sz w:val="18"/>
           <w:szCs w:val="18"/>
-          <w:rtl w:val="0"/>
-        </w:rPr>
-        <w:t xml:space="preserve">AUG 2014 – FEB 2015</w:t>
-      </w:r>
-      <w:r>
-        <w:rPr>
-          <w:rFonts w:ascii="Arial" w:cs="Arial" w:eastAsia="Arial" w:hAnsi="Arial"/>
-          <w:i w:val="1"/>
+        </w:rPr>
+        <w:t>AUG 2014 – FEB 2015</w:t>
+      </w:r>
+      <w:r>
+        <w:rPr>
+          <w:rFonts w:eastAsia="Arial" w:cs="Arial" w:ascii="Arial" w:hAnsi="Arial"/>
+          <w:i/>
           <w:sz w:val="16"/>
           <w:szCs w:val="16"/>
-          <w:rtl w:val="0"/>
-        </w:rPr>
-        <w:br w:type="textWrapping"/>
-      </w:r>
-      <w:r>
-        <w:rPr>
-          <w:rFonts w:ascii="Arial" w:cs="Arial" w:eastAsia="Arial" w:hAnsi="Arial"/>
-          <w:sz w:val="20"/>
-          <w:szCs w:val="20"/>
-          <w:rtl w:val="0"/>
-        </w:rPr>
-        <w:t xml:space="preserve">Wellpoint  |  Wallingford, CT</w:t>
-      </w:r>
-      <w:r>
-        <w:rPr>
-          <w:rFonts w:ascii="Arial" w:cs="Arial" w:eastAsia="Arial" w:hAnsi="Arial"/>
-          <w:rtl w:val="0"/>
-        </w:rPr>
-        <w:br w:type="textWrapping"/>
-      </w:r>
-      <w:r>
-        <w:rPr>
-          <w:rFonts w:ascii="Arial" w:cs="Arial" w:eastAsia="Arial" w:hAnsi="Arial"/>
-          <w:b w:val="1"/>
-          <w:rtl w:val="0"/>
-        </w:rPr>
-        <w:t xml:space="preserve">Software Engineer</w:t>
-      </w:r>
-      <w:r>
-        <w:rPr>
-          <w:rFonts w:ascii="Arial" w:cs="Arial" w:eastAsia="Arial" w:hAnsi="Arial"/>
+        </w:rPr>
+        <w:br/>
+      </w:r>
+      <w:r>
+        <w:rPr>
+          <w:rFonts w:eastAsia="Arial" w:cs="Arial" w:ascii="Arial" w:hAnsi="Arial"/>
+          <w:sz w:val="20"/>
+          <w:szCs w:val="20"/>
+        </w:rPr>
+        <w:t>Wellpoint  |  Wallingford, CT</w:t>
+      </w:r>
+      <w:r>
+        <w:rPr>
+          <w:rFonts w:eastAsia="Arial" w:cs="Arial" w:ascii="Arial" w:hAnsi="Arial"/>
+        </w:rPr>
+        <w:br/>
+      </w:r>
+      <w:r>
+        <w:rPr>
+          <w:rFonts w:eastAsia="Arial" w:cs="Arial" w:ascii="Arial" w:hAnsi="Arial"/>
+          <w:b/>
+        </w:rPr>
+        <w:t>Software Engineer</w:t>
+      </w:r>
+      <w:r>
+        <w:rPr>
+          <w:rFonts w:eastAsia="Arial" w:cs="Arial" w:ascii="Arial" w:hAnsi="Arial"/>
           <w:sz w:val="22"/>
           <w:szCs w:val="22"/>
-          <w:rtl w:val="0"/>
-        </w:rPr>
-        <w:br w:type="textWrapping"/>
-      </w:r>
-      <w:r>
-        <w:rPr>
-          <w:rFonts w:ascii="Arial" w:cs="Arial" w:eastAsia="Arial" w:hAnsi="Arial"/>
-          <w:sz w:val="20"/>
-          <w:szCs w:val="20"/>
-          <w:rtl w:val="0"/>
+        </w:rPr>
+        <w:br/>
+      </w:r>
+      <w:r>
+        <w:rPr>
+          <w:rFonts w:eastAsia="Arial" w:cs="Arial" w:ascii="Arial" w:hAnsi="Arial"/>
+          <w:sz w:val="20"/>
+          <w:szCs w:val="20"/>
         </w:rPr>
         <w:tab/>
       </w:r>
       <w:r>
         <w:rPr>
-          <w:rFonts w:ascii="Arial" w:cs="Arial" w:eastAsia="Arial" w:hAnsi="Arial"/>
-          <w:i w:val="1"/>
-          <w:sz w:val="20"/>
-          <w:szCs w:val="20"/>
-          <w:rtl w:val="0"/>
-        </w:rPr>
-        <w:t xml:space="preserve">Primary Duties and Responsibilities</w:t>
-      </w:r>
-      <w:r>
-        <w:rPr>
-          <w:rtl w:val="0"/>
-        </w:rPr>
-      </w:r>
-    </w:p>
-    <w:p>
-      <w:pPr>
+          <w:rFonts w:eastAsia="Arial" w:cs="Arial" w:ascii="Arial" w:hAnsi="Arial"/>
+          <w:i/>
+          <w:sz w:val="20"/>
+          <w:szCs w:val="20"/>
+        </w:rPr>
+        <w:t>Primary Duties and Responsibilities</w:t>
+      </w:r>
+    </w:p>
+    <w:p>
+      <w:pPr>
+        <w:pStyle w:val="Normal1"/>
         <w:numPr>
           <w:ilvl w:val="0"/>
           <w:numId w:val="13"/>
         </w:numPr>
-        <w:spacing w:after="292" w:before="0" w:line="276" w:lineRule="auto"/>
+        <w:spacing w:lineRule="auto" w:line="276" w:before="0" w:after="292"/>
         <w:ind w:left="1440" w:hanging="360"/>
         <w:rPr>
-          <w:rFonts w:ascii="Arial" w:cs="Arial" w:eastAsia="Arial" w:hAnsi="Arial"/>
+          <w:rFonts w:ascii="Arial" w:hAnsi="Arial" w:eastAsia="Arial" w:cs="Arial"/>
           <w:sz w:val="18"/>
           <w:szCs w:val="18"/>
           <w:u w:val="none"/>
@@ -1478,50 +1429,45 @@
       </w:pPr>
       <w:r>
         <w:rPr>
-          <w:rFonts w:ascii="Arial" w:cs="Arial" w:eastAsia="Arial" w:hAnsi="Arial"/>
+          <w:rFonts w:eastAsia="Arial" w:cs="Arial" w:ascii="Arial" w:hAnsi="Arial"/>
           <w:sz w:val="18"/>
           <w:szCs w:val="18"/>
-          <w:rtl w:val="0"/>
-        </w:rPr>
-        <w:t xml:space="preserve">Java Development for middle tier aggregation layer</w:t>
-      </w:r>
-    </w:p>
-    <w:p>
-      <w:pPr>
-        <w:spacing w:after="28" w:before="28" w:line="276" w:lineRule="auto"/>
-        <w:ind w:left="720" w:firstLine="0"/>
-        <w:rPr>
-          <w:rFonts w:ascii="Arial" w:cs="Arial" w:eastAsia="Arial" w:hAnsi="Arial"/>
+        </w:rPr>
+        <w:t>Java Development for middle tier aggregation layer</w:t>
+      </w:r>
+    </w:p>
+    <w:p>
+      <w:pPr>
+        <w:pStyle w:val="Normal1"/>
+        <w:spacing w:lineRule="auto" w:line="276" w:before="28" w:after="28"/>
+        <w:ind w:left="720" w:hanging="0"/>
+        <w:rPr>
+          <w:rFonts w:ascii="Arial" w:hAnsi="Arial" w:eastAsia="Arial" w:cs="Arial"/>
           <w:sz w:val="18"/>
           <w:szCs w:val="18"/>
         </w:rPr>
       </w:pPr>
       <w:r>
         <w:rPr>
-          <w:rFonts w:ascii="Arial" w:cs="Arial" w:eastAsia="Arial" w:hAnsi="Arial"/>
-          <w:i w:val="1"/>
-          <w:sz w:val="20"/>
-          <w:szCs w:val="20"/>
-          <w:rtl w:val="0"/>
-        </w:rPr>
-        <w:t xml:space="preserve">Additional Duties</w:t>
-      </w:r>
-      <w:r>
-        <w:rPr>
-          <w:rtl w:val="0"/>
-        </w:rPr>
-      </w:r>
-    </w:p>
-    <w:p>
-      <w:pPr>
+          <w:rFonts w:eastAsia="Arial" w:cs="Arial" w:ascii="Arial" w:hAnsi="Arial"/>
+          <w:i/>
+          <w:sz w:val="20"/>
+          <w:szCs w:val="20"/>
+        </w:rPr>
+        <w:t>Additional Duties</w:t>
+      </w:r>
+    </w:p>
+    <w:p>
+      <w:pPr>
+        <w:pStyle w:val="Normal1"/>
         <w:numPr>
           <w:ilvl w:val="0"/>
           <w:numId w:val="5"/>
         </w:numPr>
-        <w:spacing w:after="0" w:afterAutospacing="0" w:line="276" w:lineRule="auto"/>
+        <w:spacing w:lineRule="auto" w:line="276" w:before="0" w:afterAutospacing="0" w:after="0"/>
         <w:ind w:left="1440" w:hanging="360"/>
         <w:rPr>
-          <w:rFonts w:ascii="Arial" w:cs="Arial" w:eastAsia="Arial" w:hAnsi="Arial"/>
+          <w:rFonts w:ascii="Arial" w:hAnsi="Arial" w:eastAsia="Arial" w:cs="Arial"/>
           <w:sz w:val="18"/>
           <w:szCs w:val="18"/>
           <w:u w:val="none"/>
@@ -1529,24 +1475,24 @@
       </w:pPr>
       <w:r>
         <w:rPr>
-          <w:rFonts w:ascii="Arial" w:cs="Arial" w:eastAsia="Arial" w:hAnsi="Arial"/>
+          <w:rFonts w:eastAsia="Arial" w:cs="Arial" w:ascii="Arial" w:hAnsi="Arial"/>
           <w:sz w:val="18"/>
           <w:szCs w:val="18"/>
-          <w:rtl w:val="0"/>
-        </w:rPr>
-        <w:t xml:space="preserve">Build script creation</w:t>
-      </w:r>
-    </w:p>
-    <w:p>
-      <w:pPr>
+        </w:rPr>
+        <w:t>Build script creation</w:t>
+      </w:r>
+    </w:p>
+    <w:p>
+      <w:pPr>
+        <w:pStyle w:val="Normal1"/>
         <w:numPr>
           <w:ilvl w:val="0"/>
           <w:numId w:val="5"/>
         </w:numPr>
-        <w:spacing w:after="292" w:line="276" w:lineRule="auto"/>
+        <w:spacing w:lineRule="auto" w:line="276" w:before="0" w:after="292"/>
         <w:ind w:left="1440" w:hanging="360"/>
         <w:rPr>
-          <w:rFonts w:ascii="Arial" w:cs="Arial" w:eastAsia="Arial" w:hAnsi="Arial"/>
+          <w:rFonts w:ascii="Arial" w:hAnsi="Arial" w:eastAsia="Arial" w:cs="Arial"/>
           <w:sz w:val="18"/>
           <w:szCs w:val="18"/>
           <w:u w:val="none"/>
@@ -1554,1174 +1500,1104 @@
       </w:pPr>
       <w:r>
         <w:rPr>
-          <w:rFonts w:ascii="Arial" w:cs="Arial" w:eastAsia="Arial" w:hAnsi="Arial"/>
+          <w:rFonts w:eastAsia="Arial" w:cs="Arial" w:ascii="Arial" w:hAnsi="Arial"/>
           <w:sz w:val="18"/>
           <w:szCs w:val="18"/>
-          <w:rtl w:val="0"/>
-        </w:rPr>
-        <w:t xml:space="preserve">Database scripting</w:t>
-      </w:r>
-      <w:r>
-        <w:rPr>
-          <w:rtl w:val="0"/>
-        </w:rPr>
-      </w:r>
-    </w:p>
-    <w:p>
-      <w:pPr>
-        <w:spacing w:after="0" w:before="0" w:line="276" w:lineRule="auto"/>
-        <w:rPr>
-          <w:rFonts w:ascii="Arial" w:cs="Arial" w:eastAsia="Arial" w:hAnsi="Arial"/>
+        </w:rPr>
+        <w:t>Database scripting</w:t>
+      </w:r>
+    </w:p>
+    <w:p>
+      <w:pPr>
+        <w:pStyle w:val="Normal1"/>
+        <w:spacing w:lineRule="auto" w:line="276" w:before="0" w:after="0"/>
+        <w:rPr>
+          <w:rFonts w:ascii="Arial" w:hAnsi="Arial" w:eastAsia="Arial" w:cs="Arial"/>
           <w:sz w:val="18"/>
           <w:szCs w:val="18"/>
         </w:rPr>
       </w:pPr>
       <w:r>
         <w:rPr>
-          <w:rFonts w:ascii="Arial" w:cs="Arial" w:eastAsia="Arial" w:hAnsi="Arial"/>
-          <w:b w:val="1"/>
+          <w:rFonts w:eastAsia="Arial" w:cs="Arial" w:ascii="Arial" w:hAnsi="Arial"/>
+          <w:b/>
           <w:sz w:val="18"/>
           <w:szCs w:val="18"/>
-          <w:rtl w:val="0"/>
-        </w:rPr>
-        <w:t xml:space="preserve">MAY 2013 – JUL 2014</w:t>
-      </w:r>
-      <w:r>
-        <w:rPr>
-          <w:rFonts w:ascii="Arial" w:cs="Arial" w:eastAsia="Arial" w:hAnsi="Arial"/>
-          <w:b w:val="1"/>
-          <w:sz w:val="20"/>
-          <w:szCs w:val="20"/>
-          <w:rtl w:val="0"/>
-        </w:rPr>
-        <w:br w:type="textWrapping"/>
-      </w:r>
-      <w:r>
-        <w:rPr>
-          <w:rFonts w:ascii="Arial" w:cs="Arial" w:eastAsia="Arial" w:hAnsi="Arial"/>
-          <w:sz w:val="20"/>
-          <w:szCs w:val="20"/>
-          <w:rtl w:val="0"/>
-        </w:rPr>
-        <w:t xml:space="preserve">SAIC  |  Scott AFB, IL</w:t>
-      </w:r>
-      <w:r>
-        <w:rPr>
-          <w:rFonts w:ascii="Arial" w:cs="Arial" w:eastAsia="Arial" w:hAnsi="Arial"/>
-          <w:i w:val="1"/>
+        </w:rPr>
+        <w:t>MAY 2013 – JUL 2014</w:t>
+      </w:r>
+      <w:r>
+        <w:rPr>
+          <w:rFonts w:eastAsia="Arial" w:cs="Arial" w:ascii="Arial" w:hAnsi="Arial"/>
+          <w:b/>
+          <w:sz w:val="20"/>
+          <w:szCs w:val="20"/>
+        </w:rPr>
+        <w:br/>
+      </w:r>
+      <w:r>
+        <w:rPr>
+          <w:rFonts w:eastAsia="Arial" w:cs="Arial" w:ascii="Arial" w:hAnsi="Arial"/>
+          <w:sz w:val="20"/>
+          <w:szCs w:val="20"/>
+        </w:rPr>
+        <w:t>SAIC  |  Scott AFB, IL</w:t>
+      </w:r>
+      <w:r>
+        <w:rPr>
+          <w:rFonts w:eastAsia="Arial" w:cs="Arial" w:ascii="Arial" w:hAnsi="Arial"/>
+          <w:i/>
           <w:sz w:val="16"/>
           <w:szCs w:val="16"/>
-          <w:rtl w:val="0"/>
-        </w:rPr>
-        <w:br w:type="textWrapping"/>
-      </w:r>
-      <w:r>
-        <w:rPr>
-          <w:rFonts w:ascii="Arial" w:cs="Arial" w:eastAsia="Arial" w:hAnsi="Arial"/>
-          <w:b w:val="1"/>
-          <w:rtl w:val="0"/>
-        </w:rPr>
-        <w:t xml:space="preserve">Software Engineer</w:t>
-      </w:r>
-      <w:r>
-        <w:rPr>
-          <w:rFonts w:ascii="Arial" w:cs="Arial" w:eastAsia="Arial" w:hAnsi="Arial"/>
-          <w:i w:val="1"/>
-          <w:sz w:val="20"/>
-          <w:szCs w:val="20"/>
-          <w:rtl w:val="0"/>
-        </w:rPr>
-        <w:br w:type="textWrapping"/>
+        </w:rPr>
+        <w:br/>
+      </w:r>
+      <w:r>
+        <w:rPr>
+          <w:rFonts w:eastAsia="Arial" w:cs="Arial" w:ascii="Arial" w:hAnsi="Arial"/>
+          <w:b/>
+        </w:rPr>
+        <w:t>Software Engineer</w:t>
+      </w:r>
+      <w:r>
+        <w:rPr>
+          <w:rFonts w:eastAsia="Arial" w:cs="Arial" w:ascii="Arial" w:hAnsi="Arial"/>
+          <w:i/>
+          <w:sz w:val="20"/>
+          <w:szCs w:val="20"/>
+        </w:rPr>
+        <w:br/>
         <w:tab/>
-        <w:t xml:space="preserve">Primary Duties and Responsibilities</w:t>
-      </w:r>
-      <w:r>
-        <w:rPr>
-          <w:rtl w:val="0"/>
-        </w:rPr>
-      </w:r>
-    </w:p>
-    <w:p>
-      <w:pPr>
+        <w:t>Primary Duties and Responsibilities</w:t>
+      </w:r>
+    </w:p>
+    <w:p>
+      <w:pPr>
+        <w:pStyle w:val="Normal1"/>
         <w:numPr>
           <w:ilvl w:val="0"/>
           <w:numId w:val="10"/>
         </w:numPr>
-        <w:spacing w:after="0" w:afterAutospacing="0" w:before="0" w:line="276" w:lineRule="auto"/>
+        <w:spacing w:lineRule="auto" w:line="276" w:before="0" w:afterAutospacing="0" w:after="0"/>
         <w:ind w:left="1440" w:right="0" w:hanging="360"/>
         <w:rPr>
-          <w:rFonts w:ascii="Arial" w:cs="Arial" w:eastAsia="Arial" w:hAnsi="Arial"/>
-        </w:rPr>
-      </w:pPr>
-      <w:r>
-        <w:rPr>
-          <w:rFonts w:ascii="Arial" w:cs="Arial" w:eastAsia="Arial" w:hAnsi="Arial"/>
+          <w:rFonts w:ascii="Arial" w:hAnsi="Arial" w:eastAsia="Arial" w:cs="Arial"/>
+        </w:rPr>
+      </w:pPr>
+      <w:r>
+        <w:rPr>
+          <w:rFonts w:eastAsia="Arial" w:cs="Arial" w:ascii="Arial" w:hAnsi="Arial"/>
           <w:sz w:val="18"/>
           <w:szCs w:val="18"/>
-          <w:rtl w:val="0"/>
-        </w:rPr>
-        <w:t xml:space="preserve">Java Development for UI and web services</w:t>
-      </w:r>
-    </w:p>
-    <w:p>
-      <w:pPr>
+        </w:rPr>
+        <w:t>Java Development for UI and web services</w:t>
+      </w:r>
+    </w:p>
+    <w:p>
+      <w:pPr>
+        <w:pStyle w:val="Normal1"/>
         <w:numPr>
           <w:ilvl w:val="0"/>
           <w:numId w:val="10"/>
         </w:numPr>
-        <w:spacing w:after="292" w:before="0" w:line="276" w:lineRule="auto"/>
+        <w:spacing w:lineRule="auto" w:line="276" w:before="0" w:after="292"/>
         <w:ind w:left="1440" w:right="0" w:hanging="360"/>
         <w:rPr>
-          <w:rFonts w:ascii="Arial" w:cs="Arial" w:eastAsia="Arial" w:hAnsi="Arial"/>
+          <w:rFonts w:ascii="Arial" w:hAnsi="Arial" w:eastAsia="Arial" w:cs="Arial"/>
           <w:u w:val="none"/>
         </w:rPr>
       </w:pPr>
       <w:r>
         <w:rPr>
-          <w:rFonts w:ascii="Arial" w:cs="Arial" w:eastAsia="Arial" w:hAnsi="Arial"/>
+          <w:rFonts w:eastAsia="Arial" w:cs="Arial" w:ascii="Arial" w:hAnsi="Arial"/>
           <w:sz w:val="14"/>
           <w:szCs w:val="14"/>
-          <w:rtl w:val="0"/>
-        </w:rPr>
-        <w:t xml:space="preserve"> </w:t>
-      </w:r>
-      <w:r>
-        <w:rPr>
-          <w:rFonts w:ascii="Arial" w:cs="Arial" w:eastAsia="Arial" w:hAnsi="Arial"/>
+        </w:rPr>
+        <w:t> </w:t>
+      </w:r>
+      <w:r>
+        <w:rPr>
+          <w:rFonts w:eastAsia="Arial" w:cs="Arial" w:ascii="Arial" w:hAnsi="Arial"/>
           <w:sz w:val="18"/>
           <w:szCs w:val="18"/>
-          <w:rtl w:val="0"/>
-        </w:rPr>
-        <w:t xml:space="preserve">Testing and validation</w:t>
-      </w:r>
-      <w:r>
-        <w:rPr>
-          <w:rtl w:val="0"/>
-        </w:rPr>
-      </w:r>
-    </w:p>
-    <w:p>
-      <w:pPr>
-        <w:spacing w:after="28" w:before="28" w:line="276" w:lineRule="auto"/>
-        <w:ind w:left="720" w:firstLine="0"/>
-        <w:rPr>
-          <w:rFonts w:ascii="Arial" w:cs="Arial" w:eastAsia="Arial" w:hAnsi="Arial"/>
+        </w:rPr>
+        <w:t>Testing and validation</w:t>
+      </w:r>
+    </w:p>
+    <w:p>
+      <w:pPr>
+        <w:pStyle w:val="Normal1"/>
+        <w:spacing w:lineRule="auto" w:line="276" w:before="28" w:after="28"/>
+        <w:ind w:left="720" w:hanging="0"/>
+        <w:rPr>
+          <w:rFonts w:ascii="Arial" w:hAnsi="Arial" w:eastAsia="Arial" w:cs="Arial"/>
           <w:sz w:val="18"/>
           <w:szCs w:val="18"/>
         </w:rPr>
       </w:pPr>
       <w:r>
         <w:rPr>
-          <w:rFonts w:ascii="Arial" w:cs="Arial" w:eastAsia="Arial" w:hAnsi="Arial"/>
-          <w:i w:val="1"/>
-          <w:sz w:val="20"/>
-          <w:szCs w:val="20"/>
-          <w:rtl w:val="0"/>
-        </w:rPr>
-        <w:t xml:space="preserve">Additional Duties</w:t>
-      </w:r>
-      <w:r>
-        <w:rPr>
-          <w:rtl w:val="0"/>
-        </w:rPr>
-      </w:r>
-    </w:p>
-    <w:p>
-      <w:pPr>
+          <w:rFonts w:eastAsia="Arial" w:cs="Arial" w:ascii="Arial" w:hAnsi="Arial"/>
+          <w:i/>
+          <w:sz w:val="20"/>
+          <w:szCs w:val="20"/>
+        </w:rPr>
+        <w:t>Additional Duties</w:t>
+      </w:r>
+    </w:p>
+    <w:p>
+      <w:pPr>
+        <w:pStyle w:val="Normal1"/>
         <w:numPr>
           <w:ilvl w:val="0"/>
           <w:numId w:val="8"/>
         </w:numPr>
-        <w:spacing w:after="0" w:afterAutospacing="0" w:before="0" w:line="276" w:lineRule="auto"/>
+        <w:spacing w:lineRule="auto" w:line="276" w:before="0" w:afterAutospacing="0" w:after="0"/>
         <w:ind w:left="1440" w:right="0" w:hanging="360"/>
         <w:rPr>
-          <w:rFonts w:ascii="Arial" w:cs="Arial" w:eastAsia="Arial" w:hAnsi="Arial"/>
+          <w:rFonts w:ascii="Arial" w:hAnsi="Arial" w:eastAsia="Arial" w:cs="Arial"/>
           <w:u w:val="none"/>
         </w:rPr>
       </w:pPr>
       <w:r>
         <w:rPr>
-          <w:rFonts w:ascii="Arial" w:cs="Arial" w:eastAsia="Arial" w:hAnsi="Arial"/>
+          <w:rFonts w:eastAsia="Arial" w:cs="Arial" w:ascii="Arial" w:hAnsi="Arial"/>
           <w:sz w:val="18"/>
           <w:szCs w:val="18"/>
-          <w:rtl w:val="0"/>
-        </w:rPr>
-        <w:t xml:space="preserve">Build script creation</w:t>
-      </w:r>
-    </w:p>
-    <w:p>
-      <w:pPr>
+        </w:rPr>
+        <w:t>Build script creation</w:t>
+      </w:r>
+    </w:p>
+    <w:p>
+      <w:pPr>
+        <w:pStyle w:val="Normal1"/>
         <w:numPr>
           <w:ilvl w:val="0"/>
           <w:numId w:val="8"/>
         </w:numPr>
-        <w:spacing w:after="292" w:before="0" w:line="276" w:lineRule="auto"/>
+        <w:spacing w:lineRule="auto" w:line="276" w:before="0" w:after="292"/>
         <w:ind w:left="1440" w:right="0" w:hanging="360"/>
         <w:rPr>
-          <w:rFonts w:ascii="Arial" w:cs="Arial" w:eastAsia="Arial" w:hAnsi="Arial"/>
+          <w:rFonts w:ascii="Arial" w:hAnsi="Arial" w:eastAsia="Arial" w:cs="Arial"/>
           <w:u w:val="none"/>
         </w:rPr>
       </w:pPr>
       <w:r>
         <w:rPr>
-          <w:rFonts w:ascii="Arial" w:cs="Arial" w:eastAsia="Arial" w:hAnsi="Arial"/>
+          <w:rFonts w:eastAsia="Arial" w:cs="Arial" w:ascii="Arial" w:hAnsi="Arial"/>
           <w:sz w:val="18"/>
           <w:szCs w:val="18"/>
-          <w:rtl w:val="0"/>
-        </w:rPr>
-        <w:t xml:space="preserve">Database scripting</w:t>
-      </w:r>
-      <w:r>
-        <w:rPr>
-          <w:rtl w:val="0"/>
-        </w:rPr>
-      </w:r>
-    </w:p>
-    <w:p>
-      <w:pPr>
-        <w:spacing w:after="28" w:before="28" w:line="276" w:lineRule="auto"/>
-        <w:ind w:left="720" w:right="0" w:firstLine="0"/>
-        <w:rPr>
-          <w:rFonts w:ascii="Arial" w:cs="Arial" w:eastAsia="Arial" w:hAnsi="Arial"/>
+        </w:rPr>
+        <w:t>Database scripting</w:t>
+      </w:r>
+    </w:p>
+    <w:p>
+      <w:pPr>
+        <w:pStyle w:val="Normal1"/>
+        <w:spacing w:lineRule="auto" w:line="276" w:before="28" w:after="28"/>
+        <w:ind w:left="720" w:right="0" w:hanging="0"/>
+        <w:rPr>
+          <w:rFonts w:ascii="Arial" w:hAnsi="Arial" w:eastAsia="Arial" w:cs="Arial"/>
           <w:sz w:val="18"/>
           <w:szCs w:val="18"/>
         </w:rPr>
       </w:pPr>
       <w:r>
         <w:rPr>
-          <w:rFonts w:ascii="Arial" w:cs="Arial" w:eastAsia="Arial" w:hAnsi="Arial"/>
-          <w:i w:val="1"/>
+          <w:rFonts w:eastAsia="Arial" w:cs="Arial" w:ascii="Arial" w:hAnsi="Arial"/>
+          <w:i/>
           <w:sz w:val="18"/>
           <w:szCs w:val="18"/>
-          <w:rtl w:val="0"/>
-        </w:rPr>
-        <w:t xml:space="preserve">Accomplishments</w:t>
-      </w:r>
-      <w:r>
-        <w:rPr>
-          <w:rtl w:val="0"/>
-        </w:rPr>
-      </w:r>
-    </w:p>
-    <w:p>
-      <w:pPr>
+        </w:rPr>
+        <w:t>Accomplishments</w:t>
+      </w:r>
+    </w:p>
+    <w:p>
+      <w:pPr>
+        <w:pStyle w:val="Normal1"/>
         <w:numPr>
           <w:ilvl w:val="0"/>
           <w:numId w:val="16"/>
         </w:numPr>
-        <w:spacing w:after="0" w:afterAutospacing="0" w:before="0" w:line="276" w:lineRule="auto"/>
+        <w:spacing w:lineRule="auto" w:line="276" w:before="0" w:afterAutospacing="0" w:after="0"/>
         <w:ind w:left="1440" w:right="0" w:hanging="360"/>
         <w:rPr>
-          <w:rFonts w:ascii="Arial" w:cs="Arial" w:eastAsia="Arial" w:hAnsi="Arial"/>
+          <w:rFonts w:ascii="Arial" w:hAnsi="Arial" w:eastAsia="Arial" w:cs="Arial"/>
           <w:u w:val="none"/>
         </w:rPr>
       </w:pPr>
       <w:r>
         <w:rPr>
-          <w:rFonts w:ascii="Arial" w:cs="Arial" w:eastAsia="Arial" w:hAnsi="Arial"/>
+          <w:rFonts w:eastAsia="Arial" w:cs="Arial" w:ascii="Arial" w:hAnsi="Arial"/>
           <w:sz w:val="18"/>
           <w:szCs w:val="18"/>
-          <w:rtl w:val="0"/>
-        </w:rPr>
-        <w:t xml:space="preserve">Accomplished over 50 individual task items</w:t>
-      </w:r>
-    </w:p>
-    <w:p>
-      <w:pPr>
+        </w:rPr>
+        <w:t>Accomplished over 50 individual task items</w:t>
+      </w:r>
+    </w:p>
+    <w:p>
+      <w:pPr>
+        <w:pStyle w:val="Normal1"/>
         <w:numPr>
           <w:ilvl w:val="0"/>
           <w:numId w:val="16"/>
         </w:numPr>
-        <w:spacing w:after="292" w:before="0" w:line="276" w:lineRule="auto"/>
+        <w:spacing w:lineRule="auto" w:line="276" w:before="0" w:after="292"/>
         <w:ind w:left="1440" w:right="0" w:hanging="360"/>
         <w:rPr>
-          <w:rFonts w:ascii="Arial" w:cs="Arial" w:eastAsia="Arial" w:hAnsi="Arial"/>
+          <w:rFonts w:ascii="Arial" w:hAnsi="Arial" w:eastAsia="Arial" w:cs="Arial"/>
           <w:u w:val="none"/>
         </w:rPr>
       </w:pPr>
       <w:r>
         <w:rPr>
-          <w:rFonts w:ascii="Arial" w:cs="Arial" w:eastAsia="Arial" w:hAnsi="Arial"/>
+          <w:rFonts w:eastAsia="Arial" w:cs="Arial" w:ascii="Arial" w:hAnsi="Arial"/>
           <w:sz w:val="18"/>
           <w:szCs w:val="18"/>
-          <w:rtl w:val="0"/>
-        </w:rPr>
-        <w:t xml:space="preserve">Identified versioning issues in deployment environment to save release</w:t>
-      </w:r>
-      <w:r>
-        <w:rPr>
-          <w:rtl w:val="0"/>
-        </w:rPr>
-      </w:r>
-    </w:p>
-    <w:p>
-      <w:pPr>
-        <w:spacing w:after="0" w:before="0" w:line="276" w:lineRule="auto"/>
-        <w:rPr>
-          <w:rFonts w:ascii="Arial" w:cs="Arial" w:eastAsia="Arial" w:hAnsi="Arial"/>
-          <w:b w:val="1"/>
-          <w:sz w:val="20"/>
-          <w:szCs w:val="20"/>
-        </w:rPr>
-      </w:pPr>
-      <w:r>
-        <w:rPr>
-          <w:rtl w:val="0"/>
-        </w:rPr>
-      </w:r>
-    </w:p>
-    <w:p>
-      <w:pPr>
-        <w:spacing w:after="0" w:before="0" w:line="276" w:lineRule="auto"/>
-        <w:rPr>
-          <w:rFonts w:ascii="Arial" w:cs="Arial" w:eastAsia="Arial" w:hAnsi="Arial"/>
-          <w:b w:val="1"/>
-          <w:sz w:val="20"/>
-          <w:szCs w:val="20"/>
-        </w:rPr>
-      </w:pPr>
-      <w:r>
-        <w:rPr>
-          <w:rtl w:val="0"/>
-        </w:rPr>
-      </w:r>
-    </w:p>
-    <w:p>
-      <w:pPr>
-        <w:spacing w:after="0" w:before="0" w:line="276" w:lineRule="auto"/>
-        <w:rPr>
-          <w:rFonts w:ascii="Arial" w:cs="Arial" w:eastAsia="Arial" w:hAnsi="Arial"/>
-          <w:b w:val="1"/>
-          <w:sz w:val="20"/>
-          <w:szCs w:val="20"/>
-        </w:rPr>
-      </w:pPr>
-      <w:r>
-        <w:rPr>
-          <w:rtl w:val="0"/>
-        </w:rPr>
-      </w:r>
-    </w:p>
-    <w:p>
-      <w:pPr>
-        <w:spacing w:after="0" w:before="0" w:line="276" w:lineRule="auto"/>
-        <w:rPr>
-          <w:rFonts w:ascii="Arial" w:cs="Arial" w:eastAsia="Arial" w:hAnsi="Arial"/>
-          <w:b w:val="1"/>
-          <w:sz w:val="20"/>
-          <w:szCs w:val="20"/>
-        </w:rPr>
-      </w:pPr>
-      <w:r>
-        <w:rPr>
-          <w:rtl w:val="0"/>
-        </w:rPr>
-      </w:r>
-    </w:p>
-    <w:p>
-      <w:pPr>
-        <w:spacing w:after="0" w:before="0" w:line="276" w:lineRule="auto"/>
-        <w:rPr>
-          <w:rFonts w:ascii="Arial" w:cs="Arial" w:eastAsia="Arial" w:hAnsi="Arial"/>
-          <w:b w:val="1"/>
-          <w:sz w:val="20"/>
-          <w:szCs w:val="20"/>
-        </w:rPr>
-      </w:pPr>
-      <w:r>
-        <w:rPr>
-          <w:rtl w:val="0"/>
-        </w:rPr>
-      </w:r>
-    </w:p>
-    <w:p>
-      <w:pPr>
-        <w:spacing w:after="0" w:before="0" w:line="276" w:lineRule="auto"/>
-        <w:rPr>
-          <w:rFonts w:ascii="Arial" w:cs="Arial" w:eastAsia="Arial" w:hAnsi="Arial"/>
+        </w:rPr>
+        <w:t>Identified versioning issues in deployment environment to save release</w:t>
+      </w:r>
+    </w:p>
+    <w:p>
+      <w:pPr>
+        <w:pStyle w:val="Normal1"/>
+        <w:spacing w:lineRule="auto" w:line="276" w:before="0" w:after="0"/>
+        <w:rPr>
+          <w:rFonts w:ascii="Arial" w:hAnsi="Arial" w:eastAsia="Arial" w:cs="Arial"/>
+          <w:b/>
+          <w:b/>
+          <w:sz w:val="20"/>
+          <w:szCs w:val="20"/>
+        </w:rPr>
+      </w:pPr>
+      <w:r>
+        <w:rPr>
+          <w:rFonts w:eastAsia="Arial" w:cs="Arial" w:ascii="Arial" w:hAnsi="Arial"/>
+          <w:b/>
+          <w:sz w:val="20"/>
+          <w:szCs w:val="20"/>
+        </w:rPr>
+      </w:r>
+    </w:p>
+    <w:p>
+      <w:pPr>
+        <w:pStyle w:val="Normal1"/>
+        <w:spacing w:lineRule="auto" w:line="276" w:before="0" w:after="0"/>
+        <w:rPr>
+          <w:rFonts w:ascii="Arial" w:hAnsi="Arial" w:eastAsia="Arial" w:cs="Arial"/>
+          <w:b/>
+          <w:b/>
+          <w:sz w:val="20"/>
+          <w:szCs w:val="20"/>
+        </w:rPr>
+      </w:pPr>
+      <w:r>
+        <w:rPr>
+          <w:rFonts w:eastAsia="Arial" w:cs="Arial" w:ascii="Arial" w:hAnsi="Arial"/>
+          <w:b/>
+          <w:sz w:val="20"/>
+          <w:szCs w:val="20"/>
+        </w:rPr>
+      </w:r>
+    </w:p>
+    <w:p>
+      <w:pPr>
+        <w:pStyle w:val="Normal1"/>
+        <w:spacing w:lineRule="auto" w:line="276" w:before="0" w:after="0"/>
+        <w:rPr>
+          <w:rFonts w:ascii="Arial" w:hAnsi="Arial" w:eastAsia="Arial" w:cs="Arial"/>
+          <w:b/>
+          <w:b/>
+          <w:sz w:val="20"/>
+          <w:szCs w:val="20"/>
+        </w:rPr>
+      </w:pPr>
+      <w:r>
+        <w:rPr>
+          <w:rFonts w:eastAsia="Arial" w:cs="Arial" w:ascii="Arial" w:hAnsi="Arial"/>
+          <w:b/>
+          <w:sz w:val="20"/>
+          <w:szCs w:val="20"/>
+        </w:rPr>
+      </w:r>
+    </w:p>
+    <w:p>
+      <w:pPr>
+        <w:pStyle w:val="Normal1"/>
+        <w:spacing w:lineRule="auto" w:line="276" w:before="0" w:after="0"/>
+        <w:rPr>
+          <w:rFonts w:ascii="Arial" w:hAnsi="Arial" w:eastAsia="Arial" w:cs="Arial"/>
+          <w:b/>
+          <w:b/>
+          <w:sz w:val="20"/>
+          <w:szCs w:val="20"/>
+        </w:rPr>
+      </w:pPr>
+      <w:r>
+        <w:rPr>
+          <w:rFonts w:eastAsia="Arial" w:cs="Arial" w:ascii="Arial" w:hAnsi="Arial"/>
+          <w:b/>
+          <w:sz w:val="20"/>
+          <w:szCs w:val="20"/>
+        </w:rPr>
+      </w:r>
+    </w:p>
+    <w:p>
+      <w:pPr>
+        <w:pStyle w:val="Normal1"/>
+        <w:spacing w:lineRule="auto" w:line="276" w:before="0" w:after="0"/>
+        <w:rPr>
+          <w:rFonts w:ascii="Arial" w:hAnsi="Arial" w:eastAsia="Arial" w:cs="Arial"/>
+          <w:b/>
+          <w:b/>
+          <w:sz w:val="20"/>
+          <w:szCs w:val="20"/>
+        </w:rPr>
+      </w:pPr>
+      <w:r>
+        <w:rPr>
+          <w:rFonts w:eastAsia="Arial" w:cs="Arial" w:ascii="Arial" w:hAnsi="Arial"/>
+          <w:b/>
+          <w:sz w:val="20"/>
+          <w:szCs w:val="20"/>
+        </w:rPr>
+      </w:r>
+    </w:p>
+    <w:p>
+      <w:pPr>
+        <w:pStyle w:val="Normal1"/>
+        <w:spacing w:lineRule="auto" w:line="276" w:before="0" w:after="0"/>
+        <w:rPr>
+          <w:rFonts w:ascii="Arial" w:hAnsi="Arial" w:eastAsia="Arial" w:cs="Arial"/>
           <w:sz w:val="18"/>
           <w:szCs w:val="18"/>
         </w:rPr>
       </w:pPr>
       <w:r>
         <w:rPr>
-          <w:rFonts w:ascii="Arial" w:cs="Arial" w:eastAsia="Arial" w:hAnsi="Arial"/>
-          <w:b w:val="1"/>
+          <w:rFonts w:eastAsia="Arial" w:cs="Arial" w:ascii="Arial" w:hAnsi="Arial"/>
+          <w:b/>
           <w:sz w:val="18"/>
           <w:szCs w:val="18"/>
-          <w:rtl w:val="0"/>
-        </w:rPr>
-        <w:t xml:space="preserve">NOV 2003 - MAY 2011</w:t>
-      </w:r>
-      <w:r>
-        <w:rPr>
-          <w:rFonts w:ascii="Arial" w:cs="Arial" w:eastAsia="Arial" w:hAnsi="Arial"/>
-          <w:b w:val="1"/>
-          <w:sz w:val="20"/>
-          <w:szCs w:val="20"/>
-          <w:rtl w:val="0"/>
-        </w:rPr>
-        <w:br w:type="textWrapping"/>
-      </w:r>
-      <w:r>
-        <w:rPr>
-          <w:rFonts w:ascii="Arial" w:cs="Arial" w:eastAsia="Arial" w:hAnsi="Arial"/>
-          <w:sz w:val="20"/>
-          <w:szCs w:val="20"/>
-          <w:rtl w:val="0"/>
-        </w:rPr>
-        <w:t xml:space="preserve">375 Communications Support Squadron  |  Scott AFB, Il</w:t>
-      </w:r>
-      <w:r>
-        <w:rPr>
-          <w:rFonts w:ascii="Arial" w:cs="Arial" w:eastAsia="Arial" w:hAnsi="Arial"/>
-          <w:rtl w:val="0"/>
-        </w:rPr>
-        <w:br w:type="textWrapping"/>
-      </w:r>
-      <w:r>
-        <w:rPr>
-          <w:rFonts w:ascii="Arial" w:cs="Arial" w:eastAsia="Arial" w:hAnsi="Arial"/>
-          <w:b w:val="1"/>
-          <w:rtl w:val="0"/>
-        </w:rPr>
-        <w:t xml:space="preserve">Application Development Supervisor</w:t>
-      </w:r>
-      <w:r>
-        <w:rPr>
-          <w:rFonts w:ascii="Arial" w:cs="Arial" w:eastAsia="Arial" w:hAnsi="Arial"/>
-          <w:b w:val="1"/>
-          <w:sz w:val="20"/>
-          <w:szCs w:val="20"/>
-          <w:rtl w:val="0"/>
-        </w:rPr>
-        <w:br w:type="textWrapping"/>
+        </w:rPr>
+        <w:t>NOV 2003 - MAY 2011</w:t>
+      </w:r>
+      <w:r>
+        <w:rPr>
+          <w:rFonts w:eastAsia="Arial" w:cs="Arial" w:ascii="Arial" w:hAnsi="Arial"/>
+          <w:b/>
+          <w:sz w:val="20"/>
+          <w:szCs w:val="20"/>
+        </w:rPr>
+        <w:br/>
+      </w:r>
+      <w:r>
+        <w:rPr>
+          <w:rFonts w:eastAsia="Arial" w:cs="Arial" w:ascii="Arial" w:hAnsi="Arial"/>
+          <w:sz w:val="20"/>
+          <w:szCs w:val="20"/>
+        </w:rPr>
+        <w:t>375 Communications Support Squadron  |  Scott AFB, Il</w:t>
+      </w:r>
+      <w:r>
+        <w:rPr>
+          <w:rFonts w:eastAsia="Arial" w:cs="Arial" w:ascii="Arial" w:hAnsi="Arial"/>
+        </w:rPr>
+        <w:br/>
+      </w:r>
+      <w:r>
+        <w:rPr>
+          <w:rFonts w:eastAsia="Arial" w:cs="Arial" w:ascii="Arial" w:hAnsi="Arial"/>
+          <w:b/>
+        </w:rPr>
+        <w:t>Application Development Supervisor</w:t>
+      </w:r>
+      <w:r>
+        <w:rPr>
+          <w:rFonts w:eastAsia="Arial" w:cs="Arial" w:ascii="Arial" w:hAnsi="Arial"/>
+          <w:b/>
+          <w:sz w:val="20"/>
+          <w:szCs w:val="20"/>
+        </w:rPr>
+        <w:br/>
         <w:tab/>
       </w:r>
       <w:r>
         <w:rPr>
-          <w:rFonts w:ascii="Arial" w:cs="Arial" w:eastAsia="Arial" w:hAnsi="Arial"/>
-          <w:i w:val="1"/>
-          <w:sz w:val="20"/>
-          <w:szCs w:val="20"/>
-          <w:rtl w:val="0"/>
-        </w:rPr>
-        <w:t xml:space="preserve">Primary Duties and Responsibilities</w:t>
-      </w:r>
-      <w:r>
-        <w:rPr>
-          <w:rtl w:val="0"/>
-        </w:rPr>
-      </w:r>
-    </w:p>
-    <w:p>
-      <w:pPr>
+          <w:rFonts w:eastAsia="Arial" w:cs="Arial" w:ascii="Arial" w:hAnsi="Arial"/>
+          <w:i/>
+          <w:sz w:val="20"/>
+          <w:szCs w:val="20"/>
+        </w:rPr>
+        <w:t>Primary Duties and Responsibilities</w:t>
+      </w:r>
+    </w:p>
+    <w:p>
+      <w:pPr>
+        <w:pStyle w:val="Normal1"/>
         <w:numPr>
           <w:ilvl w:val="0"/>
           <w:numId w:val="17"/>
         </w:numPr>
-        <w:spacing w:after="0" w:afterAutospacing="0" w:before="0" w:line="276" w:lineRule="auto"/>
+        <w:spacing w:lineRule="auto" w:line="276" w:before="0" w:afterAutospacing="0" w:after="0"/>
         <w:ind w:left="1440" w:right="0" w:hanging="360"/>
         <w:rPr>
-          <w:rFonts w:ascii="Arial" w:cs="Arial" w:eastAsia="Arial" w:hAnsi="Arial"/>
+          <w:rFonts w:ascii="Arial" w:hAnsi="Arial" w:eastAsia="Arial" w:cs="Arial"/>
           <w:u w:val="none"/>
         </w:rPr>
       </w:pPr>
       <w:r>
         <w:rPr>
-          <w:rFonts w:ascii="Arial" w:cs="Arial" w:eastAsia="Arial" w:hAnsi="Arial"/>
+          <w:rFonts w:eastAsia="Arial" w:cs="Arial" w:ascii="Arial" w:hAnsi="Arial"/>
           <w:sz w:val="18"/>
           <w:szCs w:val="18"/>
-          <w:rtl w:val="0"/>
-        </w:rPr>
-        <w:t xml:space="preserve">Act as leader and mentor, providing guidance to subordinates</w:t>
-      </w:r>
-    </w:p>
-    <w:p>
-      <w:pPr>
+        </w:rPr>
+        <w:t>Act as leader and mentor, providing guidance to subordinates</w:t>
+      </w:r>
+    </w:p>
+    <w:p>
+      <w:pPr>
+        <w:pStyle w:val="Normal1"/>
         <w:numPr>
           <w:ilvl w:val="0"/>
           <w:numId w:val="17"/>
         </w:numPr>
-        <w:spacing w:after="0" w:afterAutospacing="0" w:before="0" w:line="276" w:lineRule="auto"/>
+        <w:spacing w:lineRule="auto" w:line="276" w:before="0" w:afterAutospacing="0" w:after="0"/>
         <w:ind w:left="1440" w:right="0" w:hanging="360"/>
         <w:rPr>
-          <w:rFonts w:ascii="Arial" w:cs="Arial" w:eastAsia="Arial" w:hAnsi="Arial"/>
+          <w:rFonts w:ascii="Arial" w:hAnsi="Arial" w:eastAsia="Arial" w:cs="Arial"/>
           <w:u w:val="none"/>
         </w:rPr>
       </w:pPr>
       <w:r>
         <w:rPr>
-          <w:rFonts w:ascii="Arial" w:cs="Arial" w:eastAsia="Arial" w:hAnsi="Arial"/>
+          <w:rFonts w:eastAsia="Arial" w:cs="Arial" w:ascii="Arial" w:hAnsi="Arial"/>
           <w:sz w:val="18"/>
           <w:szCs w:val="18"/>
-          <w:rtl w:val="0"/>
-        </w:rPr>
-        <w:t xml:space="preserve">Act as liaison with customers</w:t>
-      </w:r>
-    </w:p>
-    <w:p>
-      <w:pPr>
+        </w:rPr>
+        <w:t>Act as liaison with customers</w:t>
+      </w:r>
+    </w:p>
+    <w:p>
+      <w:pPr>
+        <w:pStyle w:val="Normal1"/>
         <w:numPr>
           <w:ilvl w:val="0"/>
           <w:numId w:val="17"/>
         </w:numPr>
-        <w:spacing w:after="0" w:afterAutospacing="0" w:before="0" w:line="276" w:lineRule="auto"/>
+        <w:spacing w:lineRule="auto" w:line="276" w:before="0" w:afterAutospacing="0" w:after="0"/>
         <w:ind w:left="1440" w:right="0" w:hanging="360"/>
         <w:rPr>
-          <w:rFonts w:ascii="Arial" w:cs="Arial" w:eastAsia="Arial" w:hAnsi="Arial"/>
+          <w:rFonts w:ascii="Arial" w:hAnsi="Arial" w:eastAsia="Arial" w:cs="Arial"/>
           <w:u w:val="none"/>
         </w:rPr>
       </w:pPr>
       <w:r>
         <w:rPr>
-          <w:rFonts w:ascii="Arial" w:cs="Arial" w:eastAsia="Arial" w:hAnsi="Arial"/>
+          <w:rFonts w:eastAsia="Arial" w:cs="Arial" w:ascii="Arial" w:hAnsi="Arial"/>
           <w:sz w:val="18"/>
           <w:szCs w:val="18"/>
-          <w:rtl w:val="0"/>
-        </w:rPr>
-        <w:t xml:space="preserve">Oversee project development over entire life cycle</w:t>
-      </w:r>
-    </w:p>
-    <w:p>
-      <w:pPr>
+        </w:rPr>
+        <w:t>Oversee project development over entire life cycle</w:t>
+      </w:r>
+    </w:p>
+    <w:p>
+      <w:pPr>
+        <w:pStyle w:val="Normal1"/>
         <w:numPr>
           <w:ilvl w:val="0"/>
           <w:numId w:val="17"/>
         </w:numPr>
-        <w:spacing w:after="0" w:afterAutospacing="0" w:before="0" w:line="276" w:lineRule="auto"/>
+        <w:spacing w:lineRule="auto" w:line="276" w:before="0" w:afterAutospacing="0" w:after="0"/>
         <w:ind w:left="1440" w:right="0" w:hanging="360"/>
         <w:rPr>
-          <w:rFonts w:ascii="Arial" w:cs="Arial" w:eastAsia="Arial" w:hAnsi="Arial"/>
+          <w:rFonts w:ascii="Arial" w:hAnsi="Arial" w:eastAsia="Arial" w:cs="Arial"/>
           <w:u w:val="none"/>
         </w:rPr>
       </w:pPr>
       <w:r>
         <w:rPr>
-          <w:rFonts w:ascii="Arial" w:cs="Arial" w:eastAsia="Arial" w:hAnsi="Arial"/>
+          <w:rFonts w:eastAsia="Arial" w:cs="Arial" w:ascii="Arial" w:hAnsi="Arial"/>
           <w:sz w:val="18"/>
           <w:szCs w:val="18"/>
-          <w:rtl w:val="0"/>
-        </w:rPr>
-        <w:t xml:space="preserve">Conduct training for junior developers</w:t>
-      </w:r>
-    </w:p>
-    <w:p>
-      <w:pPr>
+        </w:rPr>
+        <w:t>Conduct training for junior developers</w:t>
+      </w:r>
+    </w:p>
+    <w:p>
+      <w:pPr>
+        <w:pStyle w:val="Normal1"/>
         <w:numPr>
           <w:ilvl w:val="0"/>
           <w:numId w:val="17"/>
         </w:numPr>
-        <w:spacing w:after="292" w:before="0" w:line="276" w:lineRule="auto"/>
+        <w:spacing w:lineRule="auto" w:line="276" w:before="0" w:after="292"/>
         <w:ind w:left="1440" w:right="0" w:hanging="360"/>
         <w:rPr>
-          <w:rFonts w:ascii="Arial" w:cs="Arial" w:eastAsia="Arial" w:hAnsi="Arial"/>
+          <w:rFonts w:ascii="Arial" w:hAnsi="Arial" w:eastAsia="Arial" w:cs="Arial"/>
           <w:u w:val="none"/>
         </w:rPr>
       </w:pPr>
       <w:r>
         <w:rPr>
-          <w:rFonts w:ascii="Arial" w:cs="Arial" w:eastAsia="Arial" w:hAnsi="Arial"/>
+          <w:rFonts w:eastAsia="Arial" w:cs="Arial" w:ascii="Arial" w:hAnsi="Arial"/>
           <w:sz w:val="18"/>
           <w:szCs w:val="18"/>
-          <w:rtl w:val="0"/>
-        </w:rPr>
-        <w:t xml:space="preserve">Lead development both as manager and coder working in Java, JavaServer Pages, HTML, JavaScript, and ColdFusion</w:t>
-      </w:r>
-      <w:r>
-        <w:rPr>
-          <w:rtl w:val="0"/>
-        </w:rPr>
-      </w:r>
-    </w:p>
-    <w:p>
-      <w:pPr>
-        <w:spacing w:after="28" w:before="28" w:line="276" w:lineRule="auto"/>
-        <w:ind w:left="720" w:right="0" w:firstLine="0"/>
-        <w:rPr>
-          <w:rFonts w:ascii="Arial" w:cs="Arial" w:eastAsia="Arial" w:hAnsi="Arial"/>
+        </w:rPr>
+        <w:t>Lead development both as manager and coder working in Java, JavaServer Pages, HTML, JavaScript, and ColdFusion</w:t>
+      </w:r>
+    </w:p>
+    <w:p>
+      <w:pPr>
+        <w:pStyle w:val="Normal1"/>
+        <w:spacing w:lineRule="auto" w:line="276" w:before="28" w:after="28"/>
+        <w:ind w:left="720" w:right="0" w:hanging="0"/>
+        <w:rPr>
+          <w:rFonts w:ascii="Arial" w:hAnsi="Arial" w:eastAsia="Arial" w:cs="Arial"/>
           <w:sz w:val="18"/>
           <w:szCs w:val="18"/>
         </w:rPr>
       </w:pPr>
       <w:r>
         <w:rPr>
-          <w:rFonts w:ascii="Arial" w:cs="Arial" w:eastAsia="Arial" w:hAnsi="Arial"/>
-          <w:i w:val="1"/>
-          <w:sz w:val="20"/>
-          <w:szCs w:val="20"/>
-          <w:rtl w:val="0"/>
-        </w:rPr>
-        <w:t xml:space="preserve">Additional Duties</w:t>
-      </w:r>
-      <w:r>
-        <w:rPr>
-          <w:rtl w:val="0"/>
-        </w:rPr>
-      </w:r>
-    </w:p>
-    <w:p>
-      <w:pPr>
+          <w:rFonts w:eastAsia="Arial" w:cs="Arial" w:ascii="Arial" w:hAnsi="Arial"/>
+          <w:i/>
+          <w:sz w:val="20"/>
+          <w:szCs w:val="20"/>
+        </w:rPr>
+        <w:t>Additional Duties</w:t>
+      </w:r>
+    </w:p>
+    <w:p>
+      <w:pPr>
+        <w:pStyle w:val="Normal1"/>
         <w:numPr>
           <w:ilvl w:val="0"/>
           <w:numId w:val="14"/>
         </w:numPr>
-        <w:spacing w:after="0" w:afterAutospacing="0" w:before="0" w:line="276" w:lineRule="auto"/>
+        <w:spacing w:lineRule="auto" w:line="276" w:before="0" w:afterAutospacing="0" w:after="0"/>
         <w:ind w:left="1440" w:right="0" w:hanging="360"/>
         <w:rPr>
-          <w:rFonts w:ascii="Arial" w:cs="Arial" w:eastAsia="Arial" w:hAnsi="Arial"/>
+          <w:rFonts w:ascii="Arial" w:hAnsi="Arial" w:eastAsia="Arial" w:cs="Arial"/>
           <w:u w:val="none"/>
         </w:rPr>
       </w:pPr>
       <w:r>
         <w:rPr>
-          <w:rFonts w:ascii="Arial" w:cs="Arial" w:eastAsia="Arial" w:hAnsi="Arial"/>
+          <w:rFonts w:eastAsia="Arial" w:cs="Arial" w:ascii="Arial" w:hAnsi="Arial"/>
           <w:sz w:val="18"/>
           <w:szCs w:val="18"/>
-          <w:rtl w:val="0"/>
-        </w:rPr>
-        <w:t xml:space="preserve">Provide command and control support for installation command during contingencies</w:t>
-      </w:r>
-    </w:p>
-    <w:p>
-      <w:pPr>
+        </w:rPr>
+        <w:t>Provide command and control support for installation command during contingencies</w:t>
+      </w:r>
+    </w:p>
+    <w:p>
+      <w:pPr>
+        <w:pStyle w:val="Normal1"/>
         <w:numPr>
           <w:ilvl w:val="0"/>
           <w:numId w:val="14"/>
         </w:numPr>
-        <w:spacing w:after="0" w:afterAutospacing="0" w:before="0" w:line="276" w:lineRule="auto"/>
+        <w:spacing w:lineRule="auto" w:line="276" w:before="0" w:afterAutospacing="0" w:after="0"/>
         <w:ind w:left="1440" w:right="0" w:hanging="360"/>
         <w:rPr>
-          <w:rFonts w:ascii="Arial" w:cs="Arial" w:eastAsia="Arial" w:hAnsi="Arial"/>
+          <w:rFonts w:ascii="Arial" w:hAnsi="Arial" w:eastAsia="Arial" w:cs="Arial"/>
           <w:u w:val="none"/>
         </w:rPr>
       </w:pPr>
       <w:r>
         <w:rPr>
-          <w:rFonts w:ascii="Arial" w:cs="Arial" w:eastAsia="Arial" w:hAnsi="Arial"/>
+          <w:rFonts w:eastAsia="Arial" w:cs="Arial" w:ascii="Arial" w:hAnsi="Arial"/>
           <w:sz w:val="14"/>
           <w:szCs w:val="14"/>
-          <w:rtl w:val="0"/>
-        </w:rPr>
-        <w:t xml:space="preserve"> </w:t>
-      </w:r>
-      <w:r>
-        <w:rPr>
-          <w:rFonts w:ascii="Arial" w:cs="Arial" w:eastAsia="Arial" w:hAnsi="Arial"/>
+        </w:rPr>
+        <w:t> </w:t>
+      </w:r>
+      <w:r>
+        <w:rPr>
+          <w:rFonts w:eastAsia="Arial" w:cs="Arial" w:ascii="Arial" w:hAnsi="Arial"/>
           <w:sz w:val="18"/>
           <w:szCs w:val="18"/>
-          <w:rtl w:val="0"/>
-        </w:rPr>
-        <w:t xml:space="preserve">Perform military honors at funerals and other events</w:t>
-      </w:r>
-      <w:r>
-        <w:rPr>
-          <w:rFonts w:ascii="Arial" w:cs="Arial" w:eastAsia="Arial" w:hAnsi="Arial"/>
-          <w:rtl w:val="0"/>
+        </w:rPr>
+        <w:t>Perform military honors at funerals and other events</w:t>
+      </w:r>
+      <w:r>
+        <w:rPr>
+          <w:rFonts w:eastAsia="Arial" w:cs="Arial" w:ascii="Arial" w:hAnsi="Arial"/>
         </w:rPr>
         <w:t xml:space="preserve"> </w:t>
       </w:r>
-      <w:r>
-        <w:rPr>
-          <w:rtl w:val="0"/>
-        </w:rPr>
-      </w:r>
-    </w:p>
-    <w:p>
-      <w:pPr>
+    </w:p>
+    <w:p>
+      <w:pPr>
+        <w:pStyle w:val="Normal1"/>
         <w:numPr>
           <w:ilvl w:val="0"/>
           <w:numId w:val="14"/>
         </w:numPr>
-        <w:spacing w:after="292" w:before="0" w:line="276" w:lineRule="auto"/>
+        <w:spacing w:lineRule="auto" w:line="276" w:before="0" w:after="292"/>
         <w:ind w:left="1440" w:right="0" w:hanging="360"/>
         <w:rPr>
-          <w:rFonts w:ascii="Arial" w:cs="Arial" w:eastAsia="Arial" w:hAnsi="Arial"/>
+          <w:rFonts w:ascii="Arial" w:hAnsi="Arial" w:eastAsia="Arial" w:cs="Arial"/>
           <w:u w:val="none"/>
         </w:rPr>
       </w:pPr>
       <w:r>
         <w:rPr>
-          <w:rFonts w:ascii="Arial" w:cs="Arial" w:eastAsia="Arial" w:hAnsi="Arial"/>
+          <w:rFonts w:eastAsia="Arial" w:cs="Arial" w:ascii="Arial" w:hAnsi="Arial"/>
           <w:sz w:val="14"/>
           <w:szCs w:val="14"/>
-          <w:rtl w:val="0"/>
-        </w:rPr>
-        <w:t xml:space="preserve"> </w:t>
-      </w:r>
-      <w:r>
-        <w:rPr>
-          <w:rFonts w:ascii="Arial" w:cs="Arial" w:eastAsia="Arial" w:hAnsi="Arial"/>
+        </w:rPr>
+        <w:t> </w:t>
+      </w:r>
+      <w:r>
+        <w:rPr>
+          <w:rFonts w:eastAsia="Arial" w:cs="Arial" w:ascii="Arial" w:hAnsi="Arial"/>
           <w:sz w:val="18"/>
           <w:szCs w:val="18"/>
-          <w:rtl w:val="0"/>
-        </w:rPr>
-        <w:t xml:space="preserve">Assist Security Forces prevent unauthorized access to the base</w:t>
-      </w:r>
-      <w:r>
-        <w:rPr>
-          <w:rtl w:val="0"/>
-        </w:rPr>
-      </w:r>
-    </w:p>
-    <w:p>
-      <w:pPr>
-        <w:spacing w:after="28" w:before="28" w:line="276" w:lineRule="auto"/>
-        <w:ind w:left="720" w:right="0" w:firstLine="0"/>
-        <w:rPr>
-          <w:rFonts w:ascii="Arial" w:cs="Arial" w:eastAsia="Arial" w:hAnsi="Arial"/>
+        </w:rPr>
+        <w:t>Assist Security Forces prevent unauthorized access to the base</w:t>
+      </w:r>
+    </w:p>
+    <w:p>
+      <w:pPr>
+        <w:pStyle w:val="Normal1"/>
+        <w:spacing w:lineRule="auto" w:line="276" w:before="28" w:after="28"/>
+        <w:ind w:left="720" w:right="0" w:hanging="0"/>
+        <w:rPr>
+          <w:rFonts w:ascii="Arial" w:hAnsi="Arial" w:eastAsia="Arial" w:cs="Arial"/>
           <w:sz w:val="18"/>
           <w:szCs w:val="18"/>
         </w:rPr>
       </w:pPr>
       <w:r>
         <w:rPr>
-          <w:rFonts w:ascii="Arial" w:cs="Arial" w:eastAsia="Arial" w:hAnsi="Arial"/>
-          <w:i w:val="1"/>
+          <w:rFonts w:eastAsia="Arial" w:cs="Arial" w:ascii="Arial" w:hAnsi="Arial"/>
+          <w:i/>
           <w:sz w:val="18"/>
           <w:szCs w:val="18"/>
-          <w:rtl w:val="0"/>
-        </w:rPr>
-        <w:t xml:space="preserve">Accomplishments</w:t>
-      </w:r>
-      <w:r>
-        <w:rPr>
-          <w:rtl w:val="0"/>
-        </w:rPr>
-      </w:r>
-    </w:p>
-    <w:p>
-      <w:pPr>
+        </w:rPr>
+        <w:t>Accomplishments</w:t>
+      </w:r>
+    </w:p>
+    <w:p>
+      <w:pPr>
+        <w:pStyle w:val="Normal1"/>
         <w:numPr>
           <w:ilvl w:val="0"/>
           <w:numId w:val="15"/>
         </w:numPr>
-        <w:spacing w:after="0" w:afterAutospacing="0" w:before="0" w:line="276" w:lineRule="auto"/>
+        <w:spacing w:lineRule="auto" w:line="276" w:before="0" w:afterAutospacing="0" w:after="0"/>
         <w:ind w:left="1440" w:right="0" w:hanging="360"/>
         <w:rPr>
-          <w:rFonts w:ascii="Arial" w:cs="Arial" w:eastAsia="Arial" w:hAnsi="Arial"/>
+          <w:rFonts w:ascii="Arial" w:hAnsi="Arial" w:eastAsia="Arial" w:cs="Arial"/>
           <w:u w:val="none"/>
         </w:rPr>
       </w:pPr>
       <w:r>
         <w:rPr>
-          <w:rFonts w:ascii="Arial" w:cs="Arial" w:eastAsia="Arial" w:hAnsi="Arial"/>
+          <w:rFonts w:eastAsia="Arial" w:cs="Arial" w:ascii="Arial" w:hAnsi="Arial"/>
           <w:sz w:val="18"/>
           <w:szCs w:val="18"/>
-          <w:rtl w:val="0"/>
-        </w:rPr>
-        <w:t xml:space="preserve">Identified inefficiency in event planning process, created automated solution that saved leaders an estimated 100 hours per month</w:t>
-      </w:r>
-    </w:p>
-    <w:p>
-      <w:pPr>
+        </w:rPr>
+        <w:t>Identified inefficiency in event planning process, created automated solution that saved leaders an estimated 100 hours per month</w:t>
+      </w:r>
+    </w:p>
+    <w:p>
+      <w:pPr>
+        <w:pStyle w:val="Normal1"/>
         <w:numPr>
           <w:ilvl w:val="0"/>
           <w:numId w:val="15"/>
         </w:numPr>
-        <w:spacing w:after="0" w:afterAutospacing="0" w:before="0" w:line="276" w:lineRule="auto"/>
+        <w:spacing w:lineRule="auto" w:line="276" w:before="0" w:afterAutospacing="0" w:after="0"/>
         <w:ind w:left="1440" w:right="0" w:hanging="360"/>
         <w:rPr>
-          <w:rFonts w:ascii="Arial" w:cs="Arial" w:eastAsia="Arial" w:hAnsi="Arial"/>
+          <w:rFonts w:ascii="Arial" w:hAnsi="Arial" w:eastAsia="Arial" w:cs="Arial"/>
           <w:u w:val="none"/>
         </w:rPr>
       </w:pPr>
       <w:r>
         <w:rPr>
-          <w:rFonts w:ascii="Arial" w:cs="Arial" w:eastAsia="Arial" w:hAnsi="Arial"/>
+          <w:rFonts w:eastAsia="Arial" w:cs="Arial" w:ascii="Arial" w:hAnsi="Arial"/>
           <w:sz w:val="14"/>
           <w:szCs w:val="14"/>
-          <w:rtl w:val="0"/>
-        </w:rPr>
-        <w:t xml:space="preserve"> </w:t>
-      </w:r>
-      <w:r>
-        <w:rPr>
-          <w:rFonts w:ascii="Arial" w:cs="Arial" w:eastAsia="Arial" w:hAnsi="Arial"/>
+        </w:rPr>
+        <w:t> </w:t>
+      </w:r>
+      <w:r>
+        <w:rPr>
+          <w:rFonts w:eastAsia="Arial" w:cs="Arial" w:ascii="Arial" w:hAnsi="Arial"/>
           <w:sz w:val="18"/>
           <w:szCs w:val="18"/>
-          <w:rtl w:val="0"/>
-        </w:rPr>
-        <w:t xml:space="preserve">Spearheaded overhaul of Base Honor Guard’s record management, updating the automated system to be both more user friendly and to comply with Privacy Act guidelines </w:t>
-      </w:r>
-    </w:p>
-    <w:p>
-      <w:pPr>
+        </w:rPr>
+        <w:t>Spearheaded overhaul of Base Honor Guard’s record management, updating the automated system to be both more user friendly and to comply with Privacy Act guidelines </w:t>
+      </w:r>
+    </w:p>
+    <w:p>
+      <w:pPr>
+        <w:pStyle w:val="Normal1"/>
         <w:numPr>
           <w:ilvl w:val="0"/>
           <w:numId w:val="15"/>
         </w:numPr>
-        <w:spacing w:after="0" w:afterAutospacing="0" w:before="0" w:line="276" w:lineRule="auto"/>
+        <w:spacing w:lineRule="auto" w:line="276" w:before="0" w:afterAutospacing="0" w:after="0"/>
         <w:ind w:left="1440" w:right="0" w:hanging="360"/>
         <w:rPr>
-          <w:rFonts w:ascii="Arial" w:cs="Arial" w:eastAsia="Arial" w:hAnsi="Arial"/>
+          <w:rFonts w:ascii="Arial" w:hAnsi="Arial" w:eastAsia="Arial" w:cs="Arial"/>
           <w:u w:val="none"/>
         </w:rPr>
       </w:pPr>
       <w:r>
         <w:rPr>
-          <w:rFonts w:ascii="Arial" w:cs="Arial" w:eastAsia="Arial" w:hAnsi="Arial"/>
+          <w:rFonts w:eastAsia="Arial" w:cs="Arial" w:ascii="Arial" w:hAnsi="Arial"/>
           <w:sz w:val="18"/>
           <w:szCs w:val="18"/>
-          <w:rtl w:val="0"/>
-        </w:rPr>
-        <w:t xml:space="preserve">Created networked software solution for tracking network and communication maintenance work, streamlining logging of hundreds of maintenance actions</w:t>
-      </w:r>
-    </w:p>
-    <w:p>
-      <w:pPr>
+        </w:rPr>
+        <w:t>Created networked software solution for tracking network and communication maintenance work, streamlining logging of hundreds of maintenance actions</w:t>
+      </w:r>
+    </w:p>
+    <w:p>
+      <w:pPr>
+        <w:pStyle w:val="Normal1"/>
         <w:numPr>
           <w:ilvl w:val="0"/>
           <w:numId w:val="15"/>
         </w:numPr>
-        <w:spacing w:after="292" w:before="0" w:line="276" w:lineRule="auto"/>
+        <w:spacing w:lineRule="auto" w:line="276" w:before="0" w:after="292"/>
         <w:ind w:left="1440" w:right="0" w:hanging="360"/>
         <w:rPr>
-          <w:rFonts w:ascii="Arial" w:cs="Arial" w:eastAsia="Arial" w:hAnsi="Arial"/>
+          <w:rFonts w:ascii="Arial" w:hAnsi="Arial" w:eastAsia="Arial" w:cs="Arial"/>
           <w:u w:val="none"/>
         </w:rPr>
       </w:pPr>
       <w:r>
         <w:rPr>
-          <w:rFonts w:ascii="Arial" w:cs="Arial" w:eastAsia="Arial" w:hAnsi="Arial"/>
+          <w:rFonts w:eastAsia="Arial" w:cs="Arial" w:ascii="Arial" w:hAnsi="Arial"/>
           <w:sz w:val="18"/>
           <w:szCs w:val="18"/>
-          <w:rtl w:val="0"/>
-        </w:rPr>
-        <w:t xml:space="preserve">Fortified ECM systems; eliminating high failure rate, provide vital convoy safety measures </w:t>
-      </w:r>
-      <w:r>
-        <w:rPr>
-          <w:rtl w:val="0"/>
-        </w:rPr>
-      </w:r>
-    </w:p>
-    <w:p>
-      <w:pPr>
-        <w:spacing w:after="28" w:before="28" w:lineRule="auto"/>
-        <w:rPr>
-          <w:rFonts w:ascii="Arial" w:cs="Arial" w:eastAsia="Arial" w:hAnsi="Arial"/>
-          <w:b w:val="1"/>
-          <w:smallCaps w:val="1"/>
-          <w:sz w:val="20"/>
-          <w:szCs w:val="20"/>
-        </w:rPr>
-      </w:pPr>
-      <w:r>
-        <w:rPr>
-          <w:rtl w:val="0"/>
-        </w:rPr>
-      </w:r>
-    </w:p>
-    <w:p>
-      <w:pPr>
-        <w:spacing w:line="276" w:lineRule="auto"/>
-        <w:rPr>
-          <w:rFonts w:ascii="Arial" w:cs="Arial" w:eastAsia="Arial" w:hAnsi="Arial"/>
-          <w:b w:val="1"/>
-          <w:sz w:val="20"/>
-          <w:szCs w:val="20"/>
-        </w:rPr>
-      </w:pPr>
-      <w:r>
-        <w:rPr>
-          <w:b w:val="1"/>
-          <w:rtl w:val="0"/>
-        </w:rPr>
-        <w:t xml:space="preserve">EDUCATION</w:t>
-      </w:r>
-      <w:r>
-        <w:rPr>
-          <w:rtl w:val="0"/>
-        </w:rPr>
-      </w:r>
-    </w:p>
-    <w:p>
-      <w:pPr>
-        <w:spacing w:after="292" w:before="0" w:lineRule="auto"/>
-        <w:ind w:left="0" w:right="0" w:firstLine="0"/>
-        <w:rPr>
-          <w:rFonts w:ascii="Arial" w:cs="Arial" w:eastAsia="Arial" w:hAnsi="Arial"/>
-          <w:smallCaps w:val="1"/>
-        </w:rPr>
-      </w:pPr>
-      <w:r>
-        <w:rPr>
-          <w:rFonts w:ascii="Arial" w:cs="Arial" w:eastAsia="Arial" w:hAnsi="Arial"/>
-          <w:rtl w:val="0"/>
-        </w:rPr>
-        <w:t xml:space="preserve">BS Computer Science 2013</w:t>
-        <w:br w:type="textWrapping"/>
-        <w:t xml:space="preserve">BA Mathematics 2013</w:t>
-      </w:r>
-      <w:r>
-        <w:rPr>
-          <w:rtl w:val="0"/>
-        </w:rPr>
-      </w:r>
-    </w:p>
-    <w:p>
-      <w:pPr>
-        <w:rPr>
-          <w:rFonts w:ascii="Arial" w:cs="Arial" w:eastAsia="Arial" w:hAnsi="Arial"/>
-          <w:i w:val="1"/>
+        </w:rPr>
+        <w:t>Fortified ECM systems; eliminating high failure rate, provide vital convoy safety measures </w:t>
+      </w:r>
+    </w:p>
+    <w:p>
+      <w:pPr>
+        <w:pStyle w:val="Normal1"/>
+        <w:spacing w:lineRule="auto" w:line="240" w:before="28" w:after="28"/>
+        <w:rPr>
+          <w:rFonts w:ascii="Arial" w:hAnsi="Arial" w:eastAsia="Arial" w:cs="Arial"/>
+          <w:b/>
+          <w:b/>
+          <w:smallCaps/>
+          <w:sz w:val="20"/>
+          <w:szCs w:val="20"/>
+        </w:rPr>
+      </w:pPr>
+      <w:r>
+        <w:rPr>
+          <w:rFonts w:eastAsia="Arial" w:cs="Arial" w:ascii="Arial" w:hAnsi="Arial"/>
+          <w:b/>
+          <w:smallCaps/>
+          <w:sz w:val="20"/>
+          <w:szCs w:val="20"/>
+        </w:rPr>
+      </w:r>
+    </w:p>
+    <w:p>
+      <w:pPr>
+        <w:pStyle w:val="Normal1"/>
+        <w:spacing w:lineRule="auto" w:line="276"/>
+        <w:rPr>
+          <w:rFonts w:ascii="Arial" w:hAnsi="Arial" w:eastAsia="Arial" w:cs="Arial"/>
+          <w:b/>
+          <w:b/>
+          <w:sz w:val="20"/>
+          <w:szCs w:val="20"/>
+        </w:rPr>
+      </w:pPr>
+      <w:r>
+        <w:rPr>
+          <w:b/>
+        </w:rPr>
+        <w:t>EDUCATION</w:t>
+      </w:r>
+    </w:p>
+    <w:p>
+      <w:pPr>
+        <w:pStyle w:val="Normal1"/>
+        <w:spacing w:lineRule="auto" w:line="240" w:before="0" w:after="292"/>
+        <w:ind w:left="0" w:right="0" w:hanging="0"/>
+        <w:rPr>
+          <w:rFonts w:ascii="Arial" w:hAnsi="Arial" w:eastAsia="Arial" w:cs="Arial"/>
+          <w:smallCaps/>
+        </w:rPr>
+      </w:pPr>
+      <w:r>
+        <w:rPr>
+          <w:rFonts w:eastAsia="Arial" w:cs="Arial" w:ascii="Arial" w:hAnsi="Arial"/>
+        </w:rPr>
+        <w:t>BS Computer Science 2013</w:t>
+        <w:br/>
+        <w:t>BA Mathematics 2013</w:t>
+      </w:r>
+    </w:p>
+    <w:p>
+      <w:pPr>
+        <w:pStyle w:val="Normal1"/>
+        <w:rPr>
+          <w:rFonts w:ascii="Arial" w:hAnsi="Arial" w:eastAsia="Arial" w:cs="Arial"/>
+          <w:i/>
+          <w:i/>
           <w:sz w:val="18"/>
           <w:szCs w:val="18"/>
         </w:rPr>
       </w:pPr>
       <w:r>
         <w:rPr>
-          <w:rFonts w:ascii="Arial" w:cs="Arial" w:eastAsia="Arial" w:hAnsi="Arial"/>
-          <w:b w:val="1"/>
-          <w:sz w:val="20"/>
-          <w:szCs w:val="20"/>
-          <w:rtl w:val="0"/>
-        </w:rPr>
-        <w:t xml:space="preserve">Mckendree University</w:t>
-      </w:r>
-      <w:r>
-        <w:rPr>
-          <w:rFonts w:ascii="Arial" w:cs="Arial" w:eastAsia="Arial" w:hAnsi="Arial"/>
-          <w:b w:val="1"/>
-          <w:rtl w:val="0"/>
+          <w:rFonts w:eastAsia="Arial" w:cs="Arial" w:ascii="Arial" w:hAnsi="Arial"/>
+          <w:b/>
+          <w:sz w:val="20"/>
+          <w:szCs w:val="20"/>
+        </w:rPr>
+        <w:t>Mckendree University</w:t>
+      </w:r>
+      <w:r>
+        <w:rPr>
+          <w:rFonts w:eastAsia="Arial" w:cs="Arial" w:ascii="Arial" w:hAnsi="Arial"/>
+          <w:b/>
         </w:rPr>
         <w:tab/>
       </w:r>
       <w:r>
         <w:rPr>
-          <w:rFonts w:ascii="Arial" w:cs="Arial" w:eastAsia="Arial" w:hAnsi="Arial"/>
-          <w:smallCaps w:val="1"/>
-          <w:sz w:val="20"/>
-          <w:szCs w:val="20"/>
-          <w:rtl w:val="0"/>
-        </w:rPr>
-        <w:t xml:space="preserve">GPA – 3.2/4.0</w:t>
-      </w:r>
-      <w:r>
-        <w:rPr>
-          <w:rtl w:val="0"/>
-        </w:rPr>
-      </w:r>
-    </w:p>
-    <w:p>
-      <w:pPr>
-        <w:spacing w:after="28" w:before="28" w:line="276" w:lineRule="auto"/>
-        <w:ind w:left="720" w:right="0" w:firstLine="0"/>
-        <w:rPr>
-          <w:rFonts w:ascii="Arial" w:cs="Arial" w:eastAsia="Arial" w:hAnsi="Arial"/>
-          <w:sz w:val="20"/>
-          <w:szCs w:val="20"/>
-        </w:rPr>
-      </w:pPr>
-      <w:r>
-        <w:rPr>
-          <w:rFonts w:ascii="Arial" w:cs="Arial" w:eastAsia="Arial" w:hAnsi="Arial"/>
-          <w:i w:val="1"/>
-          <w:sz w:val="20"/>
-          <w:szCs w:val="20"/>
-          <w:rtl w:val="0"/>
-        </w:rPr>
-        <w:t xml:space="preserve">Significant studies and projects</w:t>
-      </w:r>
-      <w:r>
-        <w:rPr>
-          <w:rtl w:val="0"/>
-        </w:rPr>
-      </w:r>
-    </w:p>
-    <w:p>
-      <w:pPr>
+          <w:rFonts w:eastAsia="Arial" w:cs="Arial" w:ascii="Arial" w:hAnsi="Arial"/>
+          <w:smallCaps/>
+          <w:sz w:val="20"/>
+          <w:szCs w:val="20"/>
+        </w:rPr>
+        <w:t>GPA – 3.2/4.0</w:t>
+      </w:r>
+    </w:p>
+    <w:p>
+      <w:pPr>
+        <w:pStyle w:val="Normal1"/>
+        <w:spacing w:lineRule="auto" w:line="276" w:before="28" w:after="28"/>
+        <w:ind w:left="720" w:right="0" w:hanging="0"/>
+        <w:rPr>
+          <w:rFonts w:ascii="Arial" w:hAnsi="Arial" w:eastAsia="Arial" w:cs="Arial"/>
+          <w:sz w:val="20"/>
+          <w:szCs w:val="20"/>
+        </w:rPr>
+      </w:pPr>
+      <w:r>
+        <w:rPr>
+          <w:rFonts w:eastAsia="Arial" w:cs="Arial" w:ascii="Arial" w:hAnsi="Arial"/>
+          <w:i/>
+          <w:sz w:val="20"/>
+          <w:szCs w:val="20"/>
+        </w:rPr>
+        <w:t>Significant studies and projects</w:t>
+      </w:r>
+    </w:p>
+    <w:p>
+      <w:pPr>
+        <w:pStyle w:val="Normal1"/>
         <w:numPr>
           <w:ilvl w:val="0"/>
           <w:numId w:val="4"/>
         </w:numPr>
-        <w:spacing w:after="0" w:afterAutospacing="0" w:before="0" w:line="276" w:lineRule="auto"/>
+        <w:spacing w:lineRule="auto" w:line="276" w:before="0" w:afterAutospacing="0" w:after="0"/>
         <w:ind w:left="1440" w:right="0" w:hanging="360"/>
         <w:rPr>
-          <w:rFonts w:ascii="Arial" w:cs="Arial" w:eastAsia="Arial" w:hAnsi="Arial"/>
+          <w:rFonts w:ascii="Arial" w:hAnsi="Arial" w:eastAsia="Arial" w:cs="Arial"/>
           <w:u w:val="none"/>
         </w:rPr>
       </w:pPr>
-      <w:bookmarkStart w:colFirst="0" w:colLast="0" w:name="_heading=h.gjdgxs" w:id="2"/>
+      <w:bookmarkStart w:id="2" w:name="_heading=h.gjdgxs"/>
       <w:bookmarkEnd w:id="2"/>
       <w:r>
         <w:rPr>
-          <w:rFonts w:ascii="Arial" w:cs="Arial" w:eastAsia="Arial" w:hAnsi="Arial"/>
+          <w:rFonts w:eastAsia="Arial" w:cs="Arial" w:ascii="Arial" w:hAnsi="Arial"/>
           <w:sz w:val="18"/>
           <w:szCs w:val="18"/>
-          <w:rtl w:val="0"/>
-        </w:rPr>
-        <w:t xml:space="preserve">Studied organization and architecture of computers. Used this to create single-operation processor using 4300-series logic gates and a breadboard</w:t>
-      </w:r>
-    </w:p>
-    <w:p>
-      <w:pPr>
+        </w:rPr>
+        <w:t>Studied organization and architecture of computers. Used this to create single-operation processor using 4300-series logic gates and a breadboard</w:t>
+      </w:r>
+    </w:p>
+    <w:p>
+      <w:pPr>
+        <w:pStyle w:val="Normal1"/>
         <w:numPr>
           <w:ilvl w:val="0"/>
           <w:numId w:val="4"/>
         </w:numPr>
-        <w:spacing w:after="0" w:afterAutospacing="0" w:before="0" w:line="276" w:lineRule="auto"/>
+        <w:spacing w:lineRule="auto" w:line="276" w:before="0" w:afterAutospacing="0" w:after="0"/>
         <w:ind w:left="1440" w:right="0" w:hanging="360"/>
         <w:rPr>
-          <w:rFonts w:ascii="Arial" w:cs="Arial" w:eastAsia="Arial" w:hAnsi="Arial"/>
+          <w:rFonts w:ascii="Arial" w:hAnsi="Arial" w:eastAsia="Arial" w:cs="Arial"/>
           <w:u w:val="none"/>
         </w:rPr>
       </w:pPr>
-      <w:bookmarkStart w:colFirst="0" w:colLast="0" w:name="_heading=h.afsobioxxmt9" w:id="3"/>
+      <w:bookmarkStart w:id="3" w:name="_heading=h.afsobioxxmt9"/>
       <w:bookmarkEnd w:id="3"/>
       <w:r>
         <w:rPr>
-          <w:rFonts w:ascii="Arial" w:cs="Arial" w:eastAsia="Arial" w:hAnsi="Arial"/>
+          <w:rFonts w:eastAsia="Arial" w:cs="Arial" w:ascii="Arial" w:hAnsi="Arial"/>
           <w:sz w:val="14"/>
           <w:szCs w:val="14"/>
-          <w:rtl w:val="0"/>
-        </w:rPr>
-        <w:t xml:space="preserve"> </w:t>
-      </w:r>
-      <w:r>
-        <w:rPr>
-          <w:rFonts w:ascii="Arial" w:cs="Arial" w:eastAsia="Arial" w:hAnsi="Arial"/>
+        </w:rPr>
+        <w:t> </w:t>
+      </w:r>
+      <w:r>
+        <w:rPr>
+          <w:rFonts w:eastAsia="Arial" w:cs="Arial" w:ascii="Arial" w:hAnsi="Arial"/>
           <w:sz w:val="18"/>
           <w:szCs w:val="18"/>
-          <w:rtl w:val="0"/>
-        </w:rPr>
-        <w:t xml:space="preserve">Studied software networking, including network security. Leveraged this knowledge to lead team in creation of proxy server software</w:t>
-      </w:r>
-    </w:p>
-    <w:p>
-      <w:pPr>
+        </w:rPr>
+        <w:t>Studied software networking, including network security. Leveraged this knowledge to lead team in creation of proxy server software</w:t>
+      </w:r>
+    </w:p>
+    <w:p>
+      <w:pPr>
+        <w:pStyle w:val="Normal1"/>
         <w:numPr>
           <w:ilvl w:val="0"/>
           <w:numId w:val="4"/>
         </w:numPr>
-        <w:spacing w:after="0" w:afterAutospacing="0" w:before="0" w:line="276" w:lineRule="auto"/>
+        <w:spacing w:lineRule="auto" w:line="276" w:before="0" w:afterAutospacing="0" w:after="0"/>
         <w:ind w:left="1440" w:right="0" w:hanging="360"/>
         <w:rPr>
-          <w:rFonts w:ascii="Arial" w:cs="Arial" w:eastAsia="Arial" w:hAnsi="Arial"/>
+          <w:rFonts w:ascii="Arial" w:hAnsi="Arial" w:eastAsia="Arial" w:cs="Arial"/>
           <w:u w:val="none"/>
         </w:rPr>
       </w:pPr>
       <w:r>
         <w:rPr>
-          <w:rFonts w:ascii="Arial" w:cs="Arial" w:eastAsia="Arial" w:hAnsi="Arial"/>
+          <w:rFonts w:eastAsia="Arial" w:cs="Arial" w:ascii="Arial" w:hAnsi="Arial"/>
           <w:sz w:val="18"/>
           <w:szCs w:val="18"/>
-          <w:rtl w:val="0"/>
-        </w:rPr>
-        <w:t xml:space="preserve">Studied structure and design of compilers. Created compiler for made-up programming language</w:t>
-      </w:r>
-    </w:p>
-    <w:p>
-      <w:pPr>
+        </w:rPr>
+        <w:t>Studied structure and design of compilers. Created compiler for made-up programming language</w:t>
+      </w:r>
+    </w:p>
+    <w:p>
+      <w:pPr>
+        <w:pStyle w:val="Normal1"/>
         <w:numPr>
           <w:ilvl w:val="0"/>
           <w:numId w:val="4"/>
         </w:numPr>
-        <w:spacing w:after="292" w:before="0" w:line="276" w:lineRule="auto"/>
+        <w:spacing w:lineRule="auto" w:line="276" w:before="0" w:after="292"/>
         <w:ind w:left="1440" w:right="0" w:hanging="360"/>
         <w:rPr>
-          <w:rFonts w:ascii="Arial" w:cs="Arial" w:eastAsia="Arial" w:hAnsi="Arial"/>
+          <w:rFonts w:ascii="Arial" w:hAnsi="Arial" w:eastAsia="Arial" w:cs="Arial"/>
           <w:u w:val="none"/>
         </w:rPr>
       </w:pPr>
       <w:r>
         <w:rPr>
-          <w:rFonts w:ascii="Arial" w:cs="Arial" w:eastAsia="Arial" w:hAnsi="Arial"/>
+          <w:rFonts w:eastAsia="Arial" w:cs="Arial" w:ascii="Arial" w:hAnsi="Arial"/>
           <w:sz w:val="18"/>
           <w:szCs w:val="18"/>
-          <w:rtl w:val="0"/>
-        </w:rPr>
-        <w:t xml:space="preserve">Senior Project: Training neural net AIs via an analog of natural selection</w:t>
-      </w:r>
-    </w:p>
-    <w:p>
-      <w:pPr>
-        <w:spacing w:after="292" w:before="0" w:line="276" w:lineRule="auto"/>
-        <w:ind w:left="1440" w:right="0" w:firstLine="0"/>
-        <w:rPr>
-          <w:rFonts w:ascii="Arial" w:cs="Arial" w:eastAsia="Arial" w:hAnsi="Arial"/>
-          <w:b w:val="1"/>
-          <w:smallCaps w:val="1"/>
-          <w:sz w:val="20"/>
-          <w:szCs w:val="20"/>
-        </w:rPr>
-      </w:pPr>
-      <w:r>
-        <w:rPr>
-          <w:rFonts w:ascii="Arial" w:cs="Arial" w:eastAsia="Arial" w:hAnsi="Arial"/>
-          <w:b w:val="1"/>
+        </w:rPr>
+        <w:t>Senior Project: Training neural net AIs via an analog of natural selection</w:t>
+      </w:r>
+    </w:p>
+    <w:p>
+      <w:pPr>
+        <w:pStyle w:val="Normal1"/>
+        <w:spacing w:lineRule="auto" w:line="276" w:before="0" w:after="292"/>
+        <w:ind w:left="1440" w:right="0" w:hanging="0"/>
+        <w:rPr>
+          <w:rFonts w:ascii="Arial" w:hAnsi="Arial" w:eastAsia="Arial" w:cs="Arial"/>
+          <w:b/>
+          <w:b/>
+          <w:smallCaps/>
+          <w:sz w:val="20"/>
+          <w:szCs w:val="20"/>
+        </w:rPr>
+      </w:pPr>
+      <w:r>
+        <w:rPr>
+          <w:rFonts w:eastAsia="Arial" w:cs="Arial" w:ascii="Arial" w:hAnsi="Arial"/>
+          <w:b/>
           <w:sz w:val="18"/>
           <w:szCs w:val="18"/>
-          <w:rtl w:val="0"/>
-        </w:rPr>
-        <w:t xml:space="preserve">Hypothesis</w:t>
-      </w:r>
-      <w:r>
-        <w:rPr>
-          <w:rFonts w:ascii="Arial" w:cs="Arial" w:eastAsia="Arial" w:hAnsi="Arial"/>
+        </w:rPr>
+        <w:t>Hypothesis</w:t>
+      </w:r>
+      <w:r>
+        <w:rPr>
+          <w:rFonts w:eastAsia="Arial" w:cs="Arial" w:ascii="Arial" w:hAnsi="Arial"/>
           <w:sz w:val="18"/>
           <w:szCs w:val="18"/>
-          <w:rtl w:val="0"/>
-        </w:rPr>
-        <w:t xml:space="preserve">: A population of simulated animals, given survival conditions, basic initial training, and an ability to produce offspring with similar animals will, over the course of several generations, demonstrate improved survival behavior.</w:t>
-      </w:r>
-      <w:r>
-        <w:rPr>
-          <w:rtl w:val="0"/>
-        </w:rPr>
-      </w:r>
-    </w:p>
-    <w:p>
-      <w:pPr>
-        <w:spacing w:after="292" w:before="28" w:lineRule="auto"/>
-        <w:ind w:left="720" w:right="0" w:firstLine="0"/>
-        <w:rPr>
-          <w:rFonts w:ascii="Arial" w:cs="Arial" w:eastAsia="Arial" w:hAnsi="Arial"/>
-          <w:b w:val="1"/>
-          <w:smallCaps w:val="1"/>
-          <w:sz w:val="20"/>
-          <w:szCs w:val="20"/>
-        </w:rPr>
-      </w:pPr>
-      <w:r>
-        <w:rPr>
-          <w:rtl w:val="0"/>
-        </w:rPr>
+        </w:rPr>
+        <w:t>: A population of simulated animals, given survival conditions, basic initial training, and an ability to produce offspring with similar animals will, over the course of several generations, demonstrate improved survival behavior.</w:t>
+      </w:r>
+    </w:p>
+    <w:p>
+      <w:pPr>
+        <w:pStyle w:val="Normal1"/>
+        <w:spacing w:lineRule="auto" w:line="240" w:before="28" w:after="292"/>
+        <w:ind w:left="720" w:right="0" w:hanging="0"/>
+        <w:rPr>
+          <w:rFonts w:ascii="Arial" w:hAnsi="Arial" w:eastAsia="Arial" w:cs="Arial"/>
+          <w:b/>
+          <w:b/>
+          <w:smallCaps/>
+          <w:sz w:val="20"/>
+          <w:szCs w:val="20"/>
+        </w:rPr>
+      </w:pPr>
+      <w:r>
+        <w:rPr/>
       </w:r>
     </w:p>
     <w:sectPr>
-      <w:pgSz w:h="15840" w:w="12240" w:orient="portrait"/>
-      <w:pgMar w:bottom="630" w:top="1440" w:left="1440" w:right="1440" w:header="0" w:footer="0"/>
-      <w:pgNumType w:start="1"/>
+      <w:type w:val="nextPage"/>
+      <w:pgSz w:w="12240" w:h="15840"/>
+      <w:pgMar w:left="1440" w:right="1440" w:gutter="0" w:header="0" w:top="1440" w:footer="0" w:bottom="630"/>
+      <w:pgNumType w:start="1" w:fmt="decimal"/>
+      <w:formProt w:val="false"/>
+      <w:textDirection w:val="lrTb"/>
+      <w:docGrid w:type="default" w:linePitch="100" w:charSpace="0"/>
     </w:sectPr>
   </w:body>
 </w:document>
 </file>
 
 <file path=word/numbering.xml><?xml version="1.0" encoding="utf-8"?>
-<w:numbering xmlns:mc="http://schemas.openxmlformats.org/markup-compatibility/2006" xmlns:o="urn:schemas-microsoft-com:office:office" xmlns:r="http://schemas.openxmlformats.org/officeDocument/2006/relationships" xmlns:m="http://schemas.openxmlformats.org/officeDocument/2006/math" xmlns:v="urn:schemas-microsoft-com:vml" xmlns:wp="http://schemas.openxmlformats.org/drawingml/2006/wordprocessingDrawing" xmlns:w10="urn:schemas-microsoft-com:office:word" xmlns:w="http://schemas.openxmlformats.org/wordprocessingml/2006/main" xmlns:wne="http://schemas.microsoft.com/office/word/2006/wordml" xmlns:sl="http://schemas.openxmlformats.org/schemaLibrary/2006/main" xmlns:a="http://schemas.openxmlformats.org/drawingml/2006/main" xmlns:pic="http://schemas.openxmlformats.org/drawingml/2006/picture" xmlns:c="http://schemas.openxmlformats.org/drawingml/2006/chart" xmlns:lc="http://schemas.openxmlformats.org/drawingml/2006/lockedCanvas" xmlns:dgm="http://schemas.openxmlformats.org/drawingml/2006/diagram" xmlns:wps="http://schemas.microsoft.com/office/word/2010/wordprocessingShape" xmlns:wpg="http://schemas.microsoft.com/office/word/2010/wordprocessingGroup" xmlns:w14="http://schemas.microsoft.com/office/word/2010/wordml" xmlns:w15="http://schemas.microsoft.com/office/word/2012/wordml">
+<w:numbering xmlns:w="http://schemas.openxmlformats.org/wordprocessingml/2006/main" xmlns:o="urn:schemas-microsoft-com:office:office" xmlns:r="http://schemas.openxmlformats.org/officeDocument/2006/relationships" xmlns:v="urn:schemas-microsoft-com:vml" xmlns:mc="http://schemas.openxmlformats.org/markup-compatibility/2006" xmlns:w14="http://schemas.microsoft.com/office/word/2010/wordml" mc:Ignorable="w14">
   <w:abstractNum w:abstractNumId="1">
     <w:lvl w:ilvl="0">
       <w:start w:val="1"/>
       <w:numFmt w:val="bullet"/>
-      <w:lvlText w:val="●"/>
-      <w:lvlJc w:val="left"/>
-      <w:pPr>
+      <w:lvlText w:val=""/>
+      <w:lvlJc w:val="left"/>
+      <w:pPr>
+        <w:tabs>
+          <w:tab w:val="num" w:pos="0"/>
+        </w:tabs>
         <w:ind w:left="1440" w:hanging="360"/>
       </w:pPr>
       <w:rPr>
+        <w:rFonts w:ascii="Wingdings" w:hAnsi="Wingdings" w:cs="Wingdings" w:hint="default"/>
         <w:u w:val="none"/>
       </w:rPr>
     </w:lvl>
     <w:lvl w:ilvl="1">
       <w:start w:val="1"/>
       <w:numFmt w:val="bullet"/>
-      <w:lvlText w:val="○"/>
-      <w:lvlJc w:val="left"/>
-      <w:pPr>
+      <w:lvlText w:val=""/>
+      <w:lvlJc w:val="left"/>
+      <w:pPr>
+        <w:tabs>
+          <w:tab w:val="num" w:pos="0"/>
+        </w:tabs>
         <w:ind w:left="2160" w:hanging="360"/>
       </w:pPr>
       <w:rPr>
+        <w:rFonts w:ascii="Wingdings 2" w:hAnsi="Wingdings 2" w:cs="Wingdings 2" w:hint="default"/>
         <w:u w:val="none"/>
       </w:rPr>
     </w:lvl>
@@ -2731,33 +2607,45 @@
       <w:lvlText w:val="■"/>
       <w:lvlJc w:val="left"/>
       <w:pPr>
+        <w:tabs>
+          <w:tab w:val="num" w:pos="0"/>
+        </w:tabs>
         <w:ind w:left="2880" w:hanging="360"/>
       </w:pPr>
       <w:rPr>
+        <w:rFonts w:ascii="OpenSymbol" w:hAnsi="OpenSymbol" w:cs="OpenSymbol" w:hint="default"/>
         <w:u w:val="none"/>
       </w:rPr>
     </w:lvl>
     <w:lvl w:ilvl="3">
       <w:start w:val="1"/>
       <w:numFmt w:val="bullet"/>
-      <w:lvlText w:val="●"/>
-      <w:lvlJc w:val="left"/>
-      <w:pPr>
+      <w:lvlText w:val=""/>
+      <w:lvlJc w:val="left"/>
+      <w:pPr>
+        <w:tabs>
+          <w:tab w:val="num" w:pos="0"/>
+        </w:tabs>
         <w:ind w:left="3600" w:hanging="360"/>
       </w:pPr>
       <w:rPr>
+        <w:rFonts w:ascii="Wingdings" w:hAnsi="Wingdings" w:cs="Wingdings" w:hint="default"/>
         <w:u w:val="none"/>
       </w:rPr>
     </w:lvl>
     <w:lvl w:ilvl="4">
       <w:start w:val="1"/>
       <w:numFmt w:val="bullet"/>
-      <w:lvlText w:val="○"/>
-      <w:lvlJc w:val="left"/>
-      <w:pPr>
+      <w:lvlText w:val=""/>
+      <w:lvlJc w:val="left"/>
+      <w:pPr>
+        <w:tabs>
+          <w:tab w:val="num" w:pos="0"/>
+        </w:tabs>
         <w:ind w:left="4320" w:hanging="360"/>
       </w:pPr>
       <w:rPr>
+        <w:rFonts w:ascii="Wingdings 2" w:hAnsi="Wingdings 2" w:cs="Wingdings 2" w:hint="default"/>
         <w:u w:val="none"/>
       </w:rPr>
     </w:lvl>
@@ -2767,33 +2655,45 @@
       <w:lvlText w:val="■"/>
       <w:lvlJc w:val="left"/>
       <w:pPr>
+        <w:tabs>
+          <w:tab w:val="num" w:pos="0"/>
+        </w:tabs>
         <w:ind w:left="5040" w:hanging="360"/>
       </w:pPr>
       <w:rPr>
+        <w:rFonts w:ascii="OpenSymbol" w:hAnsi="OpenSymbol" w:cs="OpenSymbol" w:hint="default"/>
         <w:u w:val="none"/>
       </w:rPr>
     </w:lvl>
     <w:lvl w:ilvl="6">
       <w:start w:val="1"/>
       <w:numFmt w:val="bullet"/>
-      <w:lvlText w:val="●"/>
-      <w:lvlJc w:val="left"/>
-      <w:pPr>
+      <w:lvlText w:val=""/>
+      <w:lvlJc w:val="left"/>
+      <w:pPr>
+        <w:tabs>
+          <w:tab w:val="num" w:pos="0"/>
+        </w:tabs>
         <w:ind w:left="5760" w:hanging="360"/>
       </w:pPr>
       <w:rPr>
+        <w:rFonts w:ascii="Wingdings" w:hAnsi="Wingdings" w:cs="Wingdings" w:hint="default"/>
         <w:u w:val="none"/>
       </w:rPr>
     </w:lvl>
     <w:lvl w:ilvl="7">
       <w:start w:val="1"/>
       <w:numFmt w:val="bullet"/>
-      <w:lvlText w:val="○"/>
-      <w:lvlJc w:val="left"/>
-      <w:pPr>
+      <w:lvlText w:val=""/>
+      <w:lvlJc w:val="left"/>
+      <w:pPr>
+        <w:tabs>
+          <w:tab w:val="num" w:pos="0"/>
+        </w:tabs>
         <w:ind w:left="6480" w:hanging="360"/>
       </w:pPr>
       <w:rPr>
+        <w:rFonts w:ascii="Wingdings 2" w:hAnsi="Wingdings 2" w:cs="Wingdings 2" w:hint="default"/>
         <w:u w:val="none"/>
       </w:rPr>
     </w:lvl>
@@ -2803,9 +2703,13 @@
       <w:lvlText w:val="■"/>
       <w:lvlJc w:val="left"/>
       <w:pPr>
+        <w:tabs>
+          <w:tab w:val="num" w:pos="0"/>
+        </w:tabs>
         <w:ind w:left="7200" w:hanging="360"/>
       </w:pPr>
       <w:rPr>
+        <w:rFonts w:ascii="OpenSymbol" w:hAnsi="OpenSymbol" w:cs="OpenSymbol" w:hint="default"/>
         <w:u w:val="none"/>
       </w:rPr>
     </w:lvl>
@@ -2814,24 +2718,32 @@
     <w:lvl w:ilvl="0">
       <w:start w:val="1"/>
       <w:numFmt w:val="bullet"/>
-      <w:lvlText w:val="●"/>
-      <w:lvlJc w:val="left"/>
-      <w:pPr>
+      <w:lvlText w:val=""/>
+      <w:lvlJc w:val="left"/>
+      <w:pPr>
+        <w:tabs>
+          <w:tab w:val="num" w:pos="0"/>
+        </w:tabs>
         <w:ind w:left="1440" w:hanging="360"/>
       </w:pPr>
       <w:rPr>
+        <w:rFonts w:ascii="Wingdings" w:hAnsi="Wingdings" w:cs="Wingdings" w:hint="default"/>
         <w:u w:val="none"/>
       </w:rPr>
     </w:lvl>
     <w:lvl w:ilvl="1">
       <w:start w:val="1"/>
       <w:numFmt w:val="bullet"/>
-      <w:lvlText w:val="○"/>
-      <w:lvlJc w:val="left"/>
-      <w:pPr>
+      <w:lvlText w:val=""/>
+      <w:lvlJc w:val="left"/>
+      <w:pPr>
+        <w:tabs>
+          <w:tab w:val="num" w:pos="0"/>
+        </w:tabs>
         <w:ind w:left="2160" w:hanging="360"/>
       </w:pPr>
       <w:rPr>
+        <w:rFonts w:ascii="Wingdings 2" w:hAnsi="Wingdings 2" w:cs="Wingdings 2" w:hint="default"/>
         <w:u w:val="none"/>
       </w:rPr>
     </w:lvl>
@@ -2841,33 +2753,45 @@
       <w:lvlText w:val="■"/>
       <w:lvlJc w:val="left"/>
       <w:pPr>
+        <w:tabs>
+          <w:tab w:val="num" w:pos="0"/>
+        </w:tabs>
         <w:ind w:left="2880" w:hanging="360"/>
       </w:pPr>
       <w:rPr>
+        <w:rFonts w:ascii="OpenSymbol" w:hAnsi="OpenSymbol" w:cs="OpenSymbol" w:hint="default"/>
         <w:u w:val="none"/>
       </w:rPr>
     </w:lvl>
     <w:lvl w:ilvl="3">
       <w:start w:val="1"/>
       <w:numFmt w:val="bullet"/>
-      <w:lvlText w:val="●"/>
-      <w:lvlJc w:val="left"/>
-      <w:pPr>
+      <w:lvlText w:val=""/>
+      <w:lvlJc w:val="left"/>
+      <w:pPr>
+        <w:tabs>
+          <w:tab w:val="num" w:pos="0"/>
+        </w:tabs>
         <w:ind w:left="3600" w:hanging="360"/>
       </w:pPr>
       <w:rPr>
+        <w:rFonts w:ascii="Wingdings" w:hAnsi="Wingdings" w:cs="Wingdings" w:hint="default"/>
         <w:u w:val="none"/>
       </w:rPr>
     </w:lvl>
     <w:lvl w:ilvl="4">
       <w:start w:val="1"/>
       <w:numFmt w:val="bullet"/>
-      <w:lvlText w:val="○"/>
-      <w:lvlJc w:val="left"/>
-      <w:pPr>
+      <w:lvlText w:val=""/>
+      <w:lvlJc w:val="left"/>
+      <w:pPr>
+        <w:tabs>
+          <w:tab w:val="num" w:pos="0"/>
+        </w:tabs>
         <w:ind w:left="4320" w:hanging="360"/>
       </w:pPr>
       <w:rPr>
+        <w:rFonts w:ascii="Wingdings 2" w:hAnsi="Wingdings 2" w:cs="Wingdings 2" w:hint="default"/>
         <w:u w:val="none"/>
       </w:rPr>
     </w:lvl>
@@ -2877,33 +2801,45 @@
       <w:lvlText w:val="■"/>
       <w:lvlJc w:val="left"/>
       <w:pPr>
+        <w:tabs>
+          <w:tab w:val="num" w:pos="0"/>
+        </w:tabs>
         <w:ind w:left="5040" w:hanging="360"/>
       </w:pPr>
       <w:rPr>
+        <w:rFonts w:ascii="OpenSymbol" w:hAnsi="OpenSymbol" w:cs="OpenSymbol" w:hint="default"/>
         <w:u w:val="none"/>
       </w:rPr>
     </w:lvl>
     <w:lvl w:ilvl="6">
       <w:start w:val="1"/>
       <w:numFmt w:val="bullet"/>
-      <w:lvlText w:val="●"/>
-      <w:lvlJc w:val="left"/>
-      <w:pPr>
+      <w:lvlText w:val=""/>
+      <w:lvlJc w:val="left"/>
+      <w:pPr>
+        <w:tabs>
+          <w:tab w:val="num" w:pos="0"/>
+        </w:tabs>
         <w:ind w:left="5760" w:hanging="360"/>
       </w:pPr>
       <w:rPr>
+        <w:rFonts w:ascii="Wingdings" w:hAnsi="Wingdings" w:cs="Wingdings" w:hint="default"/>
         <w:u w:val="none"/>
       </w:rPr>
     </w:lvl>
     <w:lvl w:ilvl="7">
       <w:start w:val="1"/>
       <w:numFmt w:val="bullet"/>
-      <w:lvlText w:val="○"/>
-      <w:lvlJc w:val="left"/>
-      <w:pPr>
+      <w:lvlText w:val=""/>
+      <w:lvlJc w:val="left"/>
+      <w:pPr>
+        <w:tabs>
+          <w:tab w:val="num" w:pos="0"/>
+        </w:tabs>
         <w:ind w:left="6480" w:hanging="360"/>
       </w:pPr>
       <w:rPr>
+        <w:rFonts w:ascii="Wingdings 2" w:hAnsi="Wingdings 2" w:cs="Wingdings 2" w:hint="default"/>
         <w:u w:val="none"/>
       </w:rPr>
     </w:lvl>
@@ -2913,9 +2849,13 @@
       <w:lvlText w:val="■"/>
       <w:lvlJc w:val="left"/>
       <w:pPr>
+        <w:tabs>
+          <w:tab w:val="num" w:pos="0"/>
+        </w:tabs>
         <w:ind w:left="7200" w:hanging="360"/>
       </w:pPr>
       <w:rPr>
+        <w:rFonts w:ascii="OpenSymbol" w:hAnsi="OpenSymbol" w:cs="OpenSymbol" w:hint="default"/>
         <w:u w:val="none"/>
       </w:rPr>
     </w:lvl>
@@ -2924,24 +2864,32 @@
     <w:lvl w:ilvl="0">
       <w:start w:val="1"/>
       <w:numFmt w:val="bullet"/>
-      <w:lvlText w:val="●"/>
-      <w:lvlJc w:val="left"/>
-      <w:pPr>
+      <w:lvlText w:val=""/>
+      <w:lvlJc w:val="left"/>
+      <w:pPr>
+        <w:tabs>
+          <w:tab w:val="num" w:pos="0"/>
+        </w:tabs>
         <w:ind w:left="1440" w:hanging="360"/>
       </w:pPr>
       <w:rPr>
+        <w:rFonts w:ascii="Wingdings" w:hAnsi="Wingdings" w:cs="Wingdings" w:hint="default"/>
         <w:u w:val="none"/>
       </w:rPr>
     </w:lvl>
     <w:lvl w:ilvl="1">
       <w:start w:val="1"/>
       <w:numFmt w:val="bullet"/>
-      <w:lvlText w:val="○"/>
-      <w:lvlJc w:val="left"/>
-      <w:pPr>
+      <w:lvlText w:val=""/>
+      <w:lvlJc w:val="left"/>
+      <w:pPr>
+        <w:tabs>
+          <w:tab w:val="num" w:pos="0"/>
+        </w:tabs>
         <w:ind w:left="2160" w:hanging="360"/>
       </w:pPr>
       <w:rPr>
+        <w:rFonts w:ascii="Wingdings 2" w:hAnsi="Wingdings 2" w:cs="Wingdings 2" w:hint="default"/>
         <w:u w:val="none"/>
       </w:rPr>
     </w:lvl>
@@ -2951,33 +2899,45 @@
       <w:lvlText w:val="■"/>
       <w:lvlJc w:val="left"/>
       <w:pPr>
+        <w:tabs>
+          <w:tab w:val="num" w:pos="0"/>
+        </w:tabs>
         <w:ind w:left="2880" w:hanging="360"/>
       </w:pPr>
       <w:rPr>
+        <w:rFonts w:ascii="OpenSymbol" w:hAnsi="OpenSymbol" w:cs="OpenSymbol" w:hint="default"/>
         <w:u w:val="none"/>
       </w:rPr>
     </w:lvl>
     <w:lvl w:ilvl="3">
       <w:start w:val="1"/>
       <w:numFmt w:val="bullet"/>
-      <w:lvlText w:val="●"/>
-      <w:lvlJc w:val="left"/>
-      <w:pPr>
+      <w:lvlText w:val=""/>
+      <w:lvlJc w:val="left"/>
+      <w:pPr>
+        <w:tabs>
+          <w:tab w:val="num" w:pos="0"/>
+        </w:tabs>
         <w:ind w:left="3600" w:hanging="360"/>
       </w:pPr>
       <w:rPr>
+        <w:rFonts w:ascii="Wingdings" w:hAnsi="Wingdings" w:cs="Wingdings" w:hint="default"/>
         <w:u w:val="none"/>
       </w:rPr>
     </w:lvl>
     <w:lvl w:ilvl="4">
       <w:start w:val="1"/>
       <w:numFmt w:val="bullet"/>
-      <w:lvlText w:val="○"/>
-      <w:lvlJc w:val="left"/>
-      <w:pPr>
+      <w:lvlText w:val=""/>
+      <w:lvlJc w:val="left"/>
+      <w:pPr>
+        <w:tabs>
+          <w:tab w:val="num" w:pos="0"/>
+        </w:tabs>
         <w:ind w:left="4320" w:hanging="360"/>
       </w:pPr>
       <w:rPr>
+        <w:rFonts w:ascii="Wingdings 2" w:hAnsi="Wingdings 2" w:cs="Wingdings 2" w:hint="default"/>
         <w:u w:val="none"/>
       </w:rPr>
     </w:lvl>
@@ -2987,33 +2947,45 @@
       <w:lvlText w:val="■"/>
       <w:lvlJc w:val="left"/>
       <w:pPr>
+        <w:tabs>
+          <w:tab w:val="num" w:pos="0"/>
+        </w:tabs>
         <w:ind w:left="5040" w:hanging="360"/>
       </w:pPr>
       <w:rPr>
+        <w:rFonts w:ascii="OpenSymbol" w:hAnsi="OpenSymbol" w:cs="OpenSymbol" w:hint="default"/>
         <w:u w:val="none"/>
       </w:rPr>
     </w:lvl>
     <w:lvl w:ilvl="6">
       <w:start w:val="1"/>
       <w:numFmt w:val="bullet"/>
-      <w:lvlText w:val="●"/>
-      <w:lvlJc w:val="left"/>
-      <w:pPr>
+      <w:lvlText w:val=""/>
+      <w:lvlJc w:val="left"/>
+      <w:pPr>
+        <w:tabs>
+          <w:tab w:val="num" w:pos="0"/>
+        </w:tabs>
         <w:ind w:left="5760" w:hanging="360"/>
       </w:pPr>
       <w:rPr>
+        <w:rFonts w:ascii="Wingdings" w:hAnsi="Wingdings" w:cs="Wingdings" w:hint="default"/>
         <w:u w:val="none"/>
       </w:rPr>
     </w:lvl>
     <w:lvl w:ilvl="7">
       <w:start w:val="1"/>
       <w:numFmt w:val="bullet"/>
-      <w:lvlText w:val="○"/>
-      <w:lvlJc w:val="left"/>
-      <w:pPr>
+      <w:lvlText w:val=""/>
+      <w:lvlJc w:val="left"/>
+      <w:pPr>
+        <w:tabs>
+          <w:tab w:val="num" w:pos="0"/>
+        </w:tabs>
         <w:ind w:left="6480" w:hanging="360"/>
       </w:pPr>
       <w:rPr>
+        <w:rFonts w:ascii="Wingdings 2" w:hAnsi="Wingdings 2" w:cs="Wingdings 2" w:hint="default"/>
         <w:u w:val="none"/>
       </w:rPr>
     </w:lvl>
@@ -3023,9 +2995,13 @@
       <w:lvlText w:val="■"/>
       <w:lvlJc w:val="left"/>
       <w:pPr>
+        <w:tabs>
+          <w:tab w:val="num" w:pos="0"/>
+        </w:tabs>
         <w:ind w:left="7200" w:hanging="360"/>
       </w:pPr>
       <w:rPr>
+        <w:rFonts w:ascii="OpenSymbol" w:hAnsi="OpenSymbol" w:cs="OpenSymbol" w:hint="default"/>
         <w:u w:val="none"/>
       </w:rPr>
     </w:lvl>
@@ -3034,26 +3010,34 @@
     <w:lvl w:ilvl="0">
       <w:start w:val="1"/>
       <w:numFmt w:val="bullet"/>
-      <w:lvlText w:val="●"/>
-      <w:lvlJc w:val="left"/>
-      <w:pPr>
+      <w:lvlText w:val=""/>
+      <w:lvlJc w:val="left"/>
+      <w:pPr>
+        <w:tabs>
+          <w:tab w:val="num" w:pos="0"/>
+        </w:tabs>
         <w:ind w:left="1440" w:hanging="360"/>
       </w:pPr>
       <w:rPr>
+        <w:rFonts w:ascii="Wingdings" w:hAnsi="Wingdings" w:cs="Wingdings" w:hint="default"/>
         <w:sz w:val="20"/>
+        <w:u w:val="none"/>
         <w:szCs w:val="20"/>
-        <w:u w:val="none"/>
       </w:rPr>
     </w:lvl>
     <w:lvl w:ilvl="1">
       <w:start w:val="1"/>
       <w:numFmt w:val="bullet"/>
-      <w:lvlText w:val="○"/>
-      <w:lvlJc w:val="left"/>
-      <w:pPr>
+      <w:lvlText w:val=""/>
+      <w:lvlJc w:val="left"/>
+      <w:pPr>
+        <w:tabs>
+          <w:tab w:val="num" w:pos="0"/>
+        </w:tabs>
         <w:ind w:left="2160" w:hanging="360"/>
       </w:pPr>
       <w:rPr>
+        <w:rFonts w:ascii="Wingdings 2" w:hAnsi="Wingdings 2" w:cs="Wingdings 2" w:hint="default"/>
         <w:u w:val="none"/>
       </w:rPr>
     </w:lvl>
@@ -3063,33 +3047,45 @@
       <w:lvlText w:val="■"/>
       <w:lvlJc w:val="left"/>
       <w:pPr>
+        <w:tabs>
+          <w:tab w:val="num" w:pos="0"/>
+        </w:tabs>
         <w:ind w:left="2880" w:hanging="360"/>
       </w:pPr>
       <w:rPr>
+        <w:rFonts w:ascii="OpenSymbol" w:hAnsi="OpenSymbol" w:cs="OpenSymbol" w:hint="default"/>
         <w:u w:val="none"/>
       </w:rPr>
     </w:lvl>
     <w:lvl w:ilvl="3">
       <w:start w:val="1"/>
       <w:numFmt w:val="bullet"/>
-      <w:lvlText w:val="●"/>
-      <w:lvlJc w:val="left"/>
-      <w:pPr>
+      <w:lvlText w:val=""/>
+      <w:lvlJc w:val="left"/>
+      <w:pPr>
+        <w:tabs>
+          <w:tab w:val="num" w:pos="0"/>
+        </w:tabs>
         <w:ind w:left="3600" w:hanging="360"/>
       </w:pPr>
       <w:rPr>
+        <w:rFonts w:ascii="Wingdings" w:hAnsi="Wingdings" w:cs="Wingdings" w:hint="default"/>
         <w:u w:val="none"/>
       </w:rPr>
     </w:lvl>
     <w:lvl w:ilvl="4">
       <w:start w:val="1"/>
       <w:numFmt w:val="bullet"/>
-      <w:lvlText w:val="○"/>
-      <w:lvlJc w:val="left"/>
-      <w:pPr>
+      <w:lvlText w:val=""/>
+      <w:lvlJc w:val="left"/>
+      <w:pPr>
+        <w:tabs>
+          <w:tab w:val="num" w:pos="0"/>
+        </w:tabs>
         <w:ind w:left="4320" w:hanging="360"/>
       </w:pPr>
       <w:rPr>
+        <w:rFonts w:ascii="Wingdings 2" w:hAnsi="Wingdings 2" w:cs="Wingdings 2" w:hint="default"/>
         <w:u w:val="none"/>
       </w:rPr>
     </w:lvl>
@@ -3099,33 +3095,45 @@
       <w:lvlText w:val="■"/>
       <w:lvlJc w:val="left"/>
       <w:pPr>
+        <w:tabs>
+          <w:tab w:val="num" w:pos="0"/>
+        </w:tabs>
         <w:ind w:left="5040" w:hanging="360"/>
       </w:pPr>
       <w:rPr>
+        <w:rFonts w:ascii="OpenSymbol" w:hAnsi="OpenSymbol" w:cs="OpenSymbol" w:hint="default"/>
         <w:u w:val="none"/>
       </w:rPr>
     </w:lvl>
     <w:lvl w:ilvl="6">
       <w:start w:val="1"/>
       <w:numFmt w:val="bullet"/>
-      <w:lvlText w:val="●"/>
-      <w:lvlJc w:val="left"/>
-      <w:pPr>
+      <w:lvlText w:val=""/>
+      <w:lvlJc w:val="left"/>
+      <w:pPr>
+        <w:tabs>
+          <w:tab w:val="num" w:pos="0"/>
+        </w:tabs>
         <w:ind w:left="5760" w:hanging="360"/>
       </w:pPr>
       <w:rPr>
+        <w:rFonts w:ascii="Wingdings" w:hAnsi="Wingdings" w:cs="Wingdings" w:hint="default"/>
         <w:u w:val="none"/>
       </w:rPr>
     </w:lvl>
     <w:lvl w:ilvl="7">
       <w:start w:val="1"/>
       <w:numFmt w:val="bullet"/>
-      <w:lvlText w:val="○"/>
-      <w:lvlJc w:val="left"/>
-      <w:pPr>
+      <w:lvlText w:val=""/>
+      <w:lvlJc w:val="left"/>
+      <w:pPr>
+        <w:tabs>
+          <w:tab w:val="num" w:pos="0"/>
+        </w:tabs>
         <w:ind w:left="6480" w:hanging="360"/>
       </w:pPr>
       <w:rPr>
+        <w:rFonts w:ascii="Wingdings 2" w:hAnsi="Wingdings 2" w:cs="Wingdings 2" w:hint="default"/>
         <w:u w:val="none"/>
       </w:rPr>
     </w:lvl>
@@ -3135,9 +3143,13 @@
       <w:lvlText w:val="■"/>
       <w:lvlJc w:val="left"/>
       <w:pPr>
+        <w:tabs>
+          <w:tab w:val="num" w:pos="0"/>
+        </w:tabs>
         <w:ind w:left="7200" w:hanging="360"/>
       </w:pPr>
       <w:rPr>
+        <w:rFonts w:ascii="OpenSymbol" w:hAnsi="OpenSymbol" w:cs="OpenSymbol" w:hint="default"/>
         <w:u w:val="none"/>
       </w:rPr>
     </w:lvl>
@@ -3146,24 +3158,32 @@
     <w:lvl w:ilvl="0">
       <w:start w:val="1"/>
       <w:numFmt w:val="bullet"/>
-      <w:lvlText w:val="●"/>
-      <w:lvlJc w:val="left"/>
-      <w:pPr>
+      <w:lvlText w:val=""/>
+      <w:lvlJc w:val="left"/>
+      <w:pPr>
+        <w:tabs>
+          <w:tab w:val="num" w:pos="0"/>
+        </w:tabs>
         <w:ind w:left="1440" w:hanging="360"/>
       </w:pPr>
       <w:rPr>
+        <w:rFonts w:ascii="Wingdings" w:hAnsi="Wingdings" w:cs="Wingdings" w:hint="default"/>
         <w:u w:val="none"/>
       </w:rPr>
     </w:lvl>
     <w:lvl w:ilvl="1">
       <w:start w:val="1"/>
       <w:numFmt w:val="bullet"/>
-      <w:lvlText w:val="○"/>
-      <w:lvlJc w:val="left"/>
-      <w:pPr>
+      <w:lvlText w:val=""/>
+      <w:lvlJc w:val="left"/>
+      <w:pPr>
+        <w:tabs>
+          <w:tab w:val="num" w:pos="0"/>
+        </w:tabs>
         <w:ind w:left="2160" w:hanging="360"/>
       </w:pPr>
       <w:rPr>
+        <w:rFonts w:ascii="Wingdings 2" w:hAnsi="Wingdings 2" w:cs="Wingdings 2" w:hint="default"/>
         <w:u w:val="none"/>
       </w:rPr>
     </w:lvl>
@@ -3173,33 +3193,45 @@
       <w:lvlText w:val="■"/>
       <w:lvlJc w:val="left"/>
       <w:pPr>
+        <w:tabs>
+          <w:tab w:val="num" w:pos="0"/>
+        </w:tabs>
         <w:ind w:left="2880" w:hanging="360"/>
       </w:pPr>
       <w:rPr>
+        <w:rFonts w:ascii="OpenSymbol" w:hAnsi="OpenSymbol" w:cs="OpenSymbol" w:hint="default"/>
         <w:u w:val="none"/>
       </w:rPr>
     </w:lvl>
     <w:lvl w:ilvl="3">
       <w:start w:val="1"/>
       <w:numFmt w:val="bullet"/>
-      <w:lvlText w:val="●"/>
-      <w:lvlJc w:val="left"/>
-      <w:pPr>
+      <w:lvlText w:val=""/>
+      <w:lvlJc w:val="left"/>
+      <w:pPr>
+        <w:tabs>
+          <w:tab w:val="num" w:pos="0"/>
+        </w:tabs>
         <w:ind w:left="3600" w:hanging="360"/>
       </w:pPr>
       <w:rPr>
+        <w:rFonts w:ascii="Wingdings" w:hAnsi="Wingdings" w:cs="Wingdings" w:hint="default"/>
         <w:u w:val="none"/>
       </w:rPr>
     </w:lvl>
     <w:lvl w:ilvl="4">
       <w:start w:val="1"/>
       <w:numFmt w:val="bullet"/>
-      <w:lvlText w:val="○"/>
-      <w:lvlJc w:val="left"/>
-      <w:pPr>
+      <w:lvlText w:val=""/>
+      <w:lvlJc w:val="left"/>
+      <w:pPr>
+        <w:tabs>
+          <w:tab w:val="num" w:pos="0"/>
+        </w:tabs>
         <w:ind w:left="4320" w:hanging="360"/>
       </w:pPr>
       <w:rPr>
+        <w:rFonts w:ascii="Wingdings 2" w:hAnsi="Wingdings 2" w:cs="Wingdings 2" w:hint="default"/>
         <w:u w:val="none"/>
       </w:rPr>
     </w:lvl>
@@ -3209,33 +3241,45 @@
       <w:lvlText w:val="■"/>
       <w:lvlJc w:val="left"/>
       <w:pPr>
+        <w:tabs>
+          <w:tab w:val="num" w:pos="0"/>
+        </w:tabs>
         <w:ind w:left="5040" w:hanging="360"/>
       </w:pPr>
       <w:rPr>
+        <w:rFonts w:ascii="OpenSymbol" w:hAnsi="OpenSymbol" w:cs="OpenSymbol" w:hint="default"/>
         <w:u w:val="none"/>
       </w:rPr>
     </w:lvl>
     <w:lvl w:ilvl="6">
       <w:start w:val="1"/>
       <w:numFmt w:val="bullet"/>
-      <w:lvlText w:val="●"/>
-      <w:lvlJc w:val="left"/>
-      <w:pPr>
+      <w:lvlText w:val=""/>
+      <w:lvlJc w:val="left"/>
+      <w:pPr>
+        <w:tabs>
+          <w:tab w:val="num" w:pos="0"/>
+        </w:tabs>
         <w:ind w:left="5760" w:hanging="360"/>
       </w:pPr>
       <w:rPr>
+        <w:rFonts w:ascii="Wingdings" w:hAnsi="Wingdings" w:cs="Wingdings" w:hint="default"/>
         <w:u w:val="none"/>
       </w:rPr>
     </w:lvl>
     <w:lvl w:ilvl="7">
       <w:start w:val="1"/>
       <w:numFmt w:val="bullet"/>
-      <w:lvlText w:val="○"/>
-      <w:lvlJc w:val="left"/>
-      <w:pPr>
+      <w:lvlText w:val=""/>
+      <w:lvlJc w:val="left"/>
+      <w:pPr>
+        <w:tabs>
+          <w:tab w:val="num" w:pos="0"/>
+        </w:tabs>
         <w:ind w:left="6480" w:hanging="360"/>
       </w:pPr>
       <w:rPr>
+        <w:rFonts w:ascii="Wingdings 2" w:hAnsi="Wingdings 2" w:cs="Wingdings 2" w:hint="default"/>
         <w:u w:val="none"/>
       </w:rPr>
     </w:lvl>
@@ -3245,9 +3289,13 @@
       <w:lvlText w:val="■"/>
       <w:lvlJc w:val="left"/>
       <w:pPr>
+        <w:tabs>
+          <w:tab w:val="num" w:pos="0"/>
+        </w:tabs>
         <w:ind w:left="7200" w:hanging="360"/>
       </w:pPr>
       <w:rPr>
+        <w:rFonts w:ascii="OpenSymbol" w:hAnsi="OpenSymbol" w:cs="OpenSymbol" w:hint="default"/>
         <w:u w:val="none"/>
       </w:rPr>
     </w:lvl>
@@ -3256,24 +3304,32 @@
     <w:lvl w:ilvl="0">
       <w:start w:val="1"/>
       <w:numFmt w:val="bullet"/>
-      <w:lvlText w:val="●"/>
-      <w:lvlJc w:val="left"/>
-      <w:pPr>
+      <w:lvlText w:val=""/>
+      <w:lvlJc w:val="left"/>
+      <w:pPr>
+        <w:tabs>
+          <w:tab w:val="num" w:pos="0"/>
+        </w:tabs>
         <w:ind w:left="1440" w:hanging="360"/>
       </w:pPr>
       <w:rPr>
+        <w:rFonts w:ascii="Wingdings" w:hAnsi="Wingdings" w:cs="Wingdings" w:hint="default"/>
         <w:u w:val="none"/>
       </w:rPr>
     </w:lvl>
     <w:lvl w:ilvl="1">
       <w:start w:val="1"/>
       <w:numFmt w:val="bullet"/>
-      <w:lvlText w:val="○"/>
-      <w:lvlJc w:val="left"/>
-      <w:pPr>
+      <w:lvlText w:val=""/>
+      <w:lvlJc w:val="left"/>
+      <w:pPr>
+        <w:tabs>
+          <w:tab w:val="num" w:pos="0"/>
+        </w:tabs>
         <w:ind w:left="2160" w:hanging="360"/>
       </w:pPr>
       <w:rPr>
+        <w:rFonts w:ascii="Wingdings 2" w:hAnsi="Wingdings 2" w:cs="Wingdings 2" w:hint="default"/>
         <w:u w:val="none"/>
       </w:rPr>
     </w:lvl>
@@ -3283,33 +3339,45 @@
       <w:lvlText w:val="■"/>
       <w:lvlJc w:val="left"/>
       <w:pPr>
+        <w:tabs>
+          <w:tab w:val="num" w:pos="0"/>
+        </w:tabs>
         <w:ind w:left="2880" w:hanging="360"/>
       </w:pPr>
       <w:rPr>
+        <w:rFonts w:ascii="OpenSymbol" w:hAnsi="OpenSymbol" w:cs="OpenSymbol" w:hint="default"/>
         <w:u w:val="none"/>
       </w:rPr>
     </w:lvl>
     <w:lvl w:ilvl="3">
       <w:start w:val="1"/>
       <w:numFmt w:val="bullet"/>
-      <w:lvlText w:val="●"/>
-      <w:lvlJc w:val="left"/>
-      <w:pPr>
+      <w:lvlText w:val=""/>
+      <w:lvlJc w:val="left"/>
+      <w:pPr>
+        <w:tabs>
+          <w:tab w:val="num" w:pos="0"/>
+        </w:tabs>
         <w:ind w:left="3600" w:hanging="360"/>
       </w:pPr>
       <w:rPr>
+        <w:rFonts w:ascii="Wingdings" w:hAnsi="Wingdings" w:cs="Wingdings" w:hint="default"/>
         <w:u w:val="none"/>
       </w:rPr>
     </w:lvl>
     <w:lvl w:ilvl="4">
       <w:start w:val="1"/>
       <w:numFmt w:val="bullet"/>
-      <w:lvlText w:val="○"/>
-      <w:lvlJc w:val="left"/>
-      <w:pPr>
+      <w:lvlText w:val=""/>
+      <w:lvlJc w:val="left"/>
+      <w:pPr>
+        <w:tabs>
+          <w:tab w:val="num" w:pos="0"/>
+        </w:tabs>
         <w:ind w:left="4320" w:hanging="360"/>
       </w:pPr>
       <w:rPr>
+        <w:rFonts w:ascii="Wingdings 2" w:hAnsi="Wingdings 2" w:cs="Wingdings 2" w:hint="default"/>
         <w:u w:val="none"/>
       </w:rPr>
     </w:lvl>
@@ -3319,33 +3387,45 @@
       <w:lvlText w:val="■"/>
       <w:lvlJc w:val="left"/>
       <w:pPr>
+        <w:tabs>
+          <w:tab w:val="num" w:pos="0"/>
+        </w:tabs>
         <w:ind w:left="5040" w:hanging="360"/>
       </w:pPr>
       <w:rPr>
+        <w:rFonts w:ascii="OpenSymbol" w:hAnsi="OpenSymbol" w:cs="OpenSymbol" w:hint="default"/>
         <w:u w:val="none"/>
       </w:rPr>
     </w:lvl>
     <w:lvl w:ilvl="6">
       <w:start w:val="1"/>
       <w:numFmt w:val="bullet"/>
-      <w:lvlText w:val="●"/>
-      <w:lvlJc w:val="left"/>
-      <w:pPr>
+      <w:lvlText w:val=""/>
+      <w:lvlJc w:val="left"/>
+      <w:pPr>
+        <w:tabs>
+          <w:tab w:val="num" w:pos="0"/>
+        </w:tabs>
         <w:ind w:left="5760" w:hanging="360"/>
       </w:pPr>
       <w:rPr>
+        <w:rFonts w:ascii="Wingdings" w:hAnsi="Wingdings" w:cs="Wingdings" w:hint="default"/>
         <w:u w:val="none"/>
       </w:rPr>
     </w:lvl>
     <w:lvl w:ilvl="7">
       <w:start w:val="1"/>
       <w:numFmt w:val="bullet"/>
-      <w:lvlText w:val="○"/>
-      <w:lvlJc w:val="left"/>
-      <w:pPr>
+      <w:lvlText w:val=""/>
+      <w:lvlJc w:val="left"/>
+      <w:pPr>
+        <w:tabs>
+          <w:tab w:val="num" w:pos="0"/>
+        </w:tabs>
         <w:ind w:left="6480" w:hanging="360"/>
       </w:pPr>
       <w:rPr>
+        <w:rFonts w:ascii="Wingdings 2" w:hAnsi="Wingdings 2" w:cs="Wingdings 2" w:hint="default"/>
         <w:u w:val="none"/>
       </w:rPr>
     </w:lvl>
@@ -3355,9 +3435,13 @@
       <w:lvlText w:val="■"/>
       <w:lvlJc w:val="left"/>
       <w:pPr>
+        <w:tabs>
+          <w:tab w:val="num" w:pos="0"/>
+        </w:tabs>
         <w:ind w:left="7200" w:hanging="360"/>
       </w:pPr>
       <w:rPr>
+        <w:rFonts w:ascii="OpenSymbol" w:hAnsi="OpenSymbol" w:cs="OpenSymbol" w:hint="default"/>
         <w:u w:val="none"/>
       </w:rPr>
     </w:lvl>
@@ -3366,24 +3450,32 @@
     <w:lvl w:ilvl="0">
       <w:start w:val="1"/>
       <w:numFmt w:val="bullet"/>
-      <w:lvlText w:val="●"/>
-      <w:lvlJc w:val="left"/>
-      <w:pPr>
+      <w:lvlText w:val=""/>
+      <w:lvlJc w:val="left"/>
+      <w:pPr>
+        <w:tabs>
+          <w:tab w:val="num" w:pos="0"/>
+        </w:tabs>
         <w:ind w:left="1440" w:hanging="360"/>
       </w:pPr>
       <w:rPr>
+        <w:rFonts w:ascii="Wingdings" w:hAnsi="Wingdings" w:cs="Wingdings" w:hint="default"/>
         <w:u w:val="none"/>
       </w:rPr>
     </w:lvl>
     <w:lvl w:ilvl="1">
       <w:start w:val="1"/>
       <w:numFmt w:val="bullet"/>
-      <w:lvlText w:val="○"/>
-      <w:lvlJc w:val="left"/>
-      <w:pPr>
+      <w:lvlText w:val=""/>
+      <w:lvlJc w:val="left"/>
+      <w:pPr>
+        <w:tabs>
+          <w:tab w:val="num" w:pos="0"/>
+        </w:tabs>
         <w:ind w:left="2160" w:hanging="360"/>
       </w:pPr>
       <w:rPr>
+        <w:rFonts w:ascii="Wingdings 2" w:hAnsi="Wingdings 2" w:cs="Wingdings 2" w:hint="default"/>
         <w:u w:val="none"/>
       </w:rPr>
     </w:lvl>
@@ -3393,33 +3485,45 @@
       <w:lvlText w:val="■"/>
       <w:lvlJc w:val="left"/>
       <w:pPr>
+        <w:tabs>
+          <w:tab w:val="num" w:pos="0"/>
+        </w:tabs>
         <w:ind w:left="2880" w:hanging="360"/>
       </w:pPr>
       <w:rPr>
+        <w:rFonts w:ascii="OpenSymbol" w:hAnsi="OpenSymbol" w:cs="OpenSymbol" w:hint="default"/>
         <w:u w:val="none"/>
       </w:rPr>
     </w:lvl>
     <w:lvl w:ilvl="3">
       <w:start w:val="1"/>
       <w:numFmt w:val="bullet"/>
-      <w:lvlText w:val="●"/>
-      <w:lvlJc w:val="left"/>
-      <w:pPr>
+      <w:lvlText w:val=""/>
+      <w:lvlJc w:val="left"/>
+      <w:pPr>
+        <w:tabs>
+          <w:tab w:val="num" w:pos="0"/>
+        </w:tabs>
         <w:ind w:left="3600" w:hanging="360"/>
       </w:pPr>
       <w:rPr>
+        <w:rFonts w:ascii="Wingdings" w:hAnsi="Wingdings" w:cs="Wingdings" w:hint="default"/>
         <w:u w:val="none"/>
       </w:rPr>
     </w:lvl>
     <w:lvl w:ilvl="4">
       <w:start w:val="1"/>
       <w:numFmt w:val="bullet"/>
-      <w:lvlText w:val="○"/>
-      <w:lvlJc w:val="left"/>
-      <w:pPr>
+      <w:lvlText w:val=""/>
+      <w:lvlJc w:val="left"/>
+      <w:pPr>
+        <w:tabs>
+          <w:tab w:val="num" w:pos="0"/>
+        </w:tabs>
         <w:ind w:left="4320" w:hanging="360"/>
       </w:pPr>
       <w:rPr>
+        <w:rFonts w:ascii="Wingdings 2" w:hAnsi="Wingdings 2" w:cs="Wingdings 2" w:hint="default"/>
         <w:u w:val="none"/>
       </w:rPr>
     </w:lvl>
@@ -3429,33 +3533,45 @@
       <w:lvlText w:val="■"/>
       <w:lvlJc w:val="left"/>
       <w:pPr>
+        <w:tabs>
+          <w:tab w:val="num" w:pos="0"/>
+        </w:tabs>
         <w:ind w:left="5040" w:hanging="360"/>
       </w:pPr>
       <w:rPr>
+        <w:rFonts w:ascii="OpenSymbol" w:hAnsi="OpenSymbol" w:cs="OpenSymbol" w:hint="default"/>
         <w:u w:val="none"/>
       </w:rPr>
     </w:lvl>
     <w:lvl w:ilvl="6">
       <w:start w:val="1"/>
       <w:numFmt w:val="bullet"/>
-      <w:lvlText w:val="●"/>
-      <w:lvlJc w:val="left"/>
-      <w:pPr>
+      <w:lvlText w:val=""/>
+      <w:lvlJc w:val="left"/>
+      <w:pPr>
+        <w:tabs>
+          <w:tab w:val="num" w:pos="0"/>
+        </w:tabs>
         <w:ind w:left="5760" w:hanging="360"/>
       </w:pPr>
       <w:rPr>
+        <w:rFonts w:ascii="Wingdings" w:hAnsi="Wingdings" w:cs="Wingdings" w:hint="default"/>
         <w:u w:val="none"/>
       </w:rPr>
     </w:lvl>
     <w:lvl w:ilvl="7">
       <w:start w:val="1"/>
       <w:numFmt w:val="bullet"/>
-      <w:lvlText w:val="○"/>
-      <w:lvlJc w:val="left"/>
-      <w:pPr>
+      <w:lvlText w:val=""/>
+      <w:lvlJc w:val="left"/>
+      <w:pPr>
+        <w:tabs>
+          <w:tab w:val="num" w:pos="0"/>
+        </w:tabs>
         <w:ind w:left="6480" w:hanging="360"/>
       </w:pPr>
       <w:rPr>
+        <w:rFonts w:ascii="Wingdings 2" w:hAnsi="Wingdings 2" w:cs="Wingdings 2" w:hint="default"/>
         <w:u w:val="none"/>
       </w:rPr>
     </w:lvl>
@@ -3465,9 +3581,13 @@
       <w:lvlText w:val="■"/>
       <w:lvlJc w:val="left"/>
       <w:pPr>
+        <w:tabs>
+          <w:tab w:val="num" w:pos="0"/>
+        </w:tabs>
         <w:ind w:left="7200" w:hanging="360"/>
       </w:pPr>
       <w:rPr>
+        <w:rFonts w:ascii="OpenSymbol" w:hAnsi="OpenSymbol" w:cs="OpenSymbol" w:hint="default"/>
         <w:u w:val="none"/>
       </w:rPr>
     </w:lvl>
@@ -3476,26 +3596,34 @@
     <w:lvl w:ilvl="0">
       <w:start w:val="1"/>
       <w:numFmt w:val="bullet"/>
-      <w:lvlText w:val="●"/>
-      <w:lvlJc w:val="left"/>
-      <w:pPr>
+      <w:lvlText w:val=""/>
+      <w:lvlJc w:val="left"/>
+      <w:pPr>
+        <w:tabs>
+          <w:tab w:val="num" w:pos="0"/>
+        </w:tabs>
         <w:ind w:left="1440" w:hanging="360"/>
       </w:pPr>
       <w:rPr>
+        <w:rFonts w:ascii="Wingdings" w:hAnsi="Wingdings" w:cs="Wingdings" w:hint="default"/>
         <w:sz w:val="20"/>
+        <w:u w:val="none"/>
         <w:szCs w:val="20"/>
-        <w:u w:val="none"/>
       </w:rPr>
     </w:lvl>
     <w:lvl w:ilvl="1">
       <w:start w:val="1"/>
       <w:numFmt w:val="bullet"/>
-      <w:lvlText w:val="○"/>
-      <w:lvlJc w:val="left"/>
-      <w:pPr>
+      <w:lvlText w:val=""/>
+      <w:lvlJc w:val="left"/>
+      <w:pPr>
+        <w:tabs>
+          <w:tab w:val="num" w:pos="0"/>
+        </w:tabs>
         <w:ind w:left="2160" w:hanging="360"/>
       </w:pPr>
       <w:rPr>
+        <w:rFonts w:ascii="Wingdings 2" w:hAnsi="Wingdings 2" w:cs="Wingdings 2" w:hint="default"/>
         <w:u w:val="none"/>
       </w:rPr>
     </w:lvl>
@@ -3505,33 +3633,45 @@
       <w:lvlText w:val="■"/>
       <w:lvlJc w:val="left"/>
       <w:pPr>
+        <w:tabs>
+          <w:tab w:val="num" w:pos="0"/>
+        </w:tabs>
         <w:ind w:left="2880" w:hanging="360"/>
       </w:pPr>
       <w:rPr>
+        <w:rFonts w:ascii="OpenSymbol" w:hAnsi="OpenSymbol" w:cs="OpenSymbol" w:hint="default"/>
         <w:u w:val="none"/>
       </w:rPr>
     </w:lvl>
     <w:lvl w:ilvl="3">
       <w:start w:val="1"/>
       <w:numFmt w:val="bullet"/>
-      <w:lvlText w:val="●"/>
-      <w:lvlJc w:val="left"/>
-      <w:pPr>
+      <w:lvlText w:val=""/>
+      <w:lvlJc w:val="left"/>
+      <w:pPr>
+        <w:tabs>
+          <w:tab w:val="num" w:pos="0"/>
+        </w:tabs>
         <w:ind w:left="3600" w:hanging="360"/>
       </w:pPr>
       <w:rPr>
+        <w:rFonts w:ascii="Wingdings" w:hAnsi="Wingdings" w:cs="Wingdings" w:hint="default"/>
         <w:u w:val="none"/>
       </w:rPr>
     </w:lvl>
     <w:lvl w:ilvl="4">
       <w:start w:val="1"/>
       <w:numFmt w:val="bullet"/>
-      <w:lvlText w:val="○"/>
-      <w:lvlJc w:val="left"/>
-      <w:pPr>
+      <w:lvlText w:val=""/>
+      <w:lvlJc w:val="left"/>
+      <w:pPr>
+        <w:tabs>
+          <w:tab w:val="num" w:pos="0"/>
+        </w:tabs>
         <w:ind w:left="4320" w:hanging="360"/>
       </w:pPr>
       <w:rPr>
+        <w:rFonts w:ascii="Wingdings 2" w:hAnsi="Wingdings 2" w:cs="Wingdings 2" w:hint="default"/>
         <w:u w:val="none"/>
       </w:rPr>
     </w:lvl>
@@ -3541,33 +3681,45 @@
       <w:lvlText w:val="■"/>
       <w:lvlJc w:val="left"/>
       <w:pPr>
+        <w:tabs>
+          <w:tab w:val="num" w:pos="0"/>
+        </w:tabs>
         <w:ind w:left="5040" w:hanging="360"/>
       </w:pPr>
       <w:rPr>
+        <w:rFonts w:ascii="OpenSymbol" w:hAnsi="OpenSymbol" w:cs="OpenSymbol" w:hint="default"/>
         <w:u w:val="none"/>
       </w:rPr>
     </w:lvl>
     <w:lvl w:ilvl="6">
       <w:start w:val="1"/>
       <w:numFmt w:val="bullet"/>
-      <w:lvlText w:val="●"/>
-      <w:lvlJc w:val="left"/>
-      <w:pPr>
+      <w:lvlText w:val=""/>
+      <w:lvlJc w:val="left"/>
+      <w:pPr>
+        <w:tabs>
+          <w:tab w:val="num" w:pos="0"/>
+        </w:tabs>
         <w:ind w:left="5760" w:hanging="360"/>
       </w:pPr>
       <w:rPr>
+        <w:rFonts w:ascii="Wingdings" w:hAnsi="Wingdings" w:cs="Wingdings" w:hint="default"/>
         <w:u w:val="none"/>
       </w:rPr>
     </w:lvl>
     <w:lvl w:ilvl="7">
       <w:start w:val="1"/>
       <w:numFmt w:val="bullet"/>
-      <w:lvlText w:val="○"/>
-      <w:lvlJc w:val="left"/>
-      <w:pPr>
+      <w:lvlText w:val=""/>
+      <w:lvlJc w:val="left"/>
+      <w:pPr>
+        <w:tabs>
+          <w:tab w:val="num" w:pos="0"/>
+        </w:tabs>
         <w:ind w:left="6480" w:hanging="360"/>
       </w:pPr>
       <w:rPr>
+        <w:rFonts w:ascii="Wingdings 2" w:hAnsi="Wingdings 2" w:cs="Wingdings 2" w:hint="default"/>
         <w:u w:val="none"/>
       </w:rPr>
     </w:lvl>
@@ -3577,9 +3729,13 @@
       <w:lvlText w:val="■"/>
       <w:lvlJc w:val="left"/>
       <w:pPr>
+        <w:tabs>
+          <w:tab w:val="num" w:pos="0"/>
+        </w:tabs>
         <w:ind w:left="7200" w:hanging="360"/>
       </w:pPr>
       <w:rPr>
+        <w:rFonts w:ascii="OpenSymbol" w:hAnsi="OpenSymbol" w:cs="OpenSymbol" w:hint="default"/>
         <w:u w:val="none"/>
       </w:rPr>
     </w:lvl>
@@ -3588,24 +3744,32 @@
     <w:lvl w:ilvl="0">
       <w:start w:val="1"/>
       <w:numFmt w:val="bullet"/>
-      <w:lvlText w:val="●"/>
-      <w:lvlJc w:val="left"/>
-      <w:pPr>
+      <w:lvlText w:val=""/>
+      <w:lvlJc w:val="left"/>
+      <w:pPr>
+        <w:tabs>
+          <w:tab w:val="num" w:pos="0"/>
+        </w:tabs>
         <w:ind w:left="1440" w:hanging="360"/>
       </w:pPr>
       <w:rPr>
+        <w:rFonts w:ascii="Wingdings" w:hAnsi="Wingdings" w:cs="Wingdings" w:hint="default"/>
         <w:u w:val="none"/>
       </w:rPr>
     </w:lvl>
     <w:lvl w:ilvl="1">
       <w:start w:val="1"/>
       <w:numFmt w:val="bullet"/>
-      <w:lvlText w:val="○"/>
-      <w:lvlJc w:val="left"/>
-      <w:pPr>
+      <w:lvlText w:val=""/>
+      <w:lvlJc w:val="left"/>
+      <w:pPr>
+        <w:tabs>
+          <w:tab w:val="num" w:pos="0"/>
+        </w:tabs>
         <w:ind w:left="2160" w:hanging="360"/>
       </w:pPr>
       <w:rPr>
+        <w:rFonts w:ascii="Wingdings 2" w:hAnsi="Wingdings 2" w:cs="Wingdings 2" w:hint="default"/>
         <w:u w:val="none"/>
       </w:rPr>
     </w:lvl>
@@ -3615,33 +3779,45 @@
       <w:lvlText w:val="■"/>
       <w:lvlJc w:val="left"/>
       <w:pPr>
+        <w:tabs>
+          <w:tab w:val="num" w:pos="0"/>
+        </w:tabs>
         <w:ind w:left="2880" w:hanging="360"/>
       </w:pPr>
       <w:rPr>
+        <w:rFonts w:ascii="OpenSymbol" w:hAnsi="OpenSymbol" w:cs="OpenSymbol" w:hint="default"/>
         <w:u w:val="none"/>
       </w:rPr>
     </w:lvl>
     <w:lvl w:ilvl="3">
       <w:start w:val="1"/>
       <w:numFmt w:val="bullet"/>
-      <w:lvlText w:val="●"/>
-      <w:lvlJc w:val="left"/>
-      <w:pPr>
+      <w:lvlText w:val=""/>
+      <w:lvlJc w:val="left"/>
+      <w:pPr>
+        <w:tabs>
+          <w:tab w:val="num" w:pos="0"/>
+        </w:tabs>
         <w:ind w:left="3600" w:hanging="360"/>
       </w:pPr>
       <w:rPr>
+        <w:rFonts w:ascii="Wingdings" w:hAnsi="Wingdings" w:cs="Wingdings" w:hint="default"/>
         <w:u w:val="none"/>
       </w:rPr>
     </w:lvl>
     <w:lvl w:ilvl="4">
       <w:start w:val="1"/>
       <w:numFmt w:val="bullet"/>
-      <w:lvlText w:val="○"/>
-      <w:lvlJc w:val="left"/>
-      <w:pPr>
+      <w:lvlText w:val=""/>
+      <w:lvlJc w:val="left"/>
+      <w:pPr>
+        <w:tabs>
+          <w:tab w:val="num" w:pos="0"/>
+        </w:tabs>
         <w:ind w:left="4320" w:hanging="360"/>
       </w:pPr>
       <w:rPr>
+        <w:rFonts w:ascii="Wingdings 2" w:hAnsi="Wingdings 2" w:cs="Wingdings 2" w:hint="default"/>
         <w:u w:val="none"/>
       </w:rPr>
     </w:lvl>
@@ -3651,33 +3827,45 @@
       <w:lvlText w:val="■"/>
       <w:lvlJc w:val="left"/>
       <w:pPr>
+        <w:tabs>
+          <w:tab w:val="num" w:pos="0"/>
+        </w:tabs>
         <w:ind w:left="5040" w:hanging="360"/>
       </w:pPr>
       <w:rPr>
+        <w:rFonts w:ascii="OpenSymbol" w:hAnsi="OpenSymbol" w:cs="OpenSymbol" w:hint="default"/>
         <w:u w:val="none"/>
       </w:rPr>
     </w:lvl>
     <w:lvl w:ilvl="6">
       <w:start w:val="1"/>
       <w:numFmt w:val="bullet"/>
-      <w:lvlText w:val="●"/>
-      <w:lvlJc w:val="left"/>
-      <w:pPr>
+      <w:lvlText w:val=""/>
+      <w:lvlJc w:val="left"/>
+      <w:pPr>
+        <w:tabs>
+          <w:tab w:val="num" w:pos="0"/>
+        </w:tabs>
         <w:ind w:left="5760" w:hanging="360"/>
       </w:pPr>
       <w:rPr>
+        <w:rFonts w:ascii="Wingdings" w:hAnsi="Wingdings" w:cs="Wingdings" w:hint="default"/>
         <w:u w:val="none"/>
       </w:rPr>
     </w:lvl>
     <w:lvl w:ilvl="7">
       <w:start w:val="1"/>
       <w:numFmt w:val="bullet"/>
-      <w:lvlText w:val="○"/>
-      <w:lvlJc w:val="left"/>
-      <w:pPr>
+      <w:lvlText w:val=""/>
+      <w:lvlJc w:val="left"/>
+      <w:pPr>
+        <w:tabs>
+          <w:tab w:val="num" w:pos="0"/>
+        </w:tabs>
         <w:ind w:left="6480" w:hanging="360"/>
       </w:pPr>
       <w:rPr>
+        <w:rFonts w:ascii="Wingdings 2" w:hAnsi="Wingdings 2" w:cs="Wingdings 2" w:hint="default"/>
         <w:u w:val="none"/>
       </w:rPr>
     </w:lvl>
@@ -3687,9 +3875,13 @@
       <w:lvlText w:val="■"/>
       <w:lvlJc w:val="left"/>
       <w:pPr>
+        <w:tabs>
+          <w:tab w:val="num" w:pos="0"/>
+        </w:tabs>
         <w:ind w:left="7200" w:hanging="360"/>
       </w:pPr>
       <w:rPr>
+        <w:rFonts w:ascii="OpenSymbol" w:hAnsi="OpenSymbol" w:cs="OpenSymbol" w:hint="default"/>
         <w:u w:val="none"/>
       </w:rPr>
     </w:lvl>
@@ -3698,26 +3890,34 @@
     <w:lvl w:ilvl="0">
       <w:start w:val="1"/>
       <w:numFmt w:val="bullet"/>
-      <w:lvlText w:val="●"/>
-      <w:lvlJc w:val="left"/>
-      <w:pPr>
+      <w:lvlText w:val=""/>
+      <w:lvlJc w:val="left"/>
+      <w:pPr>
+        <w:tabs>
+          <w:tab w:val="num" w:pos="0"/>
+        </w:tabs>
         <w:ind w:left="1440" w:hanging="360"/>
       </w:pPr>
       <w:rPr>
+        <w:rFonts w:ascii="Wingdings" w:hAnsi="Wingdings" w:cs="Wingdings" w:hint="default"/>
         <w:sz w:val="20"/>
+        <w:u w:val="none"/>
         <w:szCs w:val="20"/>
-        <w:u w:val="none"/>
       </w:rPr>
     </w:lvl>
     <w:lvl w:ilvl="1">
       <w:start w:val="1"/>
       <w:numFmt w:val="bullet"/>
-      <w:lvlText w:val="○"/>
-      <w:lvlJc w:val="left"/>
-      <w:pPr>
+      <w:lvlText w:val=""/>
+      <w:lvlJc w:val="left"/>
+      <w:pPr>
+        <w:tabs>
+          <w:tab w:val="num" w:pos="0"/>
+        </w:tabs>
         <w:ind w:left="2160" w:hanging="360"/>
       </w:pPr>
       <w:rPr>
+        <w:rFonts w:ascii="Wingdings 2" w:hAnsi="Wingdings 2" w:cs="Wingdings 2" w:hint="default"/>
         <w:u w:val="none"/>
       </w:rPr>
     </w:lvl>
@@ -3727,33 +3927,45 @@
       <w:lvlText w:val="■"/>
       <w:lvlJc w:val="left"/>
       <w:pPr>
+        <w:tabs>
+          <w:tab w:val="num" w:pos="0"/>
+        </w:tabs>
         <w:ind w:left="2880" w:hanging="360"/>
       </w:pPr>
       <w:rPr>
+        <w:rFonts w:ascii="OpenSymbol" w:hAnsi="OpenSymbol" w:cs="OpenSymbol" w:hint="default"/>
         <w:u w:val="none"/>
       </w:rPr>
     </w:lvl>
     <w:lvl w:ilvl="3">
       <w:start w:val="1"/>
       <w:numFmt w:val="bullet"/>
-      <w:lvlText w:val="●"/>
-      <w:lvlJc w:val="left"/>
-      <w:pPr>
+      <w:lvlText w:val=""/>
+      <w:lvlJc w:val="left"/>
+      <w:pPr>
+        <w:tabs>
+          <w:tab w:val="num" w:pos="0"/>
+        </w:tabs>
         <w:ind w:left="3600" w:hanging="360"/>
       </w:pPr>
       <w:rPr>
+        <w:rFonts w:ascii="Wingdings" w:hAnsi="Wingdings" w:cs="Wingdings" w:hint="default"/>
         <w:u w:val="none"/>
       </w:rPr>
     </w:lvl>
     <w:lvl w:ilvl="4">
       <w:start w:val="1"/>
       <w:numFmt w:val="bullet"/>
-      <w:lvlText w:val="○"/>
-      <w:lvlJc w:val="left"/>
-      <w:pPr>
+      <w:lvlText w:val=""/>
+      <w:lvlJc w:val="left"/>
+      <w:pPr>
+        <w:tabs>
+          <w:tab w:val="num" w:pos="0"/>
+        </w:tabs>
         <w:ind w:left="4320" w:hanging="360"/>
       </w:pPr>
       <w:rPr>
+        <w:rFonts w:ascii="Wingdings 2" w:hAnsi="Wingdings 2" w:cs="Wingdings 2" w:hint="default"/>
         <w:u w:val="none"/>
       </w:rPr>
     </w:lvl>
@@ -3763,33 +3975,45 @@
       <w:lvlText w:val="■"/>
       <w:lvlJc w:val="left"/>
       <w:pPr>
+        <w:tabs>
+          <w:tab w:val="num" w:pos="0"/>
+        </w:tabs>
         <w:ind w:left="5040" w:hanging="360"/>
       </w:pPr>
       <w:rPr>
+        <w:rFonts w:ascii="OpenSymbol" w:hAnsi="OpenSymbol" w:cs="OpenSymbol" w:hint="default"/>
         <w:u w:val="none"/>
       </w:rPr>
     </w:lvl>
     <w:lvl w:ilvl="6">
       <w:start w:val="1"/>
       <w:numFmt w:val="bullet"/>
-      <w:lvlText w:val="●"/>
-      <w:lvlJc w:val="left"/>
-      <w:pPr>
+      <w:lvlText w:val=""/>
+      <w:lvlJc w:val="left"/>
+      <w:pPr>
+        <w:tabs>
+          <w:tab w:val="num" w:pos="0"/>
+        </w:tabs>
         <w:ind w:left="5760" w:hanging="360"/>
       </w:pPr>
       <w:rPr>
+        <w:rFonts w:ascii="Wingdings" w:hAnsi="Wingdings" w:cs="Wingdings" w:hint="default"/>
         <w:u w:val="none"/>
       </w:rPr>
     </w:lvl>
     <w:lvl w:ilvl="7">
       <w:start w:val="1"/>
       <w:numFmt w:val="bullet"/>
-      <w:lvlText w:val="○"/>
-      <w:lvlJc w:val="left"/>
-      <w:pPr>
+      <w:lvlText w:val=""/>
+      <w:lvlJc w:val="left"/>
+      <w:pPr>
+        <w:tabs>
+          <w:tab w:val="num" w:pos="0"/>
+        </w:tabs>
         <w:ind w:left="6480" w:hanging="360"/>
       </w:pPr>
       <w:rPr>
+        <w:rFonts w:ascii="Wingdings 2" w:hAnsi="Wingdings 2" w:cs="Wingdings 2" w:hint="default"/>
         <w:u w:val="none"/>
       </w:rPr>
     </w:lvl>
@@ -3799,9 +4023,13 @@
       <w:lvlText w:val="■"/>
       <w:lvlJc w:val="left"/>
       <w:pPr>
+        <w:tabs>
+          <w:tab w:val="num" w:pos="0"/>
+        </w:tabs>
         <w:ind w:left="7200" w:hanging="360"/>
       </w:pPr>
       <w:rPr>
+        <w:rFonts w:ascii="OpenSymbol" w:hAnsi="OpenSymbol" w:cs="OpenSymbol" w:hint="default"/>
         <w:u w:val="none"/>
       </w:rPr>
     </w:lvl>
@@ -3810,26 +4038,34 @@
     <w:lvl w:ilvl="0">
       <w:start w:val="1"/>
       <w:numFmt w:val="bullet"/>
-      <w:lvlText w:val="●"/>
-      <w:lvlJc w:val="left"/>
-      <w:pPr>
+      <w:lvlText w:val=""/>
+      <w:lvlJc w:val="left"/>
+      <w:pPr>
+        <w:tabs>
+          <w:tab w:val="num" w:pos="0"/>
+        </w:tabs>
         <w:ind w:left="1440" w:hanging="360"/>
       </w:pPr>
       <w:rPr>
+        <w:rFonts w:ascii="Wingdings" w:hAnsi="Wingdings" w:cs="Wingdings" w:hint="default"/>
         <w:sz w:val="20"/>
+        <w:u w:val="none"/>
         <w:szCs w:val="20"/>
-        <w:u w:val="none"/>
       </w:rPr>
     </w:lvl>
     <w:lvl w:ilvl="1">
       <w:start w:val="1"/>
       <w:numFmt w:val="bullet"/>
-      <w:lvlText w:val="○"/>
-      <w:lvlJc w:val="left"/>
-      <w:pPr>
+      <w:lvlText w:val=""/>
+      <w:lvlJc w:val="left"/>
+      <w:pPr>
+        <w:tabs>
+          <w:tab w:val="num" w:pos="0"/>
+        </w:tabs>
         <w:ind w:left="2160" w:hanging="360"/>
       </w:pPr>
       <w:rPr>
+        <w:rFonts w:ascii="Wingdings 2" w:hAnsi="Wingdings 2" w:cs="Wingdings 2" w:hint="default"/>
         <w:u w:val="none"/>
       </w:rPr>
     </w:lvl>
@@ -3839,33 +4075,45 @@
       <w:lvlText w:val="■"/>
       <w:lvlJc w:val="left"/>
       <w:pPr>
+        <w:tabs>
+          <w:tab w:val="num" w:pos="0"/>
+        </w:tabs>
         <w:ind w:left="2880" w:hanging="360"/>
       </w:pPr>
       <w:rPr>
+        <w:rFonts w:ascii="OpenSymbol" w:hAnsi="OpenSymbol" w:cs="OpenSymbol" w:hint="default"/>
         <w:u w:val="none"/>
       </w:rPr>
     </w:lvl>
     <w:lvl w:ilvl="3">
       <w:start w:val="1"/>
       <w:numFmt w:val="bullet"/>
-      <w:lvlText w:val="●"/>
-      <w:lvlJc w:val="left"/>
-      <w:pPr>
+      <w:lvlText w:val=""/>
+      <w:lvlJc w:val="left"/>
+      <w:pPr>
+        <w:tabs>
+          <w:tab w:val="num" w:pos="0"/>
+        </w:tabs>
         <w:ind w:left="3600" w:hanging="360"/>
       </w:pPr>
       <w:rPr>
+        <w:rFonts w:ascii="Wingdings" w:hAnsi="Wingdings" w:cs="Wingdings" w:hint="default"/>
         <w:u w:val="none"/>
       </w:rPr>
     </w:lvl>
     <w:lvl w:ilvl="4">
       <w:start w:val="1"/>
       <w:numFmt w:val="bullet"/>
-      <w:lvlText w:val="○"/>
-      <w:lvlJc w:val="left"/>
-      <w:pPr>
+      <w:lvlText w:val=""/>
+      <w:lvlJc w:val="left"/>
+      <w:pPr>
+        <w:tabs>
+          <w:tab w:val="num" w:pos="0"/>
+        </w:tabs>
         <w:ind w:left="4320" w:hanging="360"/>
       </w:pPr>
       <w:rPr>
+        <w:rFonts w:ascii="Wingdings 2" w:hAnsi="Wingdings 2" w:cs="Wingdings 2" w:hint="default"/>
         <w:u w:val="none"/>
       </w:rPr>
     </w:lvl>
@@ -3875,33 +4123,45 @@
       <w:lvlText w:val="■"/>
       <w:lvlJc w:val="left"/>
       <w:pPr>
+        <w:tabs>
+          <w:tab w:val="num" w:pos="0"/>
+        </w:tabs>
         <w:ind w:left="5040" w:hanging="360"/>
       </w:pPr>
       <w:rPr>
+        <w:rFonts w:ascii="OpenSymbol" w:hAnsi="OpenSymbol" w:cs="OpenSymbol" w:hint="default"/>
         <w:u w:val="none"/>
       </w:rPr>
     </w:lvl>
     <w:lvl w:ilvl="6">
       <w:start w:val="1"/>
       <w:numFmt w:val="bullet"/>
-      <w:lvlText w:val="●"/>
-      <w:lvlJc w:val="left"/>
-      <w:pPr>
+      <w:lvlText w:val=""/>
+      <w:lvlJc w:val="left"/>
+      <w:pPr>
+        <w:tabs>
+          <w:tab w:val="num" w:pos="0"/>
+        </w:tabs>
         <w:ind w:left="5760" w:hanging="360"/>
       </w:pPr>
       <w:rPr>
+        <w:rFonts w:ascii="Wingdings" w:hAnsi="Wingdings" w:cs="Wingdings" w:hint="default"/>
         <w:u w:val="none"/>
       </w:rPr>
     </w:lvl>
     <w:lvl w:ilvl="7">
       <w:start w:val="1"/>
       <w:numFmt w:val="bullet"/>
-      <w:lvlText w:val="○"/>
-      <w:lvlJc w:val="left"/>
-      <w:pPr>
+      <w:lvlText w:val=""/>
+      <w:lvlJc w:val="left"/>
+      <w:pPr>
+        <w:tabs>
+          <w:tab w:val="num" w:pos="0"/>
+        </w:tabs>
         <w:ind w:left="6480" w:hanging="360"/>
       </w:pPr>
       <w:rPr>
+        <w:rFonts w:ascii="Wingdings 2" w:hAnsi="Wingdings 2" w:cs="Wingdings 2" w:hint="default"/>
         <w:u w:val="none"/>
       </w:rPr>
     </w:lvl>
@@ -3911,9 +4171,13 @@
       <w:lvlText w:val="■"/>
       <w:lvlJc w:val="left"/>
       <w:pPr>
+        <w:tabs>
+          <w:tab w:val="num" w:pos="0"/>
+        </w:tabs>
         <w:ind w:left="7200" w:hanging="360"/>
       </w:pPr>
       <w:rPr>
+        <w:rFonts w:ascii="OpenSymbol" w:hAnsi="OpenSymbol" w:cs="OpenSymbol" w:hint="default"/>
         <w:u w:val="none"/>
       </w:rPr>
     </w:lvl>
@@ -3922,26 +4186,34 @@
     <w:lvl w:ilvl="0">
       <w:start w:val="1"/>
       <w:numFmt w:val="bullet"/>
-      <w:lvlText w:val="●"/>
-      <w:lvlJc w:val="left"/>
-      <w:pPr>
+      <w:lvlText w:val=""/>
+      <w:lvlJc w:val="left"/>
+      <w:pPr>
+        <w:tabs>
+          <w:tab w:val="num" w:pos="0"/>
+        </w:tabs>
         <w:ind w:left="1440" w:hanging="360"/>
       </w:pPr>
       <w:rPr>
+        <w:rFonts w:ascii="Wingdings" w:hAnsi="Wingdings" w:cs="Wingdings" w:hint="default"/>
         <w:sz w:val="20"/>
+        <w:u w:val="none"/>
         <w:szCs w:val="20"/>
-        <w:u w:val="none"/>
       </w:rPr>
     </w:lvl>
     <w:lvl w:ilvl="1">
       <w:start w:val="1"/>
       <w:numFmt w:val="bullet"/>
-      <w:lvlText w:val="○"/>
-      <w:lvlJc w:val="left"/>
-      <w:pPr>
+      <w:lvlText w:val=""/>
+      <w:lvlJc w:val="left"/>
+      <w:pPr>
+        <w:tabs>
+          <w:tab w:val="num" w:pos="0"/>
+        </w:tabs>
         <w:ind w:left="2160" w:hanging="360"/>
       </w:pPr>
       <w:rPr>
+        <w:rFonts w:ascii="Wingdings 2" w:hAnsi="Wingdings 2" w:cs="Wingdings 2" w:hint="default"/>
         <w:u w:val="none"/>
       </w:rPr>
     </w:lvl>
@@ -3951,33 +4223,45 @@
       <w:lvlText w:val="■"/>
       <w:lvlJc w:val="left"/>
       <w:pPr>
+        <w:tabs>
+          <w:tab w:val="num" w:pos="0"/>
+        </w:tabs>
         <w:ind w:left="2880" w:hanging="360"/>
       </w:pPr>
       <w:rPr>
+        <w:rFonts w:ascii="OpenSymbol" w:hAnsi="OpenSymbol" w:cs="OpenSymbol" w:hint="default"/>
         <w:u w:val="none"/>
       </w:rPr>
     </w:lvl>
     <w:lvl w:ilvl="3">
       <w:start w:val="1"/>
       <w:numFmt w:val="bullet"/>
-      <w:lvlText w:val="●"/>
-      <w:lvlJc w:val="left"/>
-      <w:pPr>
+      <w:lvlText w:val=""/>
+      <w:lvlJc w:val="left"/>
+      <w:pPr>
+        <w:tabs>
+          <w:tab w:val="num" w:pos="0"/>
+        </w:tabs>
         <w:ind w:left="3600" w:hanging="360"/>
       </w:pPr>
       <w:rPr>
+        <w:rFonts w:ascii="Wingdings" w:hAnsi="Wingdings" w:cs="Wingdings" w:hint="default"/>
         <w:u w:val="none"/>
       </w:rPr>
     </w:lvl>
     <w:lvl w:ilvl="4">
       <w:start w:val="1"/>
       <w:numFmt w:val="bullet"/>
-      <w:lvlText w:val="○"/>
-      <w:lvlJc w:val="left"/>
-      <w:pPr>
+      <w:lvlText w:val=""/>
+      <w:lvlJc w:val="left"/>
+      <w:pPr>
+        <w:tabs>
+          <w:tab w:val="num" w:pos="0"/>
+        </w:tabs>
         <w:ind w:left="4320" w:hanging="360"/>
       </w:pPr>
       <w:rPr>
+        <w:rFonts w:ascii="Wingdings 2" w:hAnsi="Wingdings 2" w:cs="Wingdings 2" w:hint="default"/>
         <w:u w:val="none"/>
       </w:rPr>
     </w:lvl>
@@ -3987,33 +4271,45 @@
       <w:lvlText w:val="■"/>
       <w:lvlJc w:val="left"/>
       <w:pPr>
+        <w:tabs>
+          <w:tab w:val="num" w:pos="0"/>
+        </w:tabs>
         <w:ind w:left="5040" w:hanging="360"/>
       </w:pPr>
       <w:rPr>
+        <w:rFonts w:ascii="OpenSymbol" w:hAnsi="OpenSymbol" w:cs="OpenSymbol" w:hint="default"/>
         <w:u w:val="none"/>
       </w:rPr>
     </w:lvl>
     <w:lvl w:ilvl="6">
       <w:start w:val="1"/>
       <w:numFmt w:val="bullet"/>
-      <w:lvlText w:val="●"/>
-      <w:lvlJc w:val="left"/>
-      <w:pPr>
+      <w:lvlText w:val=""/>
+      <w:lvlJc w:val="left"/>
+      <w:pPr>
+        <w:tabs>
+          <w:tab w:val="num" w:pos="0"/>
+        </w:tabs>
         <w:ind w:left="5760" w:hanging="360"/>
       </w:pPr>
       <w:rPr>
+        <w:rFonts w:ascii="Wingdings" w:hAnsi="Wingdings" w:cs="Wingdings" w:hint="default"/>
         <w:u w:val="none"/>
       </w:rPr>
     </w:lvl>
     <w:lvl w:ilvl="7">
       <w:start w:val="1"/>
       <w:numFmt w:val="bullet"/>
-      <w:lvlText w:val="○"/>
-      <w:lvlJc w:val="left"/>
-      <w:pPr>
+      <w:lvlText w:val=""/>
+      <w:lvlJc w:val="left"/>
+      <w:pPr>
+        <w:tabs>
+          <w:tab w:val="num" w:pos="0"/>
+        </w:tabs>
         <w:ind w:left="6480" w:hanging="360"/>
       </w:pPr>
       <w:rPr>
+        <w:rFonts w:ascii="Wingdings 2" w:hAnsi="Wingdings 2" w:cs="Wingdings 2" w:hint="default"/>
         <w:u w:val="none"/>
       </w:rPr>
     </w:lvl>
@@ -4023,9 +4319,13 @@
       <w:lvlText w:val="■"/>
       <w:lvlJc w:val="left"/>
       <w:pPr>
+        <w:tabs>
+          <w:tab w:val="num" w:pos="0"/>
+        </w:tabs>
         <w:ind w:left="7200" w:hanging="360"/>
       </w:pPr>
       <w:rPr>
+        <w:rFonts w:ascii="OpenSymbol" w:hAnsi="OpenSymbol" w:cs="OpenSymbol" w:hint="default"/>
         <w:u w:val="none"/>
       </w:rPr>
     </w:lvl>
@@ -4034,24 +4334,32 @@
     <w:lvl w:ilvl="0">
       <w:start w:val="1"/>
       <w:numFmt w:val="bullet"/>
-      <w:lvlText w:val="●"/>
-      <w:lvlJc w:val="left"/>
-      <w:pPr>
+      <w:lvlText w:val=""/>
+      <w:lvlJc w:val="left"/>
+      <w:pPr>
+        <w:tabs>
+          <w:tab w:val="num" w:pos="0"/>
+        </w:tabs>
         <w:ind w:left="1440" w:hanging="360"/>
       </w:pPr>
       <w:rPr>
+        <w:rFonts w:ascii="Wingdings" w:hAnsi="Wingdings" w:cs="Wingdings" w:hint="default"/>
         <w:u w:val="none"/>
       </w:rPr>
     </w:lvl>
     <w:lvl w:ilvl="1">
       <w:start w:val="1"/>
       <w:numFmt w:val="bullet"/>
-      <w:lvlText w:val="○"/>
-      <w:lvlJc w:val="left"/>
-      <w:pPr>
+      <w:lvlText w:val=""/>
+      <w:lvlJc w:val="left"/>
+      <w:pPr>
+        <w:tabs>
+          <w:tab w:val="num" w:pos="0"/>
+        </w:tabs>
         <w:ind w:left="2160" w:hanging="360"/>
       </w:pPr>
       <w:rPr>
+        <w:rFonts w:ascii="Wingdings 2" w:hAnsi="Wingdings 2" w:cs="Wingdings 2" w:hint="default"/>
         <w:u w:val="none"/>
       </w:rPr>
     </w:lvl>
@@ -4061,33 +4369,45 @@
       <w:lvlText w:val="■"/>
       <w:lvlJc w:val="left"/>
       <w:pPr>
+        <w:tabs>
+          <w:tab w:val="num" w:pos="0"/>
+        </w:tabs>
         <w:ind w:left="2880" w:hanging="360"/>
       </w:pPr>
       <w:rPr>
+        <w:rFonts w:ascii="OpenSymbol" w:hAnsi="OpenSymbol" w:cs="OpenSymbol" w:hint="default"/>
         <w:u w:val="none"/>
       </w:rPr>
     </w:lvl>
     <w:lvl w:ilvl="3">
       <w:start w:val="1"/>
       <w:numFmt w:val="bullet"/>
-      <w:lvlText w:val="●"/>
-      <w:lvlJc w:val="left"/>
-      <w:pPr>
+      <w:lvlText w:val=""/>
+      <w:lvlJc w:val="left"/>
+      <w:pPr>
+        <w:tabs>
+          <w:tab w:val="num" w:pos="0"/>
+        </w:tabs>
         <w:ind w:left="3600" w:hanging="360"/>
       </w:pPr>
       <w:rPr>
+        <w:rFonts w:ascii="Wingdings" w:hAnsi="Wingdings" w:cs="Wingdings" w:hint="default"/>
         <w:u w:val="none"/>
       </w:rPr>
     </w:lvl>
     <w:lvl w:ilvl="4">
       <w:start w:val="1"/>
       <w:numFmt w:val="bullet"/>
-      <w:lvlText w:val="○"/>
-      <w:lvlJc w:val="left"/>
-      <w:pPr>
+      <w:lvlText w:val=""/>
+      <w:lvlJc w:val="left"/>
+      <w:pPr>
+        <w:tabs>
+          <w:tab w:val="num" w:pos="0"/>
+        </w:tabs>
         <w:ind w:left="4320" w:hanging="360"/>
       </w:pPr>
       <w:rPr>
+        <w:rFonts w:ascii="Wingdings 2" w:hAnsi="Wingdings 2" w:cs="Wingdings 2" w:hint="default"/>
         <w:u w:val="none"/>
       </w:rPr>
     </w:lvl>
@@ -4097,33 +4417,45 @@
       <w:lvlText w:val="■"/>
       <w:lvlJc w:val="left"/>
       <w:pPr>
+        <w:tabs>
+          <w:tab w:val="num" w:pos="0"/>
+        </w:tabs>
         <w:ind w:left="5040" w:hanging="360"/>
       </w:pPr>
       <w:rPr>
+        <w:rFonts w:ascii="OpenSymbol" w:hAnsi="OpenSymbol" w:cs="OpenSymbol" w:hint="default"/>
         <w:u w:val="none"/>
       </w:rPr>
     </w:lvl>
     <w:lvl w:ilvl="6">
       <w:start w:val="1"/>
       <w:numFmt w:val="bullet"/>
-      <w:lvlText w:val="●"/>
-      <w:lvlJc w:val="left"/>
-      <w:pPr>
+      <w:lvlText w:val=""/>
+      <w:lvlJc w:val="left"/>
+      <w:pPr>
+        <w:tabs>
+          <w:tab w:val="num" w:pos="0"/>
+        </w:tabs>
         <w:ind w:left="5760" w:hanging="360"/>
       </w:pPr>
       <w:rPr>
+        <w:rFonts w:ascii="Wingdings" w:hAnsi="Wingdings" w:cs="Wingdings" w:hint="default"/>
         <w:u w:val="none"/>
       </w:rPr>
     </w:lvl>
     <w:lvl w:ilvl="7">
       <w:start w:val="1"/>
       <w:numFmt w:val="bullet"/>
-      <w:lvlText w:val="○"/>
-      <w:lvlJc w:val="left"/>
-      <w:pPr>
+      <w:lvlText w:val=""/>
+      <w:lvlJc w:val="left"/>
+      <w:pPr>
+        <w:tabs>
+          <w:tab w:val="num" w:pos="0"/>
+        </w:tabs>
         <w:ind w:left="6480" w:hanging="360"/>
       </w:pPr>
       <w:rPr>
+        <w:rFonts w:ascii="Wingdings 2" w:hAnsi="Wingdings 2" w:cs="Wingdings 2" w:hint="default"/>
         <w:u w:val="none"/>
       </w:rPr>
     </w:lvl>
@@ -4133,9 +4465,13 @@
       <w:lvlText w:val="■"/>
       <w:lvlJc w:val="left"/>
       <w:pPr>
+        <w:tabs>
+          <w:tab w:val="num" w:pos="0"/>
+        </w:tabs>
         <w:ind w:left="7200" w:hanging="360"/>
       </w:pPr>
       <w:rPr>
+        <w:rFonts w:ascii="OpenSymbol" w:hAnsi="OpenSymbol" w:cs="OpenSymbol" w:hint="default"/>
         <w:u w:val="none"/>
       </w:rPr>
     </w:lvl>
@@ -4144,26 +4480,34 @@
     <w:lvl w:ilvl="0">
       <w:start w:val="1"/>
       <w:numFmt w:val="bullet"/>
-      <w:lvlText w:val="●"/>
-      <w:lvlJc w:val="left"/>
-      <w:pPr>
+      <w:lvlText w:val=""/>
+      <w:lvlJc w:val="left"/>
+      <w:pPr>
+        <w:tabs>
+          <w:tab w:val="num" w:pos="0"/>
+        </w:tabs>
         <w:ind w:left="1440" w:hanging="360"/>
       </w:pPr>
       <w:rPr>
+        <w:rFonts w:ascii="Wingdings" w:hAnsi="Wingdings" w:cs="Wingdings" w:hint="default"/>
         <w:sz w:val="20"/>
+        <w:u w:val="none"/>
         <w:szCs w:val="20"/>
-        <w:u w:val="none"/>
       </w:rPr>
     </w:lvl>
     <w:lvl w:ilvl="1">
       <w:start w:val="1"/>
       <w:numFmt w:val="bullet"/>
-      <w:lvlText w:val="○"/>
-      <w:lvlJc w:val="left"/>
-      <w:pPr>
+      <w:lvlText w:val=""/>
+      <w:lvlJc w:val="left"/>
+      <w:pPr>
+        <w:tabs>
+          <w:tab w:val="num" w:pos="0"/>
+        </w:tabs>
         <w:ind w:left="2160" w:hanging="360"/>
       </w:pPr>
       <w:rPr>
+        <w:rFonts w:ascii="Wingdings 2" w:hAnsi="Wingdings 2" w:cs="Wingdings 2" w:hint="default"/>
         <w:u w:val="none"/>
       </w:rPr>
     </w:lvl>
@@ -4173,33 +4517,45 @@
       <w:lvlText w:val="■"/>
       <w:lvlJc w:val="left"/>
       <w:pPr>
+        <w:tabs>
+          <w:tab w:val="num" w:pos="0"/>
+        </w:tabs>
         <w:ind w:left="2880" w:hanging="360"/>
       </w:pPr>
       <w:rPr>
+        <w:rFonts w:ascii="OpenSymbol" w:hAnsi="OpenSymbol" w:cs="OpenSymbol" w:hint="default"/>
         <w:u w:val="none"/>
       </w:rPr>
     </w:lvl>
     <w:lvl w:ilvl="3">
       <w:start w:val="1"/>
       <w:numFmt w:val="bullet"/>
-      <w:lvlText w:val="●"/>
-      <w:lvlJc w:val="left"/>
-      <w:pPr>
+      <w:lvlText w:val=""/>
+      <w:lvlJc w:val="left"/>
+      <w:pPr>
+        <w:tabs>
+          <w:tab w:val="num" w:pos="0"/>
+        </w:tabs>
         <w:ind w:left="3600" w:hanging="360"/>
       </w:pPr>
       <w:rPr>
+        <w:rFonts w:ascii="Wingdings" w:hAnsi="Wingdings" w:cs="Wingdings" w:hint="default"/>
         <w:u w:val="none"/>
       </w:rPr>
     </w:lvl>
     <w:lvl w:ilvl="4">
       <w:start w:val="1"/>
       <w:numFmt w:val="bullet"/>
-      <w:lvlText w:val="○"/>
-      <w:lvlJc w:val="left"/>
-      <w:pPr>
+      <w:lvlText w:val=""/>
+      <w:lvlJc w:val="left"/>
+      <w:pPr>
+        <w:tabs>
+          <w:tab w:val="num" w:pos="0"/>
+        </w:tabs>
         <w:ind w:left="4320" w:hanging="360"/>
       </w:pPr>
       <w:rPr>
+        <w:rFonts w:ascii="Wingdings 2" w:hAnsi="Wingdings 2" w:cs="Wingdings 2" w:hint="default"/>
         <w:u w:val="none"/>
       </w:rPr>
     </w:lvl>
@@ -4209,33 +4565,45 @@
       <w:lvlText w:val="■"/>
       <w:lvlJc w:val="left"/>
       <w:pPr>
+        <w:tabs>
+          <w:tab w:val="num" w:pos="0"/>
+        </w:tabs>
         <w:ind w:left="5040" w:hanging="360"/>
       </w:pPr>
       <w:rPr>
+        <w:rFonts w:ascii="OpenSymbol" w:hAnsi="OpenSymbol" w:cs="OpenSymbol" w:hint="default"/>
         <w:u w:val="none"/>
       </w:rPr>
     </w:lvl>
     <w:lvl w:ilvl="6">
       <w:start w:val="1"/>
       <w:numFmt w:val="bullet"/>
-      <w:lvlText w:val="●"/>
-      <w:lvlJc w:val="left"/>
-      <w:pPr>
+      <w:lvlText w:val=""/>
+      <w:lvlJc w:val="left"/>
+      <w:pPr>
+        <w:tabs>
+          <w:tab w:val="num" w:pos="0"/>
+        </w:tabs>
         <w:ind w:left="5760" w:hanging="360"/>
       </w:pPr>
       <w:rPr>
+        <w:rFonts w:ascii="Wingdings" w:hAnsi="Wingdings" w:cs="Wingdings" w:hint="default"/>
         <w:u w:val="none"/>
       </w:rPr>
     </w:lvl>
     <w:lvl w:ilvl="7">
       <w:start w:val="1"/>
       <w:numFmt w:val="bullet"/>
-      <w:lvlText w:val="○"/>
-      <w:lvlJc w:val="left"/>
-      <w:pPr>
+      <w:lvlText w:val=""/>
+      <w:lvlJc w:val="left"/>
+      <w:pPr>
+        <w:tabs>
+          <w:tab w:val="num" w:pos="0"/>
+        </w:tabs>
         <w:ind w:left="6480" w:hanging="360"/>
       </w:pPr>
       <w:rPr>
+        <w:rFonts w:ascii="Wingdings 2" w:hAnsi="Wingdings 2" w:cs="Wingdings 2" w:hint="default"/>
         <w:u w:val="none"/>
       </w:rPr>
     </w:lvl>
@@ -4245,9 +4613,13 @@
       <w:lvlText w:val="■"/>
       <w:lvlJc w:val="left"/>
       <w:pPr>
+        <w:tabs>
+          <w:tab w:val="num" w:pos="0"/>
+        </w:tabs>
         <w:ind w:left="7200" w:hanging="360"/>
       </w:pPr>
       <w:rPr>
+        <w:rFonts w:ascii="OpenSymbol" w:hAnsi="OpenSymbol" w:cs="OpenSymbol" w:hint="default"/>
         <w:u w:val="none"/>
       </w:rPr>
     </w:lvl>
@@ -4256,26 +4628,34 @@
     <w:lvl w:ilvl="0">
       <w:start w:val="1"/>
       <w:numFmt w:val="bullet"/>
-      <w:lvlText w:val="●"/>
-      <w:lvlJc w:val="left"/>
-      <w:pPr>
+      <w:lvlText w:val=""/>
+      <w:lvlJc w:val="left"/>
+      <w:pPr>
+        <w:tabs>
+          <w:tab w:val="num" w:pos="0"/>
+        </w:tabs>
         <w:ind w:left="1440" w:hanging="360"/>
       </w:pPr>
       <w:rPr>
+        <w:rFonts w:ascii="Wingdings" w:hAnsi="Wingdings" w:cs="Wingdings" w:hint="default"/>
         <w:sz w:val="20"/>
+        <w:u w:val="none"/>
         <w:szCs w:val="20"/>
-        <w:u w:val="none"/>
       </w:rPr>
     </w:lvl>
     <w:lvl w:ilvl="1">
       <w:start w:val="1"/>
       <w:numFmt w:val="bullet"/>
-      <w:lvlText w:val="○"/>
-      <w:lvlJc w:val="left"/>
-      <w:pPr>
+      <w:lvlText w:val=""/>
+      <w:lvlJc w:val="left"/>
+      <w:pPr>
+        <w:tabs>
+          <w:tab w:val="num" w:pos="0"/>
+        </w:tabs>
         <w:ind w:left="2160" w:hanging="360"/>
       </w:pPr>
       <w:rPr>
+        <w:rFonts w:ascii="Wingdings 2" w:hAnsi="Wingdings 2" w:cs="Wingdings 2" w:hint="default"/>
         <w:u w:val="none"/>
       </w:rPr>
     </w:lvl>
@@ -4285,33 +4665,45 @@
       <w:lvlText w:val="■"/>
       <w:lvlJc w:val="left"/>
       <w:pPr>
+        <w:tabs>
+          <w:tab w:val="num" w:pos="0"/>
+        </w:tabs>
         <w:ind w:left="2880" w:hanging="360"/>
       </w:pPr>
       <w:rPr>
+        <w:rFonts w:ascii="OpenSymbol" w:hAnsi="OpenSymbol" w:cs="OpenSymbol" w:hint="default"/>
         <w:u w:val="none"/>
       </w:rPr>
     </w:lvl>
     <w:lvl w:ilvl="3">
       <w:start w:val="1"/>
       <w:numFmt w:val="bullet"/>
-      <w:lvlText w:val="●"/>
-      <w:lvlJc w:val="left"/>
-      <w:pPr>
+      <w:lvlText w:val=""/>
+      <w:lvlJc w:val="left"/>
+      <w:pPr>
+        <w:tabs>
+          <w:tab w:val="num" w:pos="0"/>
+        </w:tabs>
         <w:ind w:left="3600" w:hanging="360"/>
       </w:pPr>
       <w:rPr>
+        <w:rFonts w:ascii="Wingdings" w:hAnsi="Wingdings" w:cs="Wingdings" w:hint="default"/>
         <w:u w:val="none"/>
       </w:rPr>
     </w:lvl>
     <w:lvl w:ilvl="4">
       <w:start w:val="1"/>
       <w:numFmt w:val="bullet"/>
-      <w:lvlText w:val="○"/>
-      <w:lvlJc w:val="left"/>
-      <w:pPr>
+      <w:lvlText w:val=""/>
+      <w:lvlJc w:val="left"/>
+      <w:pPr>
+        <w:tabs>
+          <w:tab w:val="num" w:pos="0"/>
+        </w:tabs>
         <w:ind w:left="4320" w:hanging="360"/>
       </w:pPr>
       <w:rPr>
+        <w:rFonts w:ascii="Wingdings 2" w:hAnsi="Wingdings 2" w:cs="Wingdings 2" w:hint="default"/>
         <w:u w:val="none"/>
       </w:rPr>
     </w:lvl>
@@ -4321,33 +4713,45 @@
       <w:lvlText w:val="■"/>
       <w:lvlJc w:val="left"/>
       <w:pPr>
+        <w:tabs>
+          <w:tab w:val="num" w:pos="0"/>
+        </w:tabs>
         <w:ind w:left="5040" w:hanging="360"/>
       </w:pPr>
       <w:rPr>
+        <w:rFonts w:ascii="OpenSymbol" w:hAnsi="OpenSymbol" w:cs="OpenSymbol" w:hint="default"/>
         <w:u w:val="none"/>
       </w:rPr>
     </w:lvl>
     <w:lvl w:ilvl="6">
       <w:start w:val="1"/>
       <w:numFmt w:val="bullet"/>
-      <w:lvlText w:val="●"/>
-      <w:lvlJc w:val="left"/>
-      <w:pPr>
+      <w:lvlText w:val=""/>
+      <w:lvlJc w:val="left"/>
+      <w:pPr>
+        <w:tabs>
+          <w:tab w:val="num" w:pos="0"/>
+        </w:tabs>
         <w:ind w:left="5760" w:hanging="360"/>
       </w:pPr>
       <w:rPr>
+        <w:rFonts w:ascii="Wingdings" w:hAnsi="Wingdings" w:cs="Wingdings" w:hint="default"/>
         <w:u w:val="none"/>
       </w:rPr>
     </w:lvl>
     <w:lvl w:ilvl="7">
       <w:start w:val="1"/>
       <w:numFmt w:val="bullet"/>
-      <w:lvlText w:val="○"/>
-      <w:lvlJc w:val="left"/>
-      <w:pPr>
+      <w:lvlText w:val=""/>
+      <w:lvlJc w:val="left"/>
+      <w:pPr>
+        <w:tabs>
+          <w:tab w:val="num" w:pos="0"/>
+        </w:tabs>
         <w:ind w:left="6480" w:hanging="360"/>
       </w:pPr>
       <w:rPr>
+        <w:rFonts w:ascii="Wingdings 2" w:hAnsi="Wingdings 2" w:cs="Wingdings 2" w:hint="default"/>
         <w:u w:val="none"/>
       </w:rPr>
     </w:lvl>
@@ -4357,9 +4761,13 @@
       <w:lvlText w:val="■"/>
       <w:lvlJc w:val="left"/>
       <w:pPr>
+        <w:tabs>
+          <w:tab w:val="num" w:pos="0"/>
+        </w:tabs>
         <w:ind w:left="7200" w:hanging="360"/>
       </w:pPr>
       <w:rPr>
+        <w:rFonts w:ascii="OpenSymbol" w:hAnsi="OpenSymbol" w:cs="OpenSymbol" w:hint="default"/>
         <w:u w:val="none"/>
       </w:rPr>
     </w:lvl>
@@ -4368,26 +4776,34 @@
     <w:lvl w:ilvl="0">
       <w:start w:val="1"/>
       <w:numFmt w:val="bullet"/>
-      <w:lvlText w:val="●"/>
-      <w:lvlJc w:val="left"/>
-      <w:pPr>
+      <w:lvlText w:val=""/>
+      <w:lvlJc w:val="left"/>
+      <w:pPr>
+        <w:tabs>
+          <w:tab w:val="num" w:pos="0"/>
+        </w:tabs>
         <w:ind w:left="1440" w:hanging="360"/>
       </w:pPr>
       <w:rPr>
+        <w:rFonts w:ascii="Wingdings" w:hAnsi="Wingdings" w:cs="Wingdings" w:hint="default"/>
         <w:sz w:val="20"/>
+        <w:u w:val="none"/>
         <w:szCs w:val="20"/>
-        <w:u w:val="none"/>
       </w:rPr>
     </w:lvl>
     <w:lvl w:ilvl="1">
       <w:start w:val="1"/>
       <w:numFmt w:val="bullet"/>
-      <w:lvlText w:val="○"/>
-      <w:lvlJc w:val="left"/>
-      <w:pPr>
+      <w:lvlText w:val=""/>
+      <w:lvlJc w:val="left"/>
+      <w:pPr>
+        <w:tabs>
+          <w:tab w:val="num" w:pos="0"/>
+        </w:tabs>
         <w:ind w:left="2160" w:hanging="360"/>
       </w:pPr>
       <w:rPr>
+        <w:rFonts w:ascii="Wingdings 2" w:hAnsi="Wingdings 2" w:cs="Wingdings 2" w:hint="default"/>
         <w:u w:val="none"/>
       </w:rPr>
     </w:lvl>
@@ -4397,33 +4813,45 @@
       <w:lvlText w:val="■"/>
       <w:lvlJc w:val="left"/>
       <w:pPr>
+        <w:tabs>
+          <w:tab w:val="num" w:pos="0"/>
+        </w:tabs>
         <w:ind w:left="2880" w:hanging="360"/>
       </w:pPr>
       <w:rPr>
+        <w:rFonts w:ascii="OpenSymbol" w:hAnsi="OpenSymbol" w:cs="OpenSymbol" w:hint="default"/>
         <w:u w:val="none"/>
       </w:rPr>
     </w:lvl>
     <w:lvl w:ilvl="3">
       <w:start w:val="1"/>
       <w:numFmt w:val="bullet"/>
-      <w:lvlText w:val="●"/>
-      <w:lvlJc w:val="left"/>
-      <w:pPr>
+      <w:lvlText w:val=""/>
+      <w:lvlJc w:val="left"/>
+      <w:pPr>
+        <w:tabs>
+          <w:tab w:val="num" w:pos="0"/>
+        </w:tabs>
         <w:ind w:left="3600" w:hanging="360"/>
       </w:pPr>
       <w:rPr>
+        <w:rFonts w:ascii="Wingdings" w:hAnsi="Wingdings" w:cs="Wingdings" w:hint="default"/>
         <w:u w:val="none"/>
       </w:rPr>
     </w:lvl>
     <w:lvl w:ilvl="4">
       <w:start w:val="1"/>
       <w:numFmt w:val="bullet"/>
-      <w:lvlText w:val="○"/>
-      <w:lvlJc w:val="left"/>
-      <w:pPr>
+      <w:lvlText w:val=""/>
+      <w:lvlJc w:val="left"/>
+      <w:pPr>
+        <w:tabs>
+          <w:tab w:val="num" w:pos="0"/>
+        </w:tabs>
         <w:ind w:left="4320" w:hanging="360"/>
       </w:pPr>
       <w:rPr>
+        <w:rFonts w:ascii="Wingdings 2" w:hAnsi="Wingdings 2" w:cs="Wingdings 2" w:hint="default"/>
         <w:u w:val="none"/>
       </w:rPr>
     </w:lvl>
@@ -4433,33 +4861,45 @@
       <w:lvlText w:val="■"/>
       <w:lvlJc w:val="left"/>
       <w:pPr>
+        <w:tabs>
+          <w:tab w:val="num" w:pos="0"/>
+        </w:tabs>
         <w:ind w:left="5040" w:hanging="360"/>
       </w:pPr>
       <w:rPr>
+        <w:rFonts w:ascii="OpenSymbol" w:hAnsi="OpenSymbol" w:cs="OpenSymbol" w:hint="default"/>
         <w:u w:val="none"/>
       </w:rPr>
     </w:lvl>
     <w:lvl w:ilvl="6">
       <w:start w:val="1"/>
       <w:numFmt w:val="bullet"/>
-      <w:lvlText w:val="●"/>
-      <w:lvlJc w:val="left"/>
-      <w:pPr>
+      <w:lvlText w:val=""/>
+      <w:lvlJc w:val="left"/>
+      <w:pPr>
+        <w:tabs>
+          <w:tab w:val="num" w:pos="0"/>
+        </w:tabs>
         <w:ind w:left="5760" w:hanging="360"/>
       </w:pPr>
       <w:rPr>
+        <w:rFonts w:ascii="Wingdings" w:hAnsi="Wingdings" w:cs="Wingdings" w:hint="default"/>
         <w:u w:val="none"/>
       </w:rPr>
     </w:lvl>
     <w:lvl w:ilvl="7">
       <w:start w:val="1"/>
       <w:numFmt w:val="bullet"/>
-      <w:lvlText w:val="○"/>
-      <w:lvlJc w:val="left"/>
-      <w:pPr>
+      <w:lvlText w:val=""/>
+      <w:lvlJc w:val="left"/>
+      <w:pPr>
+        <w:tabs>
+          <w:tab w:val="num" w:pos="0"/>
+        </w:tabs>
         <w:ind w:left="6480" w:hanging="360"/>
       </w:pPr>
       <w:rPr>
+        <w:rFonts w:ascii="Wingdings 2" w:hAnsi="Wingdings 2" w:cs="Wingdings 2" w:hint="default"/>
         <w:u w:val="none"/>
       </w:rPr>
     </w:lvl>
@@ -4469,9 +4909,13 @@
       <w:lvlText w:val="■"/>
       <w:lvlJc w:val="left"/>
       <w:pPr>
+        <w:tabs>
+          <w:tab w:val="num" w:pos="0"/>
+        </w:tabs>
         <w:ind w:left="7200" w:hanging="360"/>
       </w:pPr>
       <w:rPr>
+        <w:rFonts w:ascii="OpenSymbol" w:hAnsi="OpenSymbol" w:cs="OpenSymbol" w:hint="default"/>
         <w:u w:val="none"/>
       </w:rPr>
     </w:lvl>
@@ -4480,26 +4924,34 @@
     <w:lvl w:ilvl="0">
       <w:start w:val="1"/>
       <w:numFmt w:val="bullet"/>
-      <w:lvlText w:val="●"/>
-      <w:lvlJc w:val="left"/>
-      <w:pPr>
+      <w:lvlText w:val=""/>
+      <w:lvlJc w:val="left"/>
+      <w:pPr>
+        <w:tabs>
+          <w:tab w:val="num" w:pos="0"/>
+        </w:tabs>
         <w:ind w:left="1440" w:hanging="360"/>
       </w:pPr>
       <w:rPr>
+        <w:rFonts w:ascii="Wingdings" w:hAnsi="Wingdings" w:cs="Wingdings" w:hint="default"/>
         <w:sz w:val="20"/>
+        <w:u w:val="none"/>
         <w:szCs w:val="20"/>
-        <w:u w:val="none"/>
       </w:rPr>
     </w:lvl>
     <w:lvl w:ilvl="1">
       <w:start w:val="1"/>
       <w:numFmt w:val="bullet"/>
-      <w:lvlText w:val="○"/>
-      <w:lvlJc w:val="left"/>
-      <w:pPr>
+      <w:lvlText w:val=""/>
+      <w:lvlJc w:val="left"/>
+      <w:pPr>
+        <w:tabs>
+          <w:tab w:val="num" w:pos="0"/>
+        </w:tabs>
         <w:ind w:left="2160" w:hanging="360"/>
       </w:pPr>
       <w:rPr>
+        <w:rFonts w:ascii="Wingdings 2" w:hAnsi="Wingdings 2" w:cs="Wingdings 2" w:hint="default"/>
         <w:u w:val="none"/>
       </w:rPr>
     </w:lvl>
@@ -4509,33 +4961,45 @@
       <w:lvlText w:val="■"/>
       <w:lvlJc w:val="left"/>
       <w:pPr>
+        <w:tabs>
+          <w:tab w:val="num" w:pos="0"/>
+        </w:tabs>
         <w:ind w:left="2880" w:hanging="360"/>
       </w:pPr>
       <w:rPr>
+        <w:rFonts w:ascii="OpenSymbol" w:hAnsi="OpenSymbol" w:cs="OpenSymbol" w:hint="default"/>
         <w:u w:val="none"/>
       </w:rPr>
     </w:lvl>
     <w:lvl w:ilvl="3">
       <w:start w:val="1"/>
       <w:numFmt w:val="bullet"/>
-      <w:lvlText w:val="●"/>
-      <w:lvlJc w:val="left"/>
-      <w:pPr>
+      <w:lvlText w:val=""/>
+      <w:lvlJc w:val="left"/>
+      <w:pPr>
+        <w:tabs>
+          <w:tab w:val="num" w:pos="0"/>
+        </w:tabs>
         <w:ind w:left="3600" w:hanging="360"/>
       </w:pPr>
       <w:rPr>
+        <w:rFonts w:ascii="Wingdings" w:hAnsi="Wingdings" w:cs="Wingdings" w:hint="default"/>
         <w:u w:val="none"/>
       </w:rPr>
     </w:lvl>
     <w:lvl w:ilvl="4">
       <w:start w:val="1"/>
       <w:numFmt w:val="bullet"/>
-      <w:lvlText w:val="○"/>
-      <w:lvlJc w:val="left"/>
-      <w:pPr>
+      <w:lvlText w:val=""/>
+      <w:lvlJc w:val="left"/>
+      <w:pPr>
+        <w:tabs>
+          <w:tab w:val="num" w:pos="0"/>
+        </w:tabs>
         <w:ind w:left="4320" w:hanging="360"/>
       </w:pPr>
       <w:rPr>
+        <w:rFonts w:ascii="Wingdings 2" w:hAnsi="Wingdings 2" w:cs="Wingdings 2" w:hint="default"/>
         <w:u w:val="none"/>
       </w:rPr>
     </w:lvl>
@@ -4545,33 +5009,45 @@
       <w:lvlText w:val="■"/>
       <w:lvlJc w:val="left"/>
       <w:pPr>
+        <w:tabs>
+          <w:tab w:val="num" w:pos="0"/>
+        </w:tabs>
         <w:ind w:left="5040" w:hanging="360"/>
       </w:pPr>
       <w:rPr>
+        <w:rFonts w:ascii="OpenSymbol" w:hAnsi="OpenSymbol" w:cs="OpenSymbol" w:hint="default"/>
         <w:u w:val="none"/>
       </w:rPr>
     </w:lvl>
     <w:lvl w:ilvl="6">
       <w:start w:val="1"/>
       <w:numFmt w:val="bullet"/>
-      <w:lvlText w:val="●"/>
-      <w:lvlJc w:val="left"/>
-      <w:pPr>
+      <w:lvlText w:val=""/>
+      <w:lvlJc w:val="left"/>
+      <w:pPr>
+        <w:tabs>
+          <w:tab w:val="num" w:pos="0"/>
+        </w:tabs>
         <w:ind w:left="5760" w:hanging="360"/>
       </w:pPr>
       <w:rPr>
+        <w:rFonts w:ascii="Wingdings" w:hAnsi="Wingdings" w:cs="Wingdings" w:hint="default"/>
         <w:u w:val="none"/>
       </w:rPr>
     </w:lvl>
     <w:lvl w:ilvl="7">
       <w:start w:val="1"/>
       <w:numFmt w:val="bullet"/>
-      <w:lvlText w:val="○"/>
-      <w:lvlJc w:val="left"/>
-      <w:pPr>
+      <w:lvlText w:val=""/>
+      <w:lvlJc w:val="left"/>
+      <w:pPr>
+        <w:tabs>
+          <w:tab w:val="num" w:pos="0"/>
+        </w:tabs>
         <w:ind w:left="6480" w:hanging="360"/>
       </w:pPr>
       <w:rPr>
+        <w:rFonts w:ascii="Wingdings 2" w:hAnsi="Wingdings 2" w:cs="Wingdings 2" w:hint="default"/>
         <w:u w:val="none"/>
       </w:rPr>
     </w:lvl>
@@ -4581,9 +5057,13 @@
       <w:lvlText w:val="■"/>
       <w:lvlJc w:val="left"/>
       <w:pPr>
+        <w:tabs>
+          <w:tab w:val="num" w:pos="0"/>
+        </w:tabs>
         <w:ind w:left="7200" w:hanging="360"/>
       </w:pPr>
       <w:rPr>
+        <w:rFonts w:ascii="OpenSymbol" w:hAnsi="OpenSymbol" w:cs="OpenSymbol" w:hint="default"/>
         <w:u w:val="none"/>
       </w:rPr>
     </w:lvl>
@@ -4592,24 +5072,32 @@
     <w:lvl w:ilvl="0">
       <w:start w:val="1"/>
       <w:numFmt w:val="bullet"/>
-      <w:lvlText w:val="●"/>
-      <w:lvlJc w:val="left"/>
-      <w:pPr>
+      <w:lvlText w:val=""/>
+      <w:lvlJc w:val="left"/>
+      <w:pPr>
+        <w:tabs>
+          <w:tab w:val="num" w:pos="0"/>
+        </w:tabs>
         <w:ind w:left="1440" w:hanging="360"/>
       </w:pPr>
       <w:rPr>
+        <w:rFonts w:ascii="Wingdings" w:hAnsi="Wingdings" w:cs="Wingdings" w:hint="default"/>
         <w:u w:val="none"/>
       </w:rPr>
     </w:lvl>
     <w:lvl w:ilvl="1">
       <w:start w:val="1"/>
       <w:numFmt w:val="bullet"/>
-      <w:lvlText w:val="○"/>
-      <w:lvlJc w:val="left"/>
-      <w:pPr>
+      <w:lvlText w:val=""/>
+      <w:lvlJc w:val="left"/>
+      <w:pPr>
+        <w:tabs>
+          <w:tab w:val="num" w:pos="0"/>
+        </w:tabs>
         <w:ind w:left="2160" w:hanging="360"/>
       </w:pPr>
       <w:rPr>
+        <w:rFonts w:ascii="Wingdings 2" w:hAnsi="Wingdings 2" w:cs="Wingdings 2" w:hint="default"/>
         <w:u w:val="none"/>
       </w:rPr>
     </w:lvl>
@@ -4619,33 +5107,45 @@
       <w:lvlText w:val="■"/>
       <w:lvlJc w:val="left"/>
       <w:pPr>
+        <w:tabs>
+          <w:tab w:val="num" w:pos="0"/>
+        </w:tabs>
         <w:ind w:left="2880" w:hanging="360"/>
       </w:pPr>
       <w:rPr>
+        <w:rFonts w:ascii="OpenSymbol" w:hAnsi="OpenSymbol" w:cs="OpenSymbol" w:hint="default"/>
         <w:u w:val="none"/>
       </w:rPr>
     </w:lvl>
     <w:lvl w:ilvl="3">
       <w:start w:val="1"/>
       <w:numFmt w:val="bullet"/>
-      <w:lvlText w:val="●"/>
-      <w:lvlJc w:val="left"/>
-      <w:pPr>
+      <w:lvlText w:val=""/>
+      <w:lvlJc w:val="left"/>
+      <w:pPr>
+        <w:tabs>
+          <w:tab w:val="num" w:pos="0"/>
+        </w:tabs>
         <w:ind w:left="3600" w:hanging="360"/>
       </w:pPr>
       <w:rPr>
+        <w:rFonts w:ascii="Wingdings" w:hAnsi="Wingdings" w:cs="Wingdings" w:hint="default"/>
         <w:u w:val="none"/>
       </w:rPr>
     </w:lvl>
     <w:lvl w:ilvl="4">
       <w:start w:val="1"/>
       <w:numFmt w:val="bullet"/>
-      <w:lvlText w:val="○"/>
-      <w:lvlJc w:val="left"/>
-      <w:pPr>
+      <w:lvlText w:val=""/>
+      <w:lvlJc w:val="left"/>
+      <w:pPr>
+        <w:tabs>
+          <w:tab w:val="num" w:pos="0"/>
+        </w:tabs>
         <w:ind w:left="4320" w:hanging="360"/>
       </w:pPr>
       <w:rPr>
+        <w:rFonts w:ascii="Wingdings 2" w:hAnsi="Wingdings 2" w:cs="Wingdings 2" w:hint="default"/>
         <w:u w:val="none"/>
       </w:rPr>
     </w:lvl>
@@ -4655,33 +5155,45 @@
       <w:lvlText w:val="■"/>
       <w:lvlJc w:val="left"/>
       <w:pPr>
+        <w:tabs>
+          <w:tab w:val="num" w:pos="0"/>
+        </w:tabs>
         <w:ind w:left="5040" w:hanging="360"/>
       </w:pPr>
       <w:rPr>
+        <w:rFonts w:ascii="OpenSymbol" w:hAnsi="OpenSymbol" w:cs="OpenSymbol" w:hint="default"/>
         <w:u w:val="none"/>
       </w:rPr>
     </w:lvl>
     <w:lvl w:ilvl="6">
       <w:start w:val="1"/>
       <w:numFmt w:val="bullet"/>
-      <w:lvlText w:val="●"/>
-      <w:lvlJc w:val="left"/>
-      <w:pPr>
+      <w:lvlText w:val=""/>
+      <w:lvlJc w:val="left"/>
+      <w:pPr>
+        <w:tabs>
+          <w:tab w:val="num" w:pos="0"/>
+        </w:tabs>
         <w:ind w:left="5760" w:hanging="360"/>
       </w:pPr>
       <w:rPr>
+        <w:rFonts w:ascii="Wingdings" w:hAnsi="Wingdings" w:cs="Wingdings" w:hint="default"/>
         <w:u w:val="none"/>
       </w:rPr>
     </w:lvl>
     <w:lvl w:ilvl="7">
       <w:start w:val="1"/>
       <w:numFmt w:val="bullet"/>
-      <w:lvlText w:val="○"/>
-      <w:lvlJc w:val="left"/>
-      <w:pPr>
+      <w:lvlText w:val=""/>
+      <w:lvlJc w:val="left"/>
+      <w:pPr>
+        <w:tabs>
+          <w:tab w:val="num" w:pos="0"/>
+        </w:tabs>
         <w:ind w:left="6480" w:hanging="360"/>
       </w:pPr>
       <w:rPr>
+        <w:rFonts w:ascii="Wingdings 2" w:hAnsi="Wingdings 2" w:cs="Wingdings 2" w:hint="default"/>
         <w:u w:val="none"/>
       </w:rPr>
     </w:lvl>
@@ -4691,11 +5203,134 @@
       <w:lvlText w:val="■"/>
       <w:lvlJc w:val="left"/>
       <w:pPr>
+        <w:tabs>
+          <w:tab w:val="num" w:pos="0"/>
+        </w:tabs>
         <w:ind w:left="7200" w:hanging="360"/>
       </w:pPr>
       <w:rPr>
-        <w:u w:val="none"/>
-      </w:rPr>
+        <w:rFonts w:ascii="OpenSymbol" w:hAnsi="OpenSymbol" w:cs="OpenSymbol" w:hint="default"/>
+        <w:u w:val="none"/>
+      </w:rPr>
+    </w:lvl>
+  </w:abstractNum>
+  <w:abstractNum w:abstractNumId="19">
+    <w:lvl w:ilvl="0">
+      <w:start w:val="1"/>
+      <w:numFmt w:val="none"/>
+      <w:suff w:val="nothing"/>
+      <w:lvlText w:val=""/>
+      <w:lvlJc w:val="left"/>
+      <w:pPr>
+        <w:tabs>
+          <w:tab w:val="num" w:pos="0"/>
+        </w:tabs>
+        <w:ind w:left="0" w:hanging="0"/>
+      </w:pPr>
+    </w:lvl>
+    <w:lvl w:ilvl="1">
+      <w:start w:val="1"/>
+      <w:numFmt w:val="none"/>
+      <w:suff w:val="nothing"/>
+      <w:lvlText w:val=""/>
+      <w:lvlJc w:val="left"/>
+      <w:pPr>
+        <w:tabs>
+          <w:tab w:val="num" w:pos="0"/>
+        </w:tabs>
+        <w:ind w:left="0" w:hanging="0"/>
+      </w:pPr>
+    </w:lvl>
+    <w:lvl w:ilvl="2">
+      <w:start w:val="1"/>
+      <w:numFmt w:val="none"/>
+      <w:suff w:val="nothing"/>
+      <w:lvlText w:val=""/>
+      <w:lvlJc w:val="left"/>
+      <w:pPr>
+        <w:tabs>
+          <w:tab w:val="num" w:pos="0"/>
+        </w:tabs>
+        <w:ind w:left="0" w:hanging="0"/>
+      </w:pPr>
+    </w:lvl>
+    <w:lvl w:ilvl="3">
+      <w:start w:val="1"/>
+      <w:numFmt w:val="none"/>
+      <w:suff w:val="nothing"/>
+      <w:lvlText w:val=""/>
+      <w:lvlJc w:val="left"/>
+      <w:pPr>
+        <w:tabs>
+          <w:tab w:val="num" w:pos="0"/>
+        </w:tabs>
+        <w:ind w:left="0" w:hanging="0"/>
+      </w:pPr>
+    </w:lvl>
+    <w:lvl w:ilvl="4">
+      <w:start w:val="1"/>
+      <w:numFmt w:val="none"/>
+      <w:suff w:val="nothing"/>
+      <w:lvlText w:val=""/>
+      <w:lvlJc w:val="left"/>
+      <w:pPr>
+        <w:tabs>
+          <w:tab w:val="num" w:pos="0"/>
+        </w:tabs>
+        <w:ind w:left="0" w:hanging="0"/>
+      </w:pPr>
+    </w:lvl>
+    <w:lvl w:ilvl="5">
+      <w:start w:val="1"/>
+      <w:numFmt w:val="none"/>
+      <w:suff w:val="nothing"/>
+      <w:lvlText w:val=""/>
+      <w:lvlJc w:val="left"/>
+      <w:pPr>
+        <w:tabs>
+          <w:tab w:val="num" w:pos="0"/>
+        </w:tabs>
+        <w:ind w:left="0" w:hanging="0"/>
+      </w:pPr>
+    </w:lvl>
+    <w:lvl w:ilvl="6">
+      <w:start w:val="1"/>
+      <w:numFmt w:val="none"/>
+      <w:suff w:val="nothing"/>
+      <w:lvlText w:val=""/>
+      <w:lvlJc w:val="left"/>
+      <w:pPr>
+        <w:tabs>
+          <w:tab w:val="num" w:pos="0"/>
+        </w:tabs>
+        <w:ind w:left="0" w:hanging="0"/>
+      </w:pPr>
+    </w:lvl>
+    <w:lvl w:ilvl="7">
+      <w:start w:val="1"/>
+      <w:numFmt w:val="none"/>
+      <w:suff w:val="nothing"/>
+      <w:lvlText w:val=""/>
+      <w:lvlJc w:val="left"/>
+      <w:pPr>
+        <w:tabs>
+          <w:tab w:val="num" w:pos="0"/>
+        </w:tabs>
+        <w:ind w:left="0" w:hanging="0"/>
+      </w:pPr>
+    </w:lvl>
+    <w:lvl w:ilvl="8">
+      <w:start w:val="1"/>
+      <w:numFmt w:val="none"/>
+      <w:suff w:val="nothing"/>
+      <w:lvlText w:val=""/>
+      <w:lvlJc w:val="left"/>
+      <w:pPr>
+        <w:tabs>
+          <w:tab w:val="num" w:pos="0"/>
+        </w:tabs>
+        <w:ind w:left="0" w:hanging="0"/>
+      </w:pPr>
     </w:lvl>
   </w:abstractNum>
   <w:num w:numId="1">
@@ -4752,207 +5387,204 @@
   <w:num w:numId="18">
     <w:abstractNumId w:val="18"/>
   </w:num>
+  <w:num w:numId="19">
+    <w:abstractNumId w:val="19"/>
+  </w:num>
 </w:numbering>
 </file>
 
 <file path=word/styles.xml><?xml version="1.0" encoding="utf-8"?>
-<w:styles xmlns:mc="http://schemas.openxmlformats.org/markup-compatibility/2006" xmlns:o="urn:schemas-microsoft-com:office:office" xmlns:r="http://schemas.openxmlformats.org/officeDocument/2006/relationships" xmlns:m="http://schemas.openxmlformats.org/officeDocument/2006/math" xmlns:v="urn:schemas-microsoft-com:vml" xmlns:wp="http://schemas.openxmlformats.org/drawingml/2006/wordprocessingDrawing" xmlns:w10="urn:schemas-microsoft-com:office:word" xmlns:w="http://schemas.openxmlformats.org/wordprocessingml/2006/main" xmlns:wne="http://schemas.microsoft.com/office/word/2006/wordml" xmlns:sl="http://schemas.openxmlformats.org/schemaLibrary/2006/main" xmlns:a="http://schemas.openxmlformats.org/drawingml/2006/main" xmlns:pic="http://schemas.openxmlformats.org/drawingml/2006/picture" xmlns:c="http://schemas.openxmlformats.org/drawingml/2006/chart" xmlns:lc="http://schemas.openxmlformats.org/drawingml/2006/lockedCanvas" xmlns:dgm="http://schemas.openxmlformats.org/drawingml/2006/diagram" xmlns:wps="http://schemas.microsoft.com/office/word/2010/wordprocessingShape" xmlns:wpg="http://schemas.microsoft.com/office/word/2010/wordprocessingGroup" xmlns:w14="http://schemas.microsoft.com/office/word/2010/wordml" xmlns:w15="http://schemas.microsoft.com/office/word/2012/wordml">
+<w:styles xmlns:w="http://schemas.openxmlformats.org/wordprocessingml/2006/main" xmlns:w14="http://schemas.microsoft.com/office/word/2010/wordml" xmlns:mc="http://schemas.openxmlformats.org/markup-compatibility/2006" mc:Ignorable="w14">
   <w:docDefaults>
     <w:rPrDefault>
       <w:rPr>
+        <w:rFonts w:ascii="Times New Roman" w:hAnsi="Times New Roman" w:eastAsia="Noto Serif CJK SC" w:cs="Lohit Devanagari"/>
         <w:sz w:val="24"/>
         <w:szCs w:val="24"/>
-        <w:lang w:val="en-US"/>
+        <w:lang w:val="en-US" w:eastAsia="zh-CN" w:bidi="hi-IN"/>
       </w:rPr>
     </w:rPrDefault>
     <w:pPrDefault>
-      <w:pPr/>
+      <w:pPr>
+        <w:suppressAutoHyphens w:val="true"/>
+      </w:pPr>
     </w:pPrDefault>
   </w:docDefaults>
-  <w:style w:type="paragraph" w:styleId="Normal" w:default="1">
-    <w:name w:val="normal"/>
-  </w:style>
-  <w:style w:type="table" w:styleId="TableNormal" w:default="1">
-    <w:name w:val="Table Normal"/>
+  <w:style w:type="paragraph" w:styleId="Normal">
+    <w:name w:val="Normal"/>
+    <w:qFormat/>
+    <w:pPr>
+      <w:widowControl/>
+      <w:suppressAutoHyphens w:val="true"/>
+      <w:bidi w:val="0"/>
+      <w:spacing w:lineRule="atLeast" w:line="100" w:before="0" w:after="0"/>
+      <w:jc w:val="left"/>
+    </w:pPr>
+    <w:rPr>
+      <w:rFonts w:ascii="Times New Roman" w:hAnsi="Times New Roman" w:eastAsia="Times New Roman" w:cs="Times New Roman"/>
+      <w:color w:val="auto"/>
+      <w:kern w:val="2"/>
+      <w:sz w:val="24"/>
+      <w:szCs w:val="24"/>
+      <w:lang w:val="en-US" w:eastAsia="zh-CN" w:bidi="hi-IN"/>
+    </w:rPr>
   </w:style>
   <w:style w:type="paragraph" w:styleId="Heading1">
-    <w:name w:val="heading 1"/>
-    <w:basedOn w:val="Normal"/>
-    <w:next w:val="Normal"/>
+    <w:name w:val="Heading 1"/>
+    <w:basedOn w:val="Normal1"/>
+    <w:next w:val="Normal1"/>
+    <w:qFormat/>
     <w:pPr>
-      <w:keepNext w:val="1"/>
-      <w:keepLines w:val="1"/>
-      <w:pageBreakBefore w:val="0"/>
-      <w:spacing w:after="120" w:before="480" w:lineRule="auto"/>
+      <w:keepNext w:val="true"/>
+      <w:keepLines/>
+      <w:pageBreakBefore w:val="false"/>
+      <w:spacing w:lineRule="auto" w:line="240" w:before="480" w:after="120"/>
     </w:pPr>
     <w:rPr>
-      <w:b w:val="1"/>
+      <w:b/>
       <w:sz w:val="48"/>
       <w:szCs w:val="48"/>
     </w:rPr>
   </w:style>
   <w:style w:type="paragraph" w:styleId="Heading2">
-    <w:name w:val="heading 2"/>
-    <w:basedOn w:val="Normal"/>
-    <w:next w:val="Normal"/>
+    <w:name w:val="Heading 2"/>
+    <w:basedOn w:val="Normal1"/>
+    <w:next w:val="Normal1"/>
+    <w:qFormat/>
     <w:pPr>
-      <w:keepNext w:val="1"/>
-      <w:keepLines w:val="1"/>
-      <w:pageBreakBefore w:val="0"/>
-      <w:spacing w:after="80" w:before="360" w:lineRule="auto"/>
+      <w:keepNext w:val="true"/>
+      <w:keepLines/>
+      <w:pageBreakBefore w:val="false"/>
+      <w:spacing w:lineRule="auto" w:line="240" w:before="360" w:after="80"/>
     </w:pPr>
     <w:rPr>
-      <w:b w:val="1"/>
+      <w:b/>
       <w:sz w:val="36"/>
       <w:szCs w:val="36"/>
     </w:rPr>
   </w:style>
   <w:style w:type="paragraph" w:styleId="Heading3">
-    <w:name w:val="heading 3"/>
-    <w:basedOn w:val="Normal"/>
-    <w:next w:val="Normal"/>
+    <w:name w:val="Heading 3"/>
+    <w:basedOn w:val="Normal1"/>
+    <w:next w:val="Normal1"/>
+    <w:qFormat/>
     <w:pPr>
-      <w:keepNext w:val="1"/>
-      <w:keepLines w:val="1"/>
-      <w:pageBreakBefore w:val="0"/>
-      <w:spacing w:after="80" w:before="280" w:lineRule="auto"/>
+      <w:keepNext w:val="true"/>
+      <w:keepLines/>
+      <w:pageBreakBefore w:val="false"/>
+      <w:spacing w:lineRule="auto" w:line="240" w:before="280" w:after="80"/>
     </w:pPr>
     <w:rPr>
-      <w:b w:val="1"/>
+      <w:b/>
       <w:sz w:val="28"/>
       <w:szCs w:val="28"/>
     </w:rPr>
   </w:style>
   <w:style w:type="paragraph" w:styleId="Heading4">
-    <w:name w:val="heading 4"/>
-    <w:basedOn w:val="Normal"/>
-    <w:next w:val="Normal"/>
+    <w:name w:val="Heading 4"/>
+    <w:basedOn w:val="Normal1"/>
+    <w:next w:val="Normal1"/>
+    <w:qFormat/>
     <w:pPr>
-      <w:keepNext w:val="1"/>
-      <w:keepLines w:val="1"/>
-      <w:pageBreakBefore w:val="0"/>
-      <w:spacing w:after="40" w:before="240" w:lineRule="auto"/>
+      <w:keepNext w:val="true"/>
+      <w:keepLines/>
+      <w:pageBreakBefore w:val="false"/>
+      <w:spacing w:lineRule="auto" w:line="240" w:before="240" w:after="40"/>
     </w:pPr>
     <w:rPr>
-      <w:b w:val="1"/>
+      <w:b/>
       <w:sz w:val="24"/>
       <w:szCs w:val="24"/>
     </w:rPr>
   </w:style>
   <w:style w:type="paragraph" w:styleId="Heading5">
-    <w:name w:val="heading 5"/>
-    <w:basedOn w:val="Normal"/>
-    <w:next w:val="Normal"/>
+    <w:name w:val="Heading 5"/>
+    <w:basedOn w:val="Normal1"/>
+    <w:next w:val="Normal1"/>
+    <w:qFormat/>
     <w:pPr>
-      <w:keepNext w:val="1"/>
-      <w:keepLines w:val="1"/>
-      <w:pageBreakBefore w:val="0"/>
-      <w:spacing w:after="40" w:before="220" w:lineRule="auto"/>
+      <w:keepNext w:val="true"/>
+      <w:keepLines/>
+      <w:pageBreakBefore w:val="false"/>
+      <w:spacing w:lineRule="auto" w:line="240" w:before="220" w:after="40"/>
     </w:pPr>
     <w:rPr>
-      <w:b w:val="1"/>
+      <w:b/>
       <w:sz w:val="22"/>
       <w:szCs w:val="22"/>
     </w:rPr>
   </w:style>
   <w:style w:type="paragraph" w:styleId="Heading6">
-    <w:name w:val="heading 6"/>
-    <w:basedOn w:val="Normal"/>
-    <w:next w:val="Normal"/>
+    <w:name w:val="Heading 6"/>
+    <w:basedOn w:val="Normal1"/>
+    <w:next w:val="Normal1"/>
+    <w:qFormat/>
     <w:pPr>
-      <w:keepNext w:val="1"/>
-      <w:keepLines w:val="1"/>
-      <w:pageBreakBefore w:val="0"/>
-      <w:spacing w:after="40" w:before="200" w:lineRule="auto"/>
+      <w:keepNext w:val="true"/>
+      <w:keepLines/>
+      <w:pageBreakBefore w:val="false"/>
+      <w:spacing w:lineRule="auto" w:line="240" w:before="200" w:after="40"/>
     </w:pPr>
     <w:rPr>
-      <w:b w:val="1"/>
+      <w:b/>
       <w:sz w:val="20"/>
       <w:szCs w:val="20"/>
     </w:rPr>
   </w:style>
-  <w:style w:type="paragraph" w:styleId="Title">
-    <w:name w:val="Title"/>
-    <w:basedOn w:val="Normal"/>
-    <w:next w:val="Normal"/>
-    <w:pPr>
-      <w:keepNext w:val="1"/>
-      <w:keepLines w:val="1"/>
-      <w:pageBreakBefore w:val="0"/>
-      <w:spacing w:after="120" w:before="480" w:lineRule="auto"/>
-    </w:pPr>
-    <w:rPr>
-      <w:b w:val="1"/>
-      <w:sz w:val="72"/>
-      <w:szCs w:val="72"/>
-    </w:rPr>
-  </w:style>
-  <w:style w:type="paragraph" w:styleId="Normal">
-    <w:name w:val="Normal"/>
-    <w:qFormat w:val="1"/>
-    <w:pPr>
-      <w:widowControl w:val="1"/>
-      <w:suppressAutoHyphens w:val="1"/>
-      <w:bidi w:val="0"/>
-      <w:spacing w:after="0" w:before="0" w:line="100" w:lineRule="atLeast"/>
-      <w:jc w:val="left"/>
-    </w:pPr>
-    <w:rPr>
-      <w:rFonts w:ascii="Times New Roman" w:cs="Times New Roman" w:eastAsia="Times New Roman" w:hAnsi="Times New Roman"/>
-      <w:color w:val="auto"/>
-      <w:kern w:val="2"/>
-      <w:sz w:val="24"/>
-      <w:szCs w:val="24"/>
-      <w:lang w:bidi="hi-IN" w:eastAsia="zh-CN" w:val="en-US"/>
-    </w:rPr>
-  </w:style>
   <w:style w:type="character" w:styleId="AbsatzStandardschriftart">
     <w:name w:val="Absatz-Standardschriftart"/>
-    <w:qFormat w:val="1"/>
+    <w:qFormat/>
     <w:rPr/>
   </w:style>
   <w:style w:type="character" w:styleId="WWAbsatzStandardschriftart">
     <w:name w:val="WW-Absatz-Standardschriftart"/>
-    <w:qFormat w:val="1"/>
+    <w:qFormat/>
     <w:rPr/>
   </w:style>
   <w:style w:type="character" w:styleId="WWAbsatzStandardschriftart1">
     <w:name w:val="WW-Absatz-Standardschriftart1"/>
-    <w:qFormat w:val="1"/>
+    <w:qFormat/>
     <w:rPr/>
   </w:style>
   <w:style w:type="character" w:styleId="DefaultParagraphFont">
     <w:name w:val="Default Paragraph Font"/>
-    <w:qFormat w:val="1"/>
+    <w:qFormat/>
     <w:rPr/>
   </w:style>
   <w:style w:type="character" w:styleId="Bullets">
     <w:name w:val="Bullets"/>
-    <w:qFormat w:val="1"/>
+    <w:qFormat/>
     <w:rPr>
-      <w:rFonts w:ascii="OpenSymbol;Arial Unicode MS" w:cs="OpenSymbol;Arial Unicode MS" w:eastAsia="OpenSymbol;Arial Unicode MS" w:hAnsi="OpenSymbol;Arial Unicode MS"/>
+      <w:rFonts w:ascii="OpenSymbol;Arial Unicode MS" w:hAnsi="OpenSymbol;Arial Unicode MS" w:eastAsia="OpenSymbol;Arial Unicode MS" w:cs="OpenSymbol;Arial Unicode MS"/>
+    </w:rPr>
+  </w:style>
+  <w:style w:type="character" w:styleId="InternetLink">
+    <w:name w:val="Hyperlink"/>
+    <w:rPr>
+      <w:color w:val="000080"/>
+      <w:u w:val="single"/>
     </w:rPr>
   </w:style>
   <w:style w:type="paragraph" w:styleId="Heading">
     <w:name w:val="Heading"/>
-    <w:basedOn w:val="Normal"/>
+    <w:basedOn w:val="Normal1"/>
     <w:next w:val="TextBody"/>
-    <w:qFormat w:val="1"/>
+    <w:qFormat/>
     <w:pPr>
-      <w:keepNext w:val="1"/>
-      <w:spacing w:after="120" w:before="240"/>
+      <w:keepNext w:val="true"/>
+      <w:spacing w:before="240" w:after="120"/>
     </w:pPr>
     <w:rPr>
-      <w:rFonts w:ascii="Arial" w:cs="Arial" w:eastAsia="Arial" w:hAnsi="Arial"/>
+      <w:rFonts w:ascii="Arial" w:hAnsi="Arial" w:eastAsia="Arial" w:cs="Arial"/>
       <w:sz w:val="28"/>
       <w:szCs w:val="28"/>
     </w:rPr>
   </w:style>
   <w:style w:type="paragraph" w:styleId="TextBody">
     <w:name w:val="Body Text"/>
-    <w:basedOn w:val="Normal"/>
+    <w:basedOn w:val="Normal1"/>
     <w:pPr>
-      <w:spacing w:after="120" w:before="0"/>
+      <w:spacing w:before="0" w:after="120"/>
     </w:pPr>
     <w:rPr/>
   </w:style>
@@ -4964,32 +5596,67 @@
   </w:style>
   <w:style w:type="paragraph" w:styleId="Caption">
     <w:name w:val="Caption"/>
-    <w:basedOn w:val="Normal"/>
-    <w:qFormat w:val="1"/>
+    <w:basedOn w:val="Normal1"/>
+    <w:qFormat/>
     <w:pPr>
-      <w:suppressLineNumbers w:val="1"/>
-      <w:spacing w:after="120" w:before="120"/>
+      <w:suppressLineNumbers/>
+      <w:spacing w:before="120" w:after="120"/>
     </w:pPr>
     <w:rPr>
-      <w:i w:val="1"/>
-      <w:iCs w:val="1"/>
+      <w:i/>
+      <w:iCs/>
       <w:sz w:val="24"/>
       <w:szCs w:val="24"/>
     </w:rPr>
   </w:style>
   <w:style w:type="paragraph" w:styleId="Index">
     <w:name w:val="Index"/>
-    <w:basedOn w:val="Normal"/>
-    <w:qFormat w:val="1"/>
+    <w:basedOn w:val="Normal1"/>
+    <w:qFormat/>
     <w:pPr>
-      <w:suppressLineNumbers w:val="1"/>
+      <w:suppressLineNumbers/>
     </w:pPr>
     <w:rPr/>
   </w:style>
+  <w:style w:type="paragraph" w:styleId="Normal1" w:default="1">
+    <w:name w:val="LO-normal"/>
+    <w:qFormat/>
+    <w:pPr>
+      <w:widowControl/>
+      <w:bidi w:val="0"/>
+      <w:spacing w:before="0" w:after="0"/>
+      <w:jc w:val="left"/>
+    </w:pPr>
+    <w:rPr>
+      <w:rFonts w:ascii="Times New Roman" w:hAnsi="Times New Roman" w:eastAsia="Noto Serif CJK SC" w:cs="Lohit Devanagari"/>
+      <w:color w:val="auto"/>
+      <w:kern w:val="0"/>
+      <w:sz w:val="24"/>
+      <w:szCs w:val="24"/>
+      <w:lang w:val="en-US" w:eastAsia="zh-CN" w:bidi="hi-IN"/>
+    </w:rPr>
+  </w:style>
+  <w:style w:type="paragraph" w:styleId="Title">
+    <w:name w:val="Title"/>
+    <w:basedOn w:val="Normal1"/>
+    <w:next w:val="Normal1"/>
+    <w:qFormat/>
+    <w:pPr>
+      <w:keepNext w:val="true"/>
+      <w:keepLines/>
+      <w:pageBreakBefore w:val="false"/>
+      <w:spacing w:lineRule="auto" w:line="240" w:before="480" w:after="120"/>
+    </w:pPr>
+    <w:rPr>
+      <w:b/>
+      <w:sz w:val="72"/>
+      <w:szCs w:val="72"/>
+    </w:rPr>
+  </w:style>
   <w:style w:type="paragraph" w:styleId="ListParagraph">
     <w:name w:val="List Paragraph"/>
-    <w:basedOn w:val="Normal"/>
-    <w:qFormat w:val="1"/>
+    <w:basedOn w:val="Normal1"/>
+    <w:qFormat/>
     <w:pPr>
       <w:ind w:left="720" w:right="0" w:hanging="0"/>
     </w:pPr>
@@ -4997,21 +5664,25 @@
   </w:style>
   <w:style w:type="paragraph" w:styleId="Subtitle">
     <w:name w:val="Subtitle"/>
-    <w:basedOn w:val="Normal"/>
-    <w:next w:val="Normal"/>
+    <w:basedOn w:val="Normal1"/>
+    <w:next w:val="Normal1"/>
+    <w:qFormat/>
     <w:pPr>
-      <w:keepNext w:val="1"/>
-      <w:keepLines w:val="1"/>
-      <w:pageBreakBefore w:val="0"/>
-      <w:spacing w:after="80" w:before="360" w:lineRule="auto"/>
+      <w:keepNext w:val="true"/>
+      <w:keepLines/>
+      <w:pageBreakBefore w:val="false"/>
+      <w:spacing w:lineRule="auto" w:line="240" w:before="360" w:after="80"/>
     </w:pPr>
     <w:rPr>
-      <w:rFonts w:ascii="Georgia" w:cs="Georgia" w:eastAsia="Georgia" w:hAnsi="Georgia"/>
-      <w:i w:val="1"/>
+      <w:rFonts w:ascii="Georgia" w:hAnsi="Georgia" w:eastAsia="Georgia" w:cs="Georgia"/>
+      <w:i/>
       <w:color w:val="666666"/>
       <w:sz w:val="48"/>
       <w:szCs w:val="48"/>
     </w:rPr>
+  </w:style>
+  <w:style w:type="table" w:default="1" w:styleId="TableNormal">
+    <w:name w:val="Table Normal"/>
   </w:style>
 </w:styles>
 </file>
@@ -5336,13 +6007,13 @@
 </a:theme>
 </file>
 
-<file path=customXML/item1.xml><?xml version="1.0" encoding="utf-8"?>
+<file path=customXml/item1.xml><?xml version="1.0" encoding="utf-8"?>
 <go:gDocsCustomXmlDataStorage xmlns:go="http://customooxmlschemas.google.com/" xmlns:r="http://schemas.openxmlformats.org/officeDocument/2006/relationships" uri="GoogleDocsCustomDataVersion2">
-  <go:docsCustomData xmlns:go="http://customooxmlschemas.google.com/" roundtripDataSignature="AMtx7mjmg1/4QbpcjNY1hwhWcHuTZIkURw==">CgMxLjAyDmgueGI1eGp2cXFuZWg0Mg5oLng1ODNpdnhlM3I2ZzIIaC5namRneHMyDmguYWZzb2Jpb3h4bXQ5OAByHDBCX2poY0JLZUdMUDFWVmRmVjNWWk9IWTFhekE=</go:docsCustomData>
+  <go:docsCustomData roundtripDataSignature="AMtx7mjmg1/4QbpcjNY1hwhWcHuTZIkURw==">CgMxLjAyDmgueGI1eGp2cXFuZWg0Mg5oLng1ODNpdnhlM3I2ZzIIaC5namRneHMyDmguYWZzb2Jpb3h4bXQ5OAByHDBCX2poY0JLZUdMUDFWVmRmVjNWWk9IWTFhekE=</go:docsCustomData>
 </go:gDocsCustomXmlDataStorage>
 </file>
 
-<file path=customXML/itemProps1.xml><?xml version="1.0" encoding="utf-8"?>
+<file path=customXml/itemProps1.xml><?xml version="1.0" encoding="utf-8"?>
 <ds:datastoreItem xmlns:ds="http://schemas.openxmlformats.org/officeDocument/2006/customXml" ds:itemID="{11111111-1234-1234-1234-123412341234}">
   <ds:schemaRefs>
     <ds:schemaRef ds:uri="http://schemas.openxmlformats.org/officeDocument/2006/relationships"/>

--- a/src/assets/resume.docx
+++ b/src/assets/resume.docx
@@ -4,7 +4,7 @@
   <w:body>
     <w:p>
       <w:pPr>
-        <w:pStyle w:val="Normal1"/>
+        <w:pStyle w:val="LOnormal"/>
         <w:jc w:val="right"/>
         <w:rPr>
           <w:b/>
@@ -26,7 +26,7 @@
     </w:p>
     <w:p>
       <w:pPr>
-        <w:pStyle w:val="Normal1"/>
+        <w:pStyle w:val="LOnormal"/>
         <w:jc w:val="right"/>
         <w:rPr>
           <w:rFonts w:ascii="Arial" w:hAnsi="Arial" w:eastAsia="Arial" w:cs="Arial"/>
@@ -49,7 +49,7 @@
     </w:p>
     <w:p>
       <w:pPr>
-        <w:pStyle w:val="Normal1"/>
+        <w:pStyle w:val="LOnormal"/>
         <w:jc w:val="right"/>
         <w:rPr>
           <w:rFonts w:ascii="Arial" w:hAnsi="Arial" w:eastAsia="Arial" w:cs="Arial"/>
@@ -82,18 +82,7 @@
           <w:sz w:val="20"/>
           <w:szCs w:val="20"/>
         </w:rPr>
-        <w:t xml:space="preserve"> </w:t>
-      </w:r>
-      <w:r>
-        <w:rPr>
-          <w:rFonts w:eastAsia="Arial" w:cs="Arial" w:ascii="Arial" w:hAnsi="Arial"/>
-          <w:b/>
-          <w:smallCaps/>
-          <w:color w:val="000000"/>
-          <w:sz w:val="20"/>
-          <w:szCs w:val="20"/>
-        </w:rPr>
-        <w:t xml:space="preserve">| </w:t>
+        <w:t xml:space="preserve"> | </w:t>
       </w:r>
       <w:r>
         <w:rPr>
@@ -143,7 +132,7 @@
     </w:p>
     <w:p>
       <w:pPr>
-        <w:pStyle w:val="Normal1"/>
+        <w:pStyle w:val="LOnormal"/>
         <w:spacing w:lineRule="auto" w:line="276" w:before="28" w:after="28"/>
         <w:ind w:left="720" w:right="0" w:hanging="0"/>
         <w:rPr>
@@ -163,7 +152,7 @@
     </w:p>
     <w:p>
       <w:pPr>
-        <w:pStyle w:val="Normal1"/>
+        <w:pStyle w:val="LOnormal"/>
         <w:spacing w:lineRule="auto" w:line="240" w:before="28" w:after="28"/>
         <w:ind w:left="720" w:right="0" w:hanging="0"/>
         <w:rPr>
@@ -178,7 +167,7 @@
     </w:p>
     <w:p>
       <w:pPr>
-        <w:pStyle w:val="Normal1"/>
+        <w:pStyle w:val="LOnormal"/>
         <w:spacing w:lineRule="auto" w:line="240" w:before="28" w:after="28"/>
         <w:rPr>
           <w:b/>
@@ -194,7 +183,7 @@
     </w:p>
     <w:p>
       <w:pPr>
-        <w:pStyle w:val="Normal1"/>
+        <w:pStyle w:val="LOnormal"/>
         <w:numPr>
           <w:ilvl w:val="0"/>
           <w:numId w:val="9"/>
@@ -219,7 +208,7 @@
     </w:p>
     <w:p>
       <w:pPr>
-        <w:pStyle w:val="Normal1"/>
+        <w:pStyle w:val="LOnormal"/>
         <w:numPr>
           <w:ilvl w:val="0"/>
           <w:numId w:val="9"/>
@@ -244,7 +233,7 @@
     </w:p>
     <w:p>
       <w:pPr>
-        <w:pStyle w:val="Normal1"/>
+        <w:pStyle w:val="LOnormal"/>
         <w:numPr>
           <w:ilvl w:val="0"/>
           <w:numId w:val="9"/>
@@ -269,7 +258,7 @@
     </w:p>
     <w:p>
       <w:pPr>
-        <w:pStyle w:val="Normal1"/>
+        <w:pStyle w:val="LOnormal"/>
         <w:numPr>
           <w:ilvl w:val="0"/>
           <w:numId w:val="9"/>
@@ -294,7 +283,7 @@
     </w:p>
     <w:p>
       <w:pPr>
-        <w:pStyle w:val="Normal1"/>
+        <w:pStyle w:val="LOnormal"/>
         <w:numPr>
           <w:ilvl w:val="0"/>
           <w:numId w:val="9"/>
@@ -343,7 +332,7 @@
     </w:p>
     <w:p>
       <w:pPr>
-        <w:pStyle w:val="Normal1"/>
+        <w:pStyle w:val="LOnormal"/>
         <w:spacing w:lineRule="auto" w:line="240" w:before="28" w:after="28"/>
         <w:ind w:left="720" w:right="0" w:hanging="0"/>
         <w:rPr>
@@ -364,7 +353,7 @@
     </w:p>
     <w:p>
       <w:pPr>
-        <w:pStyle w:val="Normal1"/>
+        <w:pStyle w:val="LOnormal"/>
         <w:numPr>
           <w:ilvl w:val="0"/>
           <w:numId w:val="12"/>
@@ -387,7 +376,7 @@
     </w:p>
     <w:p>
       <w:pPr>
-        <w:pStyle w:val="Normal1"/>
+        <w:pStyle w:val="LOnormal"/>
         <w:numPr>
           <w:ilvl w:val="0"/>
           <w:numId w:val="12"/>
@@ -410,7 +399,7 @@
     </w:p>
     <w:p>
       <w:pPr>
-        <w:pStyle w:val="Normal1"/>
+        <w:pStyle w:val="LOnormal"/>
         <w:spacing w:lineRule="auto" w:line="240" w:before="28" w:after="28"/>
         <w:ind w:left="720" w:right="0" w:hanging="0"/>
         <w:rPr>
@@ -431,7 +420,7 @@
     </w:p>
     <w:p>
       <w:pPr>
-        <w:pStyle w:val="Normal1"/>
+        <w:pStyle w:val="LOnormal"/>
         <w:numPr>
           <w:ilvl w:val="0"/>
           <w:numId w:val="3"/>
@@ -456,7 +445,7 @@
     </w:p>
     <w:p>
       <w:pPr>
-        <w:pStyle w:val="Normal1"/>
+        <w:pStyle w:val="LOnormal"/>
         <w:numPr>
           <w:ilvl w:val="0"/>
           <w:numId w:val="3"/>
@@ -481,7 +470,7 @@
     </w:p>
     <w:p>
       <w:pPr>
-        <w:pStyle w:val="Normal1"/>
+        <w:pStyle w:val="LOnormal"/>
         <w:spacing w:lineRule="auto" w:line="240" w:before="28" w:after="28"/>
         <w:ind w:left="720" w:right="0" w:hanging="0"/>
         <w:rPr>
@@ -502,7 +491,7 @@
     </w:p>
     <w:p>
       <w:pPr>
-        <w:pStyle w:val="Normal1"/>
+        <w:pStyle w:val="LOnormal"/>
         <w:numPr>
           <w:ilvl w:val="0"/>
           <w:numId w:val="11"/>
@@ -533,7 +522,7 @@
     </w:p>
     <w:p>
       <w:pPr>
-        <w:pStyle w:val="Normal1"/>
+        <w:pStyle w:val="LOnormal"/>
         <w:numPr>
           <w:ilvl w:val="0"/>
           <w:numId w:val="11"/>
@@ -556,7 +545,7 @@
     </w:p>
     <w:p>
       <w:pPr>
-        <w:pStyle w:val="Normal1"/>
+        <w:pStyle w:val="LOnormal"/>
         <w:numPr>
           <w:ilvl w:val="0"/>
           <w:numId w:val="11"/>
@@ -579,7 +568,7 @@
     </w:p>
     <w:p>
       <w:pPr>
-        <w:pStyle w:val="Normal1"/>
+        <w:pStyle w:val="LOnormal"/>
         <w:numPr>
           <w:ilvl w:val="0"/>
           <w:numId w:val="11"/>
@@ -602,7 +591,7 @@
     </w:p>
     <w:p>
       <w:pPr>
-        <w:pStyle w:val="Normal1"/>
+        <w:pStyle w:val="LOnormal"/>
         <w:numPr>
           <w:ilvl w:val="0"/>
           <w:numId w:val="11"/>
@@ -625,7 +614,7 @@
     </w:p>
     <w:p>
       <w:pPr>
-        <w:pStyle w:val="Normal1"/>
+        <w:pStyle w:val="LOnormal"/>
         <w:numPr>
           <w:ilvl w:val="0"/>
           <w:numId w:val="11"/>
@@ -648,7 +637,7 @@
     </w:p>
     <w:p>
       <w:pPr>
-        <w:pStyle w:val="Normal1"/>
+        <w:pStyle w:val="LOnormal"/>
         <w:spacing w:lineRule="auto" w:line="240" w:before="28" w:after="28"/>
         <w:ind w:left="720" w:right="0" w:hanging="0"/>
         <w:rPr>
@@ -669,7 +658,7 @@
     </w:p>
     <w:p>
       <w:pPr>
-        <w:pStyle w:val="Normal1"/>
+        <w:pStyle w:val="LOnormal"/>
         <w:numPr>
           <w:ilvl w:val="0"/>
           <w:numId w:val="1"/>
@@ -703,7 +692,7 @@
     </w:p>
     <w:p>
       <w:pPr>
-        <w:pStyle w:val="Normal1"/>
+        <w:pStyle w:val="LOnormal"/>
         <w:numPr>
           <w:ilvl w:val="0"/>
           <w:numId w:val="1"/>
@@ -737,7 +726,7 @@
     </w:p>
     <w:p>
       <w:pPr>
-        <w:pStyle w:val="Normal1"/>
+        <w:pStyle w:val="LOnormal"/>
         <w:spacing w:lineRule="auto" w:line="240" w:before="28" w:after="28"/>
         <w:ind w:left="720" w:right="0" w:hanging="0"/>
         <w:rPr>
@@ -760,7 +749,7 @@
     </w:p>
     <w:p>
       <w:pPr>
-        <w:pStyle w:val="Normal1"/>
+        <w:pStyle w:val="LOnormal"/>
         <w:numPr>
           <w:ilvl w:val="0"/>
           <w:numId w:val="6"/>
@@ -785,7 +774,7 @@
     </w:p>
     <w:p>
       <w:pPr>
-        <w:pStyle w:val="Normal1"/>
+        <w:pStyle w:val="LOnormal"/>
         <w:numPr>
           <w:ilvl w:val="0"/>
           <w:numId w:val="6"/>
@@ -810,7 +799,7 @@
     </w:p>
     <w:p>
       <w:pPr>
-        <w:pStyle w:val="Normal1"/>
+        <w:pStyle w:val="LOnormal"/>
         <w:numPr>
           <w:ilvl w:val="0"/>
           <w:numId w:val="6"/>
@@ -835,7 +824,7 @@
     </w:p>
     <w:p>
       <w:pPr>
-        <w:pStyle w:val="Normal1"/>
+        <w:pStyle w:val="LOnormal"/>
         <w:numPr>
           <w:ilvl w:val="0"/>
           <w:numId w:val="6"/>
@@ -860,7 +849,7 @@
     </w:p>
     <w:p>
       <w:pPr>
-        <w:pStyle w:val="Normal1"/>
+        <w:pStyle w:val="LOnormal"/>
         <w:numPr>
           <w:ilvl w:val="0"/>
           <w:numId w:val="6"/>
@@ -885,7 +874,7 @@
     </w:p>
     <w:p>
       <w:pPr>
-        <w:pStyle w:val="Normal1"/>
+        <w:pStyle w:val="LOnormal"/>
         <w:spacing w:lineRule="auto" w:line="276" w:before="28" w:after="28"/>
         <w:ind w:left="720" w:hanging="0"/>
         <w:rPr>
@@ -908,7 +897,7 @@
     </w:p>
     <w:p>
       <w:pPr>
-        <w:pStyle w:val="Normal1"/>
+        <w:pStyle w:val="LOnormal"/>
         <w:numPr>
           <w:ilvl w:val="0"/>
           <w:numId w:val="7"/>
@@ -933,7 +922,7 @@
     </w:p>
     <w:p>
       <w:pPr>
-        <w:pStyle w:val="Normal1"/>
+        <w:pStyle w:val="LOnormal"/>
         <w:numPr>
           <w:ilvl w:val="0"/>
           <w:numId w:val="7"/>
@@ -958,7 +947,7 @@
     </w:p>
     <w:p>
       <w:pPr>
-        <w:pStyle w:val="Normal1"/>
+        <w:pStyle w:val="LOnormal"/>
         <w:numPr>
           <w:ilvl w:val="0"/>
           <w:numId w:val="7"/>
@@ -983,7 +972,7 @@
     </w:p>
     <w:p>
       <w:pPr>
-        <w:pStyle w:val="Normal1"/>
+        <w:pStyle w:val="LOnormal"/>
         <w:spacing w:lineRule="auto" w:line="240" w:before="28" w:after="28"/>
         <w:ind w:right="0" w:hanging="0"/>
         <w:rPr>
@@ -1002,7 +991,7 @@
     </w:p>
     <w:p>
       <w:pPr>
-        <w:pStyle w:val="Normal1"/>
+        <w:pStyle w:val="LOnormal"/>
         <w:spacing w:lineRule="auto" w:line="240" w:before="28" w:after="28"/>
         <w:ind w:right="0" w:hanging="0"/>
         <w:rPr>
@@ -1021,7 +1010,7 @@
     </w:p>
     <w:p>
       <w:pPr>
-        <w:pStyle w:val="Normal1"/>
+        <w:pStyle w:val="LOnormal"/>
         <w:spacing w:lineRule="auto" w:line="276" w:before="0" w:after="0"/>
         <w:rPr>
           <w:b/>
@@ -1037,7 +1026,7 @@
     </w:p>
     <w:p>
       <w:pPr>
-        <w:pStyle w:val="Normal1"/>
+        <w:pStyle w:val="LOnormal"/>
         <w:spacing w:lineRule="auto" w:line="276" w:before="0" w:after="0"/>
         <w:rPr>
           <w:rFonts w:ascii="Arial" w:hAnsi="Arial" w:eastAsia="Arial" w:cs="Arial"/>
@@ -1062,7 +1051,7 @@
           <w:sz w:val="18"/>
           <w:szCs w:val="18"/>
         </w:rPr>
-        <w:t xml:space="preserve">MAR </w:t>
+        <w:t xml:space="preserve">MAR 2023 – </w:t>
       </w:r>
       <w:r>
         <w:rPr>
@@ -1071,7 +1060,7 @@
           <w:sz w:val="18"/>
           <w:szCs w:val="18"/>
         </w:rPr>
-        <w:t>2023</w:t>
+        <w:t>DEC</w:t>
       </w:r>
       <w:r>
         <w:rPr>
@@ -1080,16 +1069,7 @@
           <w:sz w:val="18"/>
           <w:szCs w:val="18"/>
         </w:rPr>
-        <w:t xml:space="preserve"> – </w:t>
-      </w:r>
-      <w:r>
-        <w:rPr>
-          <w:rFonts w:eastAsia="Arial" w:cs="Arial" w:ascii="Arial" w:hAnsi="Arial"/>
-          <w:b/>
-          <w:sz w:val="18"/>
-          <w:szCs w:val="18"/>
-        </w:rPr>
-        <w:t>JUN2024</w:t>
+        <w:t>2024</w:t>
       </w:r>
       <w:r>
         <w:rPr>
@@ -1154,7 +1134,7 @@
     </w:p>
     <w:p>
       <w:pPr>
-        <w:pStyle w:val="Normal1"/>
+        <w:pStyle w:val="LOnormal"/>
         <w:numPr>
           <w:ilvl w:val="0"/>
           <w:numId w:val="2"/>
@@ -1178,7 +1158,7 @@
     </w:p>
     <w:p>
       <w:pPr>
-        <w:pStyle w:val="Normal1"/>
+        <w:pStyle w:val="LOnormal"/>
         <w:spacing w:lineRule="auto" w:line="276" w:before="0" w:after="0"/>
         <w:rPr>
           <w:rFonts w:ascii="Arial" w:hAnsi="Arial" w:eastAsia="Arial" w:cs="Arial"/>
@@ -1268,7 +1248,7 @@
     </w:p>
     <w:p>
       <w:pPr>
-        <w:pStyle w:val="Normal1"/>
+        <w:pStyle w:val="LOnormal"/>
         <w:numPr>
           <w:ilvl w:val="0"/>
           <w:numId w:val="2"/>
@@ -1292,7 +1272,7 @@
     </w:p>
     <w:p>
       <w:pPr>
-        <w:pStyle w:val="Normal1"/>
+        <w:pStyle w:val="LOnormal"/>
         <w:spacing w:lineRule="auto" w:line="276" w:before="28" w:after="28"/>
         <w:ind w:left="720" w:hanging="0"/>
         <w:rPr>
@@ -1313,7 +1293,7 @@
     </w:p>
     <w:p>
       <w:pPr>
-        <w:pStyle w:val="Normal1"/>
+        <w:pStyle w:val="LOnormal"/>
         <w:numPr>
           <w:ilvl w:val="0"/>
           <w:numId w:val="18"/>
@@ -1338,7 +1318,7 @@
     </w:p>
     <w:p>
       <w:pPr>
-        <w:pStyle w:val="Normal1"/>
+        <w:pStyle w:val="LOnormal"/>
         <w:spacing w:lineRule="auto" w:line="276" w:before="0" w:after="0"/>
         <w:rPr>
           <w:rFonts w:ascii="Arial" w:hAnsi="Arial" w:eastAsia="Arial" w:cs="Arial"/>
@@ -1413,7 +1393,7 @@
     </w:p>
     <w:p>
       <w:pPr>
-        <w:pStyle w:val="Normal1"/>
+        <w:pStyle w:val="LOnormal"/>
         <w:numPr>
           <w:ilvl w:val="0"/>
           <w:numId w:val="13"/>
@@ -1438,7 +1418,7 @@
     </w:p>
     <w:p>
       <w:pPr>
-        <w:pStyle w:val="Normal1"/>
+        <w:pStyle w:val="LOnormal"/>
         <w:spacing w:lineRule="auto" w:line="276" w:before="28" w:after="28"/>
         <w:ind w:left="720" w:hanging="0"/>
         <w:rPr>
@@ -1459,7 +1439,7 @@
     </w:p>
     <w:p>
       <w:pPr>
-        <w:pStyle w:val="Normal1"/>
+        <w:pStyle w:val="LOnormal"/>
         <w:numPr>
           <w:ilvl w:val="0"/>
           <w:numId w:val="5"/>
@@ -1484,7 +1464,7 @@
     </w:p>
     <w:p>
       <w:pPr>
-        <w:pStyle w:val="Normal1"/>
+        <w:pStyle w:val="LOnormal"/>
         <w:numPr>
           <w:ilvl w:val="0"/>
           <w:numId w:val="5"/>
@@ -1509,7 +1489,7 @@
     </w:p>
     <w:p>
       <w:pPr>
-        <w:pStyle w:val="Normal1"/>
+        <w:pStyle w:val="LOnormal"/>
         <w:spacing w:lineRule="auto" w:line="276" w:before="0" w:after="0"/>
         <w:rPr>
           <w:rFonts w:ascii="Arial" w:hAnsi="Arial" w:eastAsia="Arial" w:cs="Arial"/>
@@ -1573,7 +1553,7 @@
     </w:p>
     <w:p>
       <w:pPr>
-        <w:pStyle w:val="Normal1"/>
+        <w:pStyle w:val="LOnormal"/>
         <w:numPr>
           <w:ilvl w:val="0"/>
           <w:numId w:val="10"/>
@@ -1595,7 +1575,7 @@
     </w:p>
     <w:p>
       <w:pPr>
-        <w:pStyle w:val="Normal1"/>
+        <w:pStyle w:val="LOnormal"/>
         <w:numPr>
           <w:ilvl w:val="0"/>
           <w:numId w:val="10"/>
@@ -1626,7 +1606,7 @@
     </w:p>
     <w:p>
       <w:pPr>
-        <w:pStyle w:val="Normal1"/>
+        <w:pStyle w:val="LOnormal"/>
         <w:spacing w:lineRule="auto" w:line="276" w:before="28" w:after="28"/>
         <w:ind w:left="720" w:hanging="0"/>
         <w:rPr>
@@ -1647,7 +1627,7 @@
     </w:p>
     <w:p>
       <w:pPr>
-        <w:pStyle w:val="Normal1"/>
+        <w:pStyle w:val="LOnormal"/>
         <w:numPr>
           <w:ilvl w:val="0"/>
           <w:numId w:val="8"/>
@@ -1670,7 +1650,7 @@
     </w:p>
     <w:p>
       <w:pPr>
-        <w:pStyle w:val="Normal1"/>
+        <w:pStyle w:val="LOnormal"/>
         <w:numPr>
           <w:ilvl w:val="0"/>
           <w:numId w:val="8"/>
@@ -1693,7 +1673,7 @@
     </w:p>
     <w:p>
       <w:pPr>
-        <w:pStyle w:val="Normal1"/>
+        <w:pStyle w:val="LOnormal"/>
         <w:spacing w:lineRule="auto" w:line="276" w:before="28" w:after="28"/>
         <w:ind w:left="720" w:right="0" w:hanging="0"/>
         <w:rPr>
@@ -1714,7 +1694,7 @@
     </w:p>
     <w:p>
       <w:pPr>
-        <w:pStyle w:val="Normal1"/>
+        <w:pStyle w:val="LOnormal"/>
         <w:numPr>
           <w:ilvl w:val="0"/>
           <w:numId w:val="16"/>
@@ -1737,7 +1717,7 @@
     </w:p>
     <w:p>
       <w:pPr>
-        <w:pStyle w:val="Normal1"/>
+        <w:pStyle w:val="LOnormal"/>
         <w:numPr>
           <w:ilvl w:val="0"/>
           <w:numId w:val="16"/>
@@ -1760,7 +1740,7 @@
     </w:p>
     <w:p>
       <w:pPr>
-        <w:pStyle w:val="Normal1"/>
+        <w:pStyle w:val="LOnormal"/>
         <w:spacing w:lineRule="auto" w:line="276" w:before="0" w:after="0"/>
         <w:rPr>
           <w:rFonts w:ascii="Arial" w:hAnsi="Arial" w:eastAsia="Arial" w:cs="Arial"/>
@@ -1781,7 +1761,7 @@
     </w:p>
     <w:p>
       <w:pPr>
-        <w:pStyle w:val="Normal1"/>
+        <w:pStyle w:val="LOnormal"/>
         <w:spacing w:lineRule="auto" w:line="276" w:before="0" w:after="0"/>
         <w:rPr>
           <w:rFonts w:ascii="Arial" w:hAnsi="Arial" w:eastAsia="Arial" w:cs="Arial"/>
@@ -1802,7 +1782,7 @@
     </w:p>
     <w:p>
       <w:pPr>
-        <w:pStyle w:val="Normal1"/>
+        <w:pStyle w:val="LOnormal"/>
         <w:spacing w:lineRule="auto" w:line="276" w:before="0" w:after="0"/>
         <w:rPr>
           <w:rFonts w:ascii="Arial" w:hAnsi="Arial" w:eastAsia="Arial" w:cs="Arial"/>
@@ -1823,7 +1803,7 @@
     </w:p>
     <w:p>
       <w:pPr>
-        <w:pStyle w:val="Normal1"/>
+        <w:pStyle w:val="LOnormal"/>
         <w:spacing w:lineRule="auto" w:line="276" w:before="0" w:after="0"/>
         <w:rPr>
           <w:rFonts w:ascii="Arial" w:hAnsi="Arial" w:eastAsia="Arial" w:cs="Arial"/>
@@ -1844,7 +1824,7 @@
     </w:p>
     <w:p>
       <w:pPr>
-        <w:pStyle w:val="Normal1"/>
+        <w:pStyle w:val="LOnormal"/>
         <w:spacing w:lineRule="auto" w:line="276" w:before="0" w:after="0"/>
         <w:rPr>
           <w:rFonts w:ascii="Arial" w:hAnsi="Arial" w:eastAsia="Arial" w:cs="Arial"/>
@@ -1865,7 +1845,7 @@
     </w:p>
     <w:p>
       <w:pPr>
-        <w:pStyle w:val="Normal1"/>
+        <w:pStyle w:val="LOnormal"/>
         <w:spacing w:lineRule="auto" w:line="276" w:before="0" w:after="0"/>
         <w:rPr>
           <w:rFonts w:ascii="Arial" w:hAnsi="Arial" w:eastAsia="Arial" w:cs="Arial"/>
@@ -1934,7 +1914,7 @@
     </w:p>
     <w:p>
       <w:pPr>
-        <w:pStyle w:val="Normal1"/>
+        <w:pStyle w:val="LOnormal"/>
         <w:numPr>
           <w:ilvl w:val="0"/>
           <w:numId w:val="17"/>
@@ -1957,7 +1937,7 @@
     </w:p>
     <w:p>
       <w:pPr>
-        <w:pStyle w:val="Normal1"/>
+        <w:pStyle w:val="LOnormal"/>
         <w:numPr>
           <w:ilvl w:val="0"/>
           <w:numId w:val="17"/>
@@ -1980,7 +1960,7 @@
     </w:p>
     <w:p>
       <w:pPr>
-        <w:pStyle w:val="Normal1"/>
+        <w:pStyle w:val="LOnormal"/>
         <w:numPr>
           <w:ilvl w:val="0"/>
           <w:numId w:val="17"/>
@@ -2003,7 +1983,7 @@
     </w:p>
     <w:p>
       <w:pPr>
-        <w:pStyle w:val="Normal1"/>
+        <w:pStyle w:val="LOnormal"/>
         <w:numPr>
           <w:ilvl w:val="0"/>
           <w:numId w:val="17"/>
@@ -2026,7 +2006,7 @@
     </w:p>
     <w:p>
       <w:pPr>
-        <w:pStyle w:val="Normal1"/>
+        <w:pStyle w:val="LOnormal"/>
         <w:numPr>
           <w:ilvl w:val="0"/>
           <w:numId w:val="17"/>
@@ -2049,7 +2029,7 @@
     </w:p>
     <w:p>
       <w:pPr>
-        <w:pStyle w:val="Normal1"/>
+        <w:pStyle w:val="LOnormal"/>
         <w:spacing w:lineRule="auto" w:line="276" w:before="28" w:after="28"/>
         <w:ind w:left="720" w:right="0" w:hanging="0"/>
         <w:rPr>
@@ -2070,7 +2050,7 @@
     </w:p>
     <w:p>
       <w:pPr>
-        <w:pStyle w:val="Normal1"/>
+        <w:pStyle w:val="LOnormal"/>
         <w:numPr>
           <w:ilvl w:val="0"/>
           <w:numId w:val="14"/>
@@ -2093,7 +2073,7 @@
     </w:p>
     <w:p>
       <w:pPr>
-        <w:pStyle w:val="Normal1"/>
+        <w:pStyle w:val="LOnormal"/>
         <w:numPr>
           <w:ilvl w:val="0"/>
           <w:numId w:val="14"/>
@@ -2130,7 +2110,7 @@
     </w:p>
     <w:p>
       <w:pPr>
-        <w:pStyle w:val="Normal1"/>
+        <w:pStyle w:val="LOnormal"/>
         <w:numPr>
           <w:ilvl w:val="0"/>
           <w:numId w:val="14"/>
@@ -2161,7 +2141,7 @@
     </w:p>
     <w:p>
       <w:pPr>
-        <w:pStyle w:val="Normal1"/>
+        <w:pStyle w:val="LOnormal"/>
         <w:spacing w:lineRule="auto" w:line="276" w:before="28" w:after="28"/>
         <w:ind w:left="720" w:right="0" w:hanging="0"/>
         <w:rPr>
@@ -2182,7 +2162,7 @@
     </w:p>
     <w:p>
       <w:pPr>
-        <w:pStyle w:val="Normal1"/>
+        <w:pStyle w:val="LOnormal"/>
         <w:numPr>
           <w:ilvl w:val="0"/>
           <w:numId w:val="15"/>
@@ -2205,7 +2185,7 @@
     </w:p>
     <w:p>
       <w:pPr>
-        <w:pStyle w:val="Normal1"/>
+        <w:pStyle w:val="LOnormal"/>
         <w:numPr>
           <w:ilvl w:val="0"/>
           <w:numId w:val="15"/>
@@ -2236,7 +2216,7 @@
     </w:p>
     <w:p>
       <w:pPr>
-        <w:pStyle w:val="Normal1"/>
+        <w:pStyle w:val="LOnormal"/>
         <w:numPr>
           <w:ilvl w:val="0"/>
           <w:numId w:val="15"/>
@@ -2259,7 +2239,7 @@
     </w:p>
     <w:p>
       <w:pPr>
-        <w:pStyle w:val="Normal1"/>
+        <w:pStyle w:val="LOnormal"/>
         <w:numPr>
           <w:ilvl w:val="0"/>
           <w:numId w:val="15"/>
@@ -2282,7 +2262,7 @@
     </w:p>
     <w:p>
       <w:pPr>
-        <w:pStyle w:val="Normal1"/>
+        <w:pStyle w:val="LOnormal"/>
         <w:spacing w:lineRule="auto" w:line="240" w:before="28" w:after="28"/>
         <w:rPr>
           <w:rFonts w:ascii="Arial" w:hAnsi="Arial" w:eastAsia="Arial" w:cs="Arial"/>
@@ -2305,7 +2285,7 @@
     </w:p>
     <w:p>
       <w:pPr>
-        <w:pStyle w:val="Normal1"/>
+        <w:pStyle w:val="LOnormal"/>
         <w:spacing w:lineRule="auto" w:line="276"/>
         <w:rPr>
           <w:rFonts w:ascii="Arial" w:hAnsi="Arial" w:eastAsia="Arial" w:cs="Arial"/>
@@ -2324,7 +2304,7 @@
     </w:p>
     <w:p>
       <w:pPr>
-        <w:pStyle w:val="Normal1"/>
+        <w:pStyle w:val="LOnormal"/>
         <w:spacing w:lineRule="auto" w:line="240" w:before="0" w:after="292"/>
         <w:ind w:left="0" w:right="0" w:hanging="0"/>
         <w:rPr>
@@ -2343,7 +2323,7 @@
     </w:p>
     <w:p>
       <w:pPr>
-        <w:pStyle w:val="Normal1"/>
+        <w:pStyle w:val="LOnormal"/>
         <w:rPr>
           <w:rFonts w:ascii="Arial" w:hAnsi="Arial" w:eastAsia="Arial" w:cs="Arial"/>
           <w:i/>
@@ -2380,7 +2360,7 @@
     </w:p>
     <w:p>
       <w:pPr>
-        <w:pStyle w:val="Normal1"/>
+        <w:pStyle w:val="LOnormal"/>
         <w:spacing w:lineRule="auto" w:line="276" w:before="28" w:after="28"/>
         <w:ind w:left="720" w:right="0" w:hanging="0"/>
         <w:rPr>
@@ -2401,7 +2381,7 @@
     </w:p>
     <w:p>
       <w:pPr>
-        <w:pStyle w:val="Normal1"/>
+        <w:pStyle w:val="LOnormal"/>
         <w:numPr>
           <w:ilvl w:val="0"/>
           <w:numId w:val="4"/>
@@ -2426,7 +2406,7 @@
     </w:p>
     <w:p>
       <w:pPr>
-        <w:pStyle w:val="Normal1"/>
+        <w:pStyle w:val="LOnormal"/>
         <w:numPr>
           <w:ilvl w:val="0"/>
           <w:numId w:val="4"/>
@@ -2459,7 +2439,7 @@
     </w:p>
     <w:p>
       <w:pPr>
-        <w:pStyle w:val="Normal1"/>
+        <w:pStyle w:val="LOnormal"/>
         <w:numPr>
           <w:ilvl w:val="0"/>
           <w:numId w:val="4"/>
@@ -2482,7 +2462,7 @@
     </w:p>
     <w:p>
       <w:pPr>
-        <w:pStyle w:val="Normal1"/>
+        <w:pStyle w:val="LOnormal"/>
         <w:numPr>
           <w:ilvl w:val="0"/>
           <w:numId w:val="4"/>
@@ -2505,7 +2485,7 @@
     </w:p>
     <w:p>
       <w:pPr>
-        <w:pStyle w:val="Normal1"/>
+        <w:pStyle w:val="LOnormal"/>
         <w:spacing w:lineRule="auto" w:line="276" w:before="0" w:after="292"/>
         <w:ind w:left="1440" w:right="0" w:hanging="0"/>
         <w:rPr>
@@ -2537,7 +2517,7 @@
     </w:p>
     <w:p>
       <w:pPr>
-        <w:pStyle w:val="Normal1"/>
+        <w:pStyle w:val="LOnormal"/>
         <w:spacing w:lineRule="auto" w:line="240" w:before="28" w:after="292"/>
         <w:ind w:left="720" w:right="0" w:hanging="0"/>
         <w:rPr>
@@ -5431,8 +5411,8 @@
   </w:style>
   <w:style w:type="paragraph" w:styleId="Heading1">
     <w:name w:val="Heading 1"/>
-    <w:basedOn w:val="Normal1"/>
-    <w:next w:val="Normal1"/>
+    <w:basedOn w:val="LOnormal"/>
+    <w:next w:val="LOnormal"/>
     <w:qFormat/>
     <w:pPr>
       <w:keepNext w:val="true"/>
@@ -5448,8 +5428,8 @@
   </w:style>
   <w:style w:type="paragraph" w:styleId="Heading2">
     <w:name w:val="Heading 2"/>
-    <w:basedOn w:val="Normal1"/>
-    <w:next w:val="Normal1"/>
+    <w:basedOn w:val="LOnormal"/>
+    <w:next w:val="LOnormal"/>
     <w:qFormat/>
     <w:pPr>
       <w:keepNext w:val="true"/>
@@ -5465,8 +5445,8 @@
   </w:style>
   <w:style w:type="paragraph" w:styleId="Heading3">
     <w:name w:val="Heading 3"/>
-    <w:basedOn w:val="Normal1"/>
-    <w:next w:val="Normal1"/>
+    <w:basedOn w:val="LOnormal"/>
+    <w:next w:val="LOnormal"/>
     <w:qFormat/>
     <w:pPr>
       <w:keepNext w:val="true"/>
@@ -5482,8 +5462,8 @@
   </w:style>
   <w:style w:type="paragraph" w:styleId="Heading4">
     <w:name w:val="Heading 4"/>
-    <w:basedOn w:val="Normal1"/>
-    <w:next w:val="Normal1"/>
+    <w:basedOn w:val="LOnormal"/>
+    <w:next w:val="LOnormal"/>
     <w:qFormat/>
     <w:pPr>
       <w:keepNext w:val="true"/>
@@ -5499,8 +5479,8 @@
   </w:style>
   <w:style w:type="paragraph" w:styleId="Heading5">
     <w:name w:val="Heading 5"/>
-    <w:basedOn w:val="Normal1"/>
-    <w:next w:val="Normal1"/>
+    <w:basedOn w:val="LOnormal"/>
+    <w:next w:val="LOnormal"/>
     <w:qFormat/>
     <w:pPr>
       <w:keepNext w:val="true"/>
@@ -5516,8 +5496,8 @@
   </w:style>
   <w:style w:type="paragraph" w:styleId="Heading6">
     <w:name w:val="Heading 6"/>
-    <w:basedOn w:val="Normal1"/>
-    <w:next w:val="Normal1"/>
+    <w:basedOn w:val="LOnormal"/>
+    <w:next w:val="LOnormal"/>
     <w:qFormat/>
     <w:pPr>
       <w:keepNext w:val="true"/>
@@ -5567,7 +5547,7 @@
   </w:style>
   <w:style w:type="paragraph" w:styleId="Heading">
     <w:name w:val="Heading"/>
-    <w:basedOn w:val="Normal1"/>
+    <w:basedOn w:val="LOnormal"/>
     <w:next w:val="TextBody"/>
     <w:qFormat/>
     <w:pPr>
@@ -5582,7 +5562,7 @@
   </w:style>
   <w:style w:type="paragraph" w:styleId="TextBody">
     <w:name w:val="Body Text"/>
-    <w:basedOn w:val="Normal1"/>
+    <w:basedOn w:val="LOnormal"/>
     <w:pPr>
       <w:spacing w:before="0" w:after="120"/>
     </w:pPr>
@@ -5596,7 +5576,7 @@
   </w:style>
   <w:style w:type="paragraph" w:styleId="Caption">
     <w:name w:val="Caption"/>
-    <w:basedOn w:val="Normal1"/>
+    <w:basedOn w:val="LOnormal"/>
     <w:qFormat/>
     <w:pPr>
       <w:suppressLineNumbers/>
@@ -5611,18 +5591,19 @@
   </w:style>
   <w:style w:type="paragraph" w:styleId="Index">
     <w:name w:val="Index"/>
-    <w:basedOn w:val="Normal1"/>
+    <w:basedOn w:val="LOnormal"/>
     <w:qFormat/>
     <w:pPr>
       <w:suppressLineNumbers/>
     </w:pPr>
     <w:rPr/>
   </w:style>
-  <w:style w:type="paragraph" w:styleId="Normal1" w:default="1">
+  <w:style w:type="paragraph" w:styleId="LOnormal" w:default="1">
     <w:name w:val="LO-normal"/>
     <w:qFormat/>
     <w:pPr>
       <w:widowControl/>
+      <w:suppressAutoHyphens w:val="true"/>
       <w:bidi w:val="0"/>
       <w:spacing w:before="0" w:after="0"/>
       <w:jc w:val="left"/>
@@ -5638,8 +5619,8 @@
   </w:style>
   <w:style w:type="paragraph" w:styleId="Title">
     <w:name w:val="Title"/>
-    <w:basedOn w:val="Normal1"/>
-    <w:next w:val="Normal1"/>
+    <w:basedOn w:val="LOnormal"/>
+    <w:next w:val="LOnormal"/>
     <w:qFormat/>
     <w:pPr>
       <w:keepNext w:val="true"/>
@@ -5655,7 +5636,7 @@
   </w:style>
   <w:style w:type="paragraph" w:styleId="ListParagraph">
     <w:name w:val="List Paragraph"/>
-    <w:basedOn w:val="Normal1"/>
+    <w:basedOn w:val="LOnormal"/>
     <w:qFormat/>
     <w:pPr>
       <w:ind w:left="720" w:right="0" w:hanging="0"/>
@@ -5664,8 +5645,8 @@
   </w:style>
   <w:style w:type="paragraph" w:styleId="Subtitle">
     <w:name w:val="Subtitle"/>
-    <w:basedOn w:val="Normal1"/>
-    <w:next w:val="Normal1"/>
+    <w:basedOn w:val="LOnormal"/>
+    <w:next w:val="LOnormal"/>
     <w:qFormat/>
     <w:pPr>
       <w:keepNext w:val="true"/>

--- a/src/assets/resume.docx
+++ b/src/assets/resume.docx
@@ -1048,28 +1048,20 @@
         <w:rPr>
           <w:rFonts w:eastAsia="Arial" w:cs="Arial" w:ascii="Arial" w:hAnsi="Arial"/>
           <w:b/>
+          <w:smallCaps/>
+          <w:sz w:val="20"/>
+          <w:szCs w:val="20"/>
+        </w:rPr>
+        <w:t>DEC</w:t>
+      </w:r>
+      <w:r>
+        <w:rPr>
+          <w:rFonts w:eastAsia="Arial" w:cs="Arial" w:ascii="Arial" w:hAnsi="Arial"/>
+          <w:b/>
           <w:sz w:val="18"/>
           <w:szCs w:val="18"/>
         </w:rPr>
-        <w:t xml:space="preserve">MAR 2023 – </w:t>
-      </w:r>
-      <w:r>
-        <w:rPr>
-          <w:rFonts w:eastAsia="Arial" w:cs="Arial" w:ascii="Arial" w:hAnsi="Arial"/>
-          <w:b/>
-          <w:sz w:val="18"/>
-          <w:szCs w:val="18"/>
-        </w:rPr>
-        <w:t>DEC</w:t>
-      </w:r>
-      <w:r>
-        <w:rPr>
-          <w:rFonts w:eastAsia="Arial" w:cs="Arial" w:ascii="Arial" w:hAnsi="Arial"/>
-          <w:b/>
-          <w:sz w:val="18"/>
-          <w:szCs w:val="18"/>
-        </w:rPr>
-        <w:t>2024</w:t>
+        <w:t xml:space="preserve"> 2023 – DEC 2024</w:t>
       </w:r>
       <w:r>
         <w:rPr>
